--- a/8-资源管理/流程制度规范类文件/100101-运维工具管理制度.docx
+++ b/8-资源管理/流程制度规范类文件/100101-运维工具管理制度.docx
@@ -1,7 +1,6 @@
 
 <file path=word/document.xml><?xml version="1.0" encoding="utf-8"?>
-<w:document xmlns:wpc="http://schemas.microsoft.com/office/word/2010/wordprocessingCanvas" xmlns:mc="http://schemas.openxmlformats.org/markup-compatibility/2006" xmlns:o="urn:schemas-microsoft-com:office:office" xmlns:r="http://schemas.openxmlformats.org/officeDocument/2006/relationships" xmlns:m="http://schemas.openxmlformats.org/officeDocument/2006/math" xmlns:v="urn:schemas-microsoft-com:vml" xmlns:wp14="http://schemas.microsoft.com/office/word/2010/wordprocessingDrawing" xmlns:wp="http://schemas.openxmlformats.org/drawingml/2006/wordprocessingDrawing" xmlns:w10="urn:schemas-microsoft-com:office:word" xmlns:w="http://schemas.openxmlformats.org/wordprocessingml/2006/main" xmlns:w14="http://schemas.microsoft.com/office/word/2010/wordml" xmlns:w15="http://schemas.microsoft.com/office/word/2012/wordml" xmlns:wne="http://schemas.microsoft.com/office/word/2006/wordml" xmlns:wpg="http://schemas.microsoft.com/office/word/2010/wordprocessingGroup" xmlns:wpi="http://schemas.microsoft.com/office/word/2010/wordprocessingInk" xmlns:wps="http://schemas.microsoft.com/office/word/2010/wordprocessingShape" mc:Ignorable="w14 w15 wp14">
-  <!-- Generated by Aspose.Words for .NET 13.3.0.1 -->
+<w:document xmlns:wpc="http://schemas.microsoft.com/office/word/2010/wordprocessingCanvas" xmlns:mc="http://schemas.openxmlformats.org/markup-compatibility/2006" xmlns:o="urn:schemas-microsoft-com:office:office" xmlns:r="http://schemas.openxmlformats.org/officeDocument/2006/relationships" xmlns:m="http://schemas.openxmlformats.org/officeDocument/2006/math" xmlns:v="urn:schemas-microsoft-com:vml" xmlns:wp14="http://schemas.microsoft.com/office/word/2010/wordprocessingDrawing" xmlns:wp="http://schemas.openxmlformats.org/drawingml/2006/wordprocessingDrawing" xmlns:w="http://schemas.openxmlformats.org/wordprocessingml/2006/main" xmlns:w14="http://schemas.microsoft.com/office/word/2010/wordml" xmlns:w10="urn:schemas-microsoft-com:office:word" xmlns:w15="http://schemas.microsoft.com/office/word/2012/wordml" xmlns:wpg="http://schemas.microsoft.com/office/word/2010/wordprocessingGroup" xmlns:wpi="http://schemas.microsoft.com/office/word/2010/wordprocessingInk" xmlns:wne="http://schemas.microsoft.com/office/word/2006/wordml" xmlns:wps="http://schemas.microsoft.com/office/word/2010/wordprocessingShape" xmlns:wpsCustomData="http://www.wps.cn/officeDocument/2013/wpsCustomData" mc:Ignorable="w14 w15 wp14">
   <w:body>
     <w:p>
       <w:pPr>
@@ -15,7 +14,7 @@
         <w:spacing w:before="78" w:line="219" w:lineRule="auto"/>
         <w:ind w:left="25"/>
         <w:rPr>
-          <w:rFonts w:ascii="宋体" w:eastAsia="宋体" w:hAnsi="宋体" w:cs="宋体" w:hint="default"/>
+          <w:rFonts w:hint="default" w:ascii="宋体" w:hAnsi="宋体" w:eastAsia="宋体" w:cs="宋体"/>
           <w:sz w:val="24"/>
           <w:szCs w:val="24"/>
           <w:lang w:val="en-US" w:eastAsia="zh-CN"/>
@@ -23,7 +22,7 @@
       </w:pPr>
       <w:r>
         <w:rPr>
-          <w:rFonts w:ascii="宋体" w:eastAsia="宋体" w:hAnsi="宋体" w:cs="宋体"/>
+          <w:rFonts w:ascii="宋体" w:hAnsi="宋体" w:eastAsia="宋体" w:cs="宋体"/>
           <w:b/>
           <w:bCs/>
           <w:spacing w:val="-3"/>
@@ -34,7 +33,7 @@
       </w:r>
       <w:r>
         <w:rPr>
-          <w:rFonts w:ascii="宋体" w:eastAsia="宋体" w:hAnsi="宋体" w:cs="宋体" w:hint="eastAsia"/>
+          <w:rFonts w:hint="eastAsia" w:ascii="宋体" w:hAnsi="宋体" w:eastAsia="宋体" w:cs="宋体"/>
           <w:b/>
           <w:bCs/>
           <w:spacing w:val="-3"/>
@@ -64,14 +63,14 @@
         <w:ind w:left="23"/>
         <w:textAlignment w:val="auto"/>
         <w:rPr>
-          <w:rFonts w:ascii="宋体" w:eastAsia="宋体" w:hAnsi="宋体" w:cs="宋体"/>
+          <w:rFonts w:ascii="宋体" w:hAnsi="宋体" w:eastAsia="宋体" w:cs="宋体"/>
           <w:sz w:val="24"/>
           <w:szCs w:val="24"/>
         </w:rPr>
       </w:pPr>
       <w:r>
         <w:rPr>
-          <w:rFonts w:ascii="宋体" w:eastAsia="宋体" w:hAnsi="宋体" w:cs="宋体"/>
+          <w:rFonts w:ascii="宋体" w:hAnsi="宋体" w:eastAsia="宋体" w:cs="宋体"/>
           <w:b/>
           <w:bCs/>
           <w:spacing w:val="240"/>
@@ -83,7 +82,7 @@
       </w:r>
       <w:r>
         <w:rPr>
-          <w:rFonts w:ascii="宋体" w:eastAsia="宋体" w:hAnsi="宋体" w:cs="宋体"/>
+          <w:rFonts w:ascii="宋体" w:hAnsi="宋体" w:eastAsia="宋体" w:cs="宋体"/>
           <w:b/>
           <w:bCs/>
           <w:spacing w:val="0"/>
@@ -95,7 +94,7 @@
       </w:r>
       <w:r>
         <w:rPr>
-          <w:rFonts w:ascii="宋体" w:eastAsia="宋体" w:hAnsi="宋体" w:cs="宋体"/>
+          <w:rFonts w:ascii="宋体" w:hAnsi="宋体" w:eastAsia="宋体" w:cs="宋体"/>
           <w:b/>
           <w:bCs/>
           <w:spacing w:val="-5"/>
@@ -107,7 +106,7 @@
     </w:p>
     <w:p>
       <w:pPr>
-        <w:pStyle w:val="a"/>
+        <w:pStyle w:val="24"/>
         <w:keepNext w:val="0"/>
         <w:keepLines w:val="0"/>
         <w:pageBreakBefore w:val="0"/>
@@ -116,8 +115,8 @@
         <w:overflowPunct/>
         <w:bidi w:val="0"/>
       </w:pPr>
-      <w:bookmarkStart w:id="0" w:name="_Toc26000"/>
-      <w:bookmarkStart w:id="1" w:name="_Toc3705"/>
+      <w:bookmarkStart w:id="0" w:name="_Toc3705"/>
+      <w:bookmarkStart w:id="1" w:name="_Toc26000"/>
       <w:r>
         <w:rPr>
           <w:rFonts w:hint="eastAsia"/>
@@ -130,7 +129,7 @@
     </w:p>
     <w:p>
       <w:pPr>
-        <w:pStyle w:val="a0"/>
+        <w:pStyle w:val="25"/>
         <w:keepNext w:val="0"/>
         <w:keepLines w:val="0"/>
         <w:pageBreakBefore w:val="0"/>
@@ -157,17 +156,18 @@
     </w:p>
     <w:tbl>
       <w:tblPr>
-        <w:tblStyle w:val="TableGrid"/>
+        <w:tblStyle w:val="21"/>
         <w:tblW w:w="0" w:type="auto"/>
         <w:tblInd w:w="2443" w:type="dxa"/>
         <w:tblBorders>
-          <w:top w:val="nil"/>
-          <w:left w:val="nil"/>
-          <w:bottom w:val="nil"/>
-          <w:right w:val="nil"/>
-          <w:insideH w:val="nil"/>
-          <w:insideV w:val="nil"/>
+          <w:top w:val="none" w:color="auto" w:sz="0" w:space="0"/>
+          <w:left w:val="none" w:color="auto" w:sz="0" w:space="0"/>
+          <w:bottom w:val="none" w:color="auto" w:sz="0" w:space="0"/>
+          <w:right w:val="none" w:color="auto" w:sz="0" w:space="0"/>
+          <w:insideH w:val="none" w:color="auto" w:sz="0" w:space="0"/>
+          <w:insideV w:val="none" w:color="auto" w:sz="0" w:space="0"/>
         </w:tblBorders>
+        <w:tblLayout w:type="autofit"/>
         <w:tblCellMar>
           <w:top w:w="0" w:type="dxa"/>
           <w:left w:w="108" w:type="dxa"/>
@@ -181,15 +181,13 @@
       </w:tblGrid>
       <w:tr>
         <w:tblPrEx>
-          <w:tblW w:w="0" w:type="auto"/>
-          <w:tblInd w:w="2443" w:type="dxa"/>
           <w:tblBorders>
-            <w:top w:val="nil"/>
-            <w:left w:val="nil"/>
-            <w:bottom w:val="nil"/>
-            <w:right w:val="nil"/>
-            <w:insideH w:val="nil"/>
-            <w:insideV w:val="nil"/>
+            <w:top w:val="none" w:color="auto" w:sz="0" w:space="0"/>
+            <w:left w:val="none" w:color="auto" w:sz="0" w:space="0"/>
+            <w:bottom w:val="none" w:color="auto" w:sz="0" w:space="0"/>
+            <w:right w:val="none" w:color="auto" w:sz="0" w:space="0"/>
+            <w:insideH w:val="none" w:color="auto" w:sz="0" w:space="0"/>
+            <w:insideV w:val="none" w:color="auto" w:sz="0" w:space="0"/>
           </w:tblBorders>
           <w:tblCellMar>
             <w:top w:w="0" w:type="dxa"/>
@@ -199,7 +197,7 @@
           </w:tblCellMar>
         </w:tblPrEx>
         <w:trPr>
-          <w:trHeight w:val="810"/>
+          <w:trHeight w:val="810" w:hRule="atLeast"/>
         </w:trPr>
         <w:tc>
           <w:tcPr>
@@ -230,7 +228,7 @@
             </w:r>
             <w:r>
               <w:rPr>
-                <w:rFonts w:asciiTheme="minorAscii" w:eastAsiaTheme="minorEastAsia" w:hAnsiTheme="minorAscii" w:hint="default"/>
+                <w:rFonts w:hint="default" w:asciiTheme="minorAscii" w:hAnsiTheme="minorAscii" w:eastAsiaTheme="minorEastAsia"/>
                 <w:spacing w:val="227"/>
                 <w:sz w:val="21"/>
                 <w:vertAlign w:val="baseline"/>
@@ -245,7 +243,7 @@
                 <w:vertAlign w:val="baseline"/>
                 <w:lang w:val="en-US" w:eastAsia="zh-CN"/>
               </w:rPr>
-              <w:t>孙光莉</w:t>
+              <w:t>王潇</w:t>
             </w:r>
           </w:p>
         </w:tc>
@@ -278,7 +276,7 @@
             </w:r>
             <w:r>
               <w:rPr>
-                <w:rFonts w:asciiTheme="minorAscii" w:eastAsiaTheme="minorEastAsia" w:hAnsiTheme="minorAscii" w:hint="eastAsia"/>
+                <w:rFonts w:hint="eastAsia" w:asciiTheme="minorAscii" w:hAnsiTheme="minorAscii" w:eastAsiaTheme="minorEastAsia"/>
                 <w:spacing w:val="227"/>
                 <w:sz w:val="21"/>
                 <w:vertAlign w:val="baseline"/>
@@ -300,8 +298,14 @@
       </w:tr>
       <w:tr>
         <w:tblPrEx>
-          <w:tblW w:w="0" w:type="auto"/>
-          <w:tblInd w:w="2443" w:type="dxa"/>
+          <w:tblBorders>
+            <w:top w:val="none" w:color="auto" w:sz="0" w:space="0"/>
+            <w:left w:val="none" w:color="auto" w:sz="0" w:space="0"/>
+            <w:bottom w:val="none" w:color="auto" w:sz="0" w:space="0"/>
+            <w:right w:val="none" w:color="auto" w:sz="0" w:space="0"/>
+            <w:insideH w:val="none" w:color="auto" w:sz="0" w:space="0"/>
+            <w:insideV w:val="none" w:color="auto" w:sz="0" w:space="0"/>
+          </w:tblBorders>
           <w:tblCellMar>
             <w:top w:w="0" w:type="dxa"/>
             <w:left w:w="108" w:type="dxa"/>
@@ -310,7 +314,7 @@
           </w:tblCellMar>
         </w:tblPrEx>
         <w:trPr>
-          <w:trHeight w:val="810"/>
+          <w:trHeight w:val="810" w:hRule="atLeast"/>
         </w:trPr>
         <w:tc>
           <w:tcPr>
@@ -327,7 +331,7 @@
               <w:overflowPunct/>
               <w:bidi w:val="0"/>
               <w:rPr>
-                <w:rFonts w:ascii="Arial" w:eastAsia="Arial" w:hAnsi="Arial" w:cs="Arial" w:hint="eastAsia"/>
+                <w:rFonts w:hint="default" w:ascii="Arial" w:hAnsi="Arial" w:eastAsia="Arial" w:cs="Arial"/>
                 <w:snapToGrid w:val="0"/>
                 <w:color w:val="000000"/>
                 <w:kern w:val="0"/>
@@ -347,7 +351,7 @@
             </w:r>
             <w:r>
               <w:rPr>
-                <w:rFonts w:asciiTheme="minorAscii" w:eastAsiaTheme="minorEastAsia" w:hAnsiTheme="minorAscii" w:hint="default"/>
+                <w:rFonts w:hint="default" w:asciiTheme="minorAscii" w:hAnsiTheme="minorAscii" w:eastAsiaTheme="minorEastAsia"/>
                 <w:spacing w:val="227"/>
                 <w:sz w:val="21"/>
                 <w:vertAlign w:val="baseline"/>
@@ -358,13 +362,10 @@
             <w:r>
               <w:rPr>
                 <w:rFonts w:hint="eastAsia"/>
-                <w:spacing w:val="90"/>
-                <w:kern w:val="0"/>
                 <w:u w:val="single"/>
-                <w:vertAlign w:val="baseline"/>
                 <w:lang w:val="en-US" w:eastAsia="zh-CN"/>
               </w:rPr>
-              <w:t>严长运</w:t>
+              <w:t>刘钢要</w:t>
             </w:r>
           </w:p>
         </w:tc>
@@ -383,7 +384,7 @@
               <w:overflowPunct/>
               <w:bidi w:val="0"/>
               <w:rPr>
-                <w:rFonts w:ascii="Arial" w:eastAsia="Arial" w:hAnsi="Arial" w:cs="Arial" w:hint="eastAsia"/>
+                <w:rFonts w:hint="eastAsia" w:ascii="Arial" w:hAnsi="Arial" w:eastAsia="Arial" w:cs="Arial"/>
                 <w:snapToGrid w:val="0"/>
                 <w:color w:val="000000"/>
                 <w:kern w:val="0"/>
@@ -403,7 +404,7 @@
             </w:r>
             <w:r>
               <w:rPr>
-                <w:rFonts w:asciiTheme="minorAscii" w:eastAsiaTheme="minorEastAsia" w:hAnsiTheme="minorAscii" w:hint="eastAsia"/>
+                <w:rFonts w:hint="eastAsia" w:asciiTheme="minorAscii" w:hAnsiTheme="minorAscii" w:eastAsiaTheme="minorEastAsia"/>
                 <w:spacing w:val="227"/>
                 <w:sz w:val="21"/>
                 <w:vertAlign w:val="baseline"/>
@@ -425,8 +426,14 @@
       </w:tr>
       <w:tr>
         <w:tblPrEx>
-          <w:tblW w:w="0" w:type="auto"/>
-          <w:tblInd w:w="2443" w:type="dxa"/>
+          <w:tblBorders>
+            <w:top w:val="none" w:color="auto" w:sz="0" w:space="0"/>
+            <w:left w:val="none" w:color="auto" w:sz="0" w:space="0"/>
+            <w:bottom w:val="none" w:color="auto" w:sz="0" w:space="0"/>
+            <w:right w:val="none" w:color="auto" w:sz="0" w:space="0"/>
+            <w:insideH w:val="none" w:color="auto" w:sz="0" w:space="0"/>
+            <w:insideV w:val="none" w:color="auto" w:sz="0" w:space="0"/>
+          </w:tblBorders>
           <w:tblCellMar>
             <w:top w:w="0" w:type="dxa"/>
             <w:left w:w="108" w:type="dxa"/>
@@ -435,7 +442,7 @@
           </w:tblCellMar>
         </w:tblPrEx>
         <w:trPr>
-          <w:trHeight w:val="635"/>
+          <w:trHeight w:val="635" w:hRule="atLeast"/>
         </w:trPr>
         <w:tc>
           <w:tcPr>
@@ -466,7 +473,7 @@
             </w:r>
             <w:r>
               <w:rPr>
-                <w:rFonts w:asciiTheme="minorAscii" w:eastAsiaTheme="minorEastAsia" w:hAnsiTheme="minorAscii" w:hint="eastAsia"/>
+                <w:rFonts w:hint="eastAsia" w:asciiTheme="minorAscii" w:hAnsiTheme="minorAscii" w:eastAsiaTheme="minorEastAsia"/>
                 <w:spacing w:val="227"/>
                 <w:sz w:val="21"/>
                 <w:vertAlign w:val="baseline"/>
@@ -513,7 +520,7 @@
             </w:r>
             <w:r>
               <w:rPr>
-                <w:rFonts w:asciiTheme="minorAscii" w:eastAsiaTheme="minorEastAsia" w:hAnsiTheme="minorAscii" w:hint="eastAsia"/>
+                <w:rFonts w:hint="eastAsia" w:asciiTheme="minorAscii" w:hAnsiTheme="minorAscii" w:eastAsiaTheme="minorEastAsia"/>
                 <w:spacing w:val="227"/>
                 <w:sz w:val="21"/>
                 <w:vertAlign w:val="baseline"/>
@@ -560,14 +567,14 @@
         <w:spacing w:before="153" w:line="225" w:lineRule="auto"/>
         <w:ind w:left="3634"/>
         <w:rPr>
-          <w:rFonts w:ascii="宋体" w:eastAsia="宋体" w:hAnsi="宋体" w:cs="宋体"/>
+          <w:rFonts w:ascii="宋体" w:hAnsi="宋体" w:eastAsia="宋体" w:cs="宋体"/>
           <w:sz w:val="31"/>
           <w:szCs w:val="31"/>
         </w:rPr>
       </w:pPr>
       <w:r>
         <w:rPr>
-          <w:rFonts w:ascii="宋体" w:eastAsia="宋体" w:hAnsi="宋体" w:cs="宋体"/>
+          <w:rFonts w:ascii="宋体" w:hAnsi="宋体" w:eastAsia="宋体" w:cs="宋体"/>
           <w:b/>
           <w:bCs/>
           <w:spacing w:val="4"/>
@@ -579,16 +586,16 @@
     </w:p>
     <w:tbl>
       <w:tblPr>
-        <w:tblStyle w:val="TableNormal0"/>
+        <w:tblStyle w:val="26"/>
         <w:tblW w:w="8301" w:type="dxa"/>
         <w:tblInd w:w="2" w:type="dxa"/>
         <w:tblBorders>
-          <w:top w:val="single" w:sz="2" w:space="0" w:color="000000"/>
-          <w:left w:val="single" w:sz="2" w:space="0" w:color="000000"/>
-          <w:bottom w:val="single" w:sz="2" w:space="0" w:color="000000"/>
-          <w:right w:val="single" w:sz="2" w:space="0" w:color="000000"/>
-          <w:insideH w:val="single" w:sz="2" w:space="0" w:color="000000"/>
-          <w:insideV w:val="single" w:sz="2" w:space="0" w:color="000000"/>
+          <w:top w:val="single" w:color="000000" w:sz="2" w:space="0"/>
+          <w:left w:val="single" w:color="000000" w:sz="2" w:space="0"/>
+          <w:bottom w:val="single" w:color="000000" w:sz="2" w:space="0"/>
+          <w:right w:val="single" w:color="000000" w:sz="2" w:space="0"/>
+          <w:insideH w:val="single" w:color="000000" w:sz="2" w:space="0"/>
+          <w:insideV w:val="single" w:color="000000" w:sz="2" w:space="0"/>
         </w:tblBorders>
         <w:tblLayout w:type="fixed"/>
         <w:tblCellMar>
@@ -608,17 +615,14 @@
       </w:tblGrid>
       <w:tr>
         <w:tblPrEx>
-          <w:tblW w:w="8301" w:type="dxa"/>
-          <w:tblInd w:w="2" w:type="dxa"/>
           <w:tblBorders>
-            <w:top w:val="single" w:sz="2" w:space="0" w:color="000000"/>
-            <w:left w:val="single" w:sz="2" w:space="0" w:color="000000"/>
-            <w:bottom w:val="single" w:sz="2" w:space="0" w:color="000000"/>
-            <w:right w:val="single" w:sz="2" w:space="0" w:color="000000"/>
-            <w:insideH w:val="single" w:sz="2" w:space="0" w:color="000000"/>
-            <w:insideV w:val="single" w:sz="2" w:space="0" w:color="000000"/>
+            <w:top w:val="single" w:color="000000" w:sz="2" w:space="0"/>
+            <w:left w:val="single" w:color="000000" w:sz="2" w:space="0"/>
+            <w:bottom w:val="single" w:color="000000" w:sz="2" w:space="0"/>
+            <w:right w:val="single" w:color="000000" w:sz="2" w:space="0"/>
+            <w:insideH w:val="single" w:color="000000" w:sz="2" w:space="0"/>
+            <w:insideV w:val="single" w:color="000000" w:sz="2" w:space="0"/>
           </w:tblBorders>
-          <w:tblLayout w:type="fixed"/>
           <w:tblCellMar>
             <w:top w:w="0" w:type="dxa"/>
             <w:left w:w="0" w:type="dxa"/>
@@ -627,7 +631,7 @@
           </w:tblCellMar>
         </w:tblPrEx>
         <w:trPr>
-          <w:trHeight w:val="593"/>
+          <w:trHeight w:val="593" w:hRule="atLeast"/>
         </w:trPr>
         <w:tc>
           <w:tcPr>
@@ -645,14 +649,14 @@
               <w:spacing w:before="176" w:line="228" w:lineRule="auto"/>
               <w:ind w:left="607"/>
               <w:rPr>
-                <w:rFonts w:ascii="宋体" w:eastAsia="宋体" w:hAnsi="宋体" w:cs="宋体"/>
+                <w:rFonts w:ascii="宋体" w:hAnsi="宋体" w:eastAsia="宋体" w:cs="宋体"/>
                 <w:sz w:val="20"/>
                 <w:szCs w:val="20"/>
               </w:rPr>
             </w:pPr>
             <w:r>
               <w:rPr>
-                <w:rFonts w:ascii="宋体" w:eastAsia="宋体" w:hAnsi="宋体" w:cs="宋体"/>
+                <w:rFonts w:ascii="宋体" w:hAnsi="宋体" w:eastAsia="宋体" w:cs="宋体"/>
                 <w:spacing w:val="-14"/>
                 <w:sz w:val="20"/>
                 <w:szCs w:val="20"/>
@@ -677,14 +681,14 @@
               <w:spacing w:before="175" w:line="227" w:lineRule="auto"/>
               <w:ind w:left="253"/>
               <w:rPr>
-                <w:rFonts w:ascii="宋体" w:eastAsia="宋体" w:hAnsi="宋体" w:cs="宋体"/>
+                <w:rFonts w:ascii="宋体" w:hAnsi="宋体" w:eastAsia="宋体" w:cs="宋体"/>
                 <w:sz w:val="20"/>
                 <w:szCs w:val="20"/>
               </w:rPr>
             </w:pPr>
             <w:r>
               <w:rPr>
-                <w:rFonts w:ascii="宋体" w:eastAsia="宋体" w:hAnsi="宋体" w:cs="宋体"/>
+                <w:rFonts w:ascii="宋体" w:hAnsi="宋体" w:eastAsia="宋体" w:cs="宋体"/>
                 <w:spacing w:val="4"/>
                 <w:sz w:val="20"/>
                 <w:szCs w:val="20"/>
@@ -709,14 +713,14 @@
               <w:spacing w:before="175" w:line="228" w:lineRule="auto"/>
               <w:ind w:left="730"/>
               <w:rPr>
-                <w:rFonts w:ascii="宋体" w:eastAsia="宋体" w:hAnsi="宋体" w:cs="宋体"/>
+                <w:rFonts w:ascii="宋体" w:hAnsi="宋体" w:eastAsia="宋体" w:cs="宋体"/>
                 <w:sz w:val="20"/>
                 <w:szCs w:val="20"/>
               </w:rPr>
             </w:pPr>
             <w:r>
               <w:rPr>
-                <w:rFonts w:ascii="宋体" w:eastAsia="宋体" w:hAnsi="宋体" w:cs="宋体"/>
+                <w:rFonts w:ascii="宋体" w:hAnsi="宋体" w:eastAsia="宋体" w:cs="宋体"/>
                 <w:spacing w:val="7"/>
                 <w:sz w:val="20"/>
                 <w:szCs w:val="20"/>
@@ -741,14 +745,14 @@
               <w:spacing w:before="175" w:line="228" w:lineRule="auto"/>
               <w:ind w:left="310"/>
               <w:rPr>
-                <w:rFonts w:ascii="宋体" w:eastAsia="宋体" w:hAnsi="宋体" w:cs="宋体"/>
+                <w:rFonts w:ascii="宋体" w:hAnsi="宋体" w:eastAsia="宋体" w:cs="宋体"/>
                 <w:sz w:val="20"/>
                 <w:szCs w:val="20"/>
               </w:rPr>
             </w:pPr>
             <w:r>
               <w:rPr>
-                <w:rFonts w:ascii="宋体" w:eastAsia="宋体" w:hAnsi="宋体" w:cs="宋体"/>
+                <w:rFonts w:ascii="宋体" w:hAnsi="宋体" w:eastAsia="宋体" w:cs="宋体"/>
                 <w:spacing w:val="6"/>
                 <w:sz w:val="20"/>
                 <w:szCs w:val="20"/>
@@ -773,7 +777,7 @@
               <w:spacing w:before="175" w:line="228" w:lineRule="auto"/>
               <w:ind w:left="310"/>
               <w:rPr>
-                <w:rFonts w:ascii="宋体" w:eastAsia="宋体" w:hAnsi="宋体" w:cs="宋体" w:hint="eastAsia"/>
+                <w:rFonts w:hint="eastAsia" w:ascii="宋体" w:hAnsi="宋体" w:eastAsia="宋体" w:cs="宋体"/>
                 <w:spacing w:val="6"/>
                 <w:sz w:val="20"/>
                 <w:szCs w:val="20"/>
@@ -782,7 +786,7 @@
             </w:pPr>
             <w:r>
               <w:rPr>
-                <w:rFonts w:ascii="宋体" w:eastAsia="宋体" w:hAnsi="宋体" w:cs="宋体" w:hint="eastAsia"/>
+                <w:rFonts w:hint="eastAsia" w:ascii="宋体" w:hAnsi="宋体" w:eastAsia="宋体" w:cs="宋体"/>
                 <w:spacing w:val="6"/>
                 <w:sz w:val="20"/>
                 <w:szCs w:val="20"/>
@@ -808,14 +812,14 @@
               <w:spacing w:before="176" w:line="229" w:lineRule="auto"/>
               <w:ind w:left="311"/>
               <w:rPr>
-                <w:rFonts w:ascii="宋体" w:eastAsia="宋体" w:hAnsi="宋体" w:cs="宋体"/>
+                <w:rFonts w:ascii="宋体" w:hAnsi="宋体" w:eastAsia="宋体" w:cs="宋体"/>
                 <w:sz w:val="20"/>
                 <w:szCs w:val="20"/>
               </w:rPr>
             </w:pPr>
             <w:r>
               <w:rPr>
-                <w:rFonts w:ascii="宋体" w:eastAsia="宋体" w:hAnsi="宋体" w:cs="宋体"/>
+                <w:rFonts w:ascii="宋体" w:hAnsi="宋体" w:eastAsia="宋体" w:cs="宋体"/>
                 <w:spacing w:val="7"/>
                 <w:sz w:val="20"/>
                 <w:szCs w:val="20"/>
@@ -827,9 +831,14 @@
       </w:tr>
       <w:tr>
         <w:tblPrEx>
-          <w:tblW w:w="8301" w:type="dxa"/>
-          <w:tblInd w:w="2" w:type="dxa"/>
-          <w:tblLayout w:type="fixed"/>
+          <w:tblBorders>
+            <w:top w:val="single" w:color="000000" w:sz="2" w:space="0"/>
+            <w:left w:val="single" w:color="000000" w:sz="2" w:space="0"/>
+            <w:bottom w:val="single" w:color="000000" w:sz="2" w:space="0"/>
+            <w:right w:val="single" w:color="000000" w:sz="2" w:space="0"/>
+            <w:insideH w:val="single" w:color="000000" w:sz="2" w:space="0"/>
+            <w:insideV w:val="single" w:color="000000" w:sz="2" w:space="0"/>
+          </w:tblBorders>
           <w:tblCellMar>
             <w:top w:w="0" w:type="dxa"/>
             <w:left w:w="0" w:type="dxa"/>
@@ -838,7 +847,7 @@
           </w:tblCellMar>
         </w:tblPrEx>
         <w:trPr>
-          <w:trHeight w:val="556"/>
+          <w:trHeight w:val="556" w:hRule="atLeast"/>
         </w:trPr>
         <w:tc>
           <w:tcPr>
@@ -856,14 +865,14 @@
               <w:spacing w:before="173" w:line="267" w:lineRule="exact"/>
               <w:ind w:left="260"/>
               <w:rPr>
-                <w:rFonts w:ascii="宋体" w:eastAsia="宋体" w:hAnsi="宋体" w:cs="宋体"/>
+                <w:rFonts w:ascii="宋体" w:hAnsi="宋体" w:eastAsia="宋体" w:cs="宋体"/>
                 <w:sz w:val="20"/>
                 <w:szCs w:val="20"/>
               </w:rPr>
             </w:pPr>
             <w:r>
               <w:rPr>
-                <w:rFonts w:ascii="宋体" w:eastAsia="宋体" w:hAnsi="宋体" w:cs="宋体"/>
+                <w:rFonts w:ascii="宋体" w:hAnsi="宋体" w:eastAsia="宋体" w:cs="宋体"/>
                 <w:spacing w:val="3"/>
                 <w:position w:val="1"/>
                 <w:sz w:val="20"/>
@@ -889,14 +898,14 @@
               <w:spacing w:before="173" w:line="267" w:lineRule="exact"/>
               <w:ind w:left="248"/>
               <w:rPr>
-                <w:rFonts w:ascii="宋体" w:eastAsia="宋体" w:hAnsi="宋体" w:cs="宋体"/>
+                <w:rFonts w:ascii="宋体" w:hAnsi="宋体" w:eastAsia="宋体" w:cs="宋体"/>
                 <w:sz w:val="20"/>
                 <w:szCs w:val="20"/>
               </w:rPr>
             </w:pPr>
             <w:r>
               <w:rPr>
-                <w:rFonts w:ascii="宋体" w:eastAsia="宋体" w:hAnsi="宋体" w:cs="宋体"/>
+                <w:rFonts w:ascii="宋体" w:hAnsi="宋体" w:eastAsia="宋体" w:cs="宋体"/>
                 <w:spacing w:val="4"/>
                 <w:position w:val="1"/>
                 <w:sz w:val="20"/>
@@ -923,14 +932,14 @@
               <w:ind w:left="114"/>
               <w:jc w:val="center"/>
               <w:rPr>
-                <w:rFonts w:ascii="宋体" w:eastAsia="宋体" w:hAnsi="宋体" w:cs="宋体"/>
+                <w:rFonts w:ascii="宋体" w:hAnsi="宋体" w:eastAsia="宋体" w:cs="宋体"/>
                 <w:sz w:val="20"/>
                 <w:szCs w:val="20"/>
               </w:rPr>
             </w:pPr>
             <w:r>
               <w:rPr>
-                <w:rFonts w:ascii="宋体" w:eastAsia="宋体" w:hAnsi="宋体" w:cs="宋体"/>
+                <w:rFonts w:ascii="宋体" w:hAnsi="宋体" w:eastAsia="宋体" w:cs="宋体"/>
                 <w:spacing w:val="7"/>
                 <w:sz w:val="20"/>
                 <w:szCs w:val="20"/>
@@ -955,7 +964,7 @@
               <w:spacing w:before="172" w:line="228" w:lineRule="auto"/>
               <w:ind w:left="313"/>
               <w:rPr>
-                <w:rFonts w:ascii="宋体" w:eastAsia="宋体" w:hAnsi="宋体" w:cs="宋体" w:hint="default"/>
+                <w:rFonts w:hint="default" w:ascii="宋体" w:hAnsi="宋体" w:eastAsia="宋体" w:cs="宋体"/>
                 <w:sz w:val="20"/>
                 <w:szCs w:val="20"/>
                 <w:lang w:val="en-US" w:eastAsia="zh-CN"/>
@@ -963,12 +972,12 @@
             </w:pPr>
             <w:r>
               <w:rPr>
-                <w:rFonts w:ascii="宋体" w:eastAsia="宋体" w:hAnsi="宋体" w:cs="宋体" w:hint="eastAsia"/>
+                <w:rFonts w:hint="eastAsia" w:ascii="宋体" w:hAnsi="宋体" w:cs="宋体"/>
                 <w:sz w:val="20"/>
                 <w:szCs w:val="20"/>
                 <w:lang w:val="en-US" w:eastAsia="zh-CN"/>
               </w:rPr>
-              <w:t>孙光莉</w:t>
+              <w:t>王潇</w:t>
             </w:r>
           </w:p>
         </w:tc>
@@ -988,23 +997,21 @@
               <w:spacing w:before="172" w:line="228" w:lineRule="auto"/>
               <w:ind w:left="313"/>
               <w:rPr>
-                <w:rFonts w:ascii="宋体" w:eastAsia="宋体" w:hAnsi="宋体" w:cs="宋体" w:hint="eastAsia"/>
+                <w:rFonts w:hint="eastAsia" w:ascii="宋体" w:hAnsi="宋体" w:eastAsia="宋体" w:cs="宋体"/>
                 <w:spacing w:val="5"/>
                 <w:sz w:val="20"/>
                 <w:szCs w:val="20"/>
               </w:rPr>
             </w:pPr>
+            <w:bookmarkStart w:id="35" w:name="_GoBack"/>
             <w:r>
               <w:rPr>
-                <w:rFonts w:ascii="宋体" w:eastAsia="宋体" w:hAnsi="宋体" w:cs="宋体" w:hint="eastAsia"/>
-                <w:spacing w:val="100"/>
-                <w:kern w:val="0"/>
-                <w:sz w:val="20"/>
-                <w:szCs w:val="20"/>
+                <w:rFonts w:hint="eastAsia"/>
                 <w:lang w:val="en-US" w:eastAsia="zh-CN"/>
               </w:rPr>
-              <w:t>严长运</w:t>
+              <w:t>刘钢要</w:t>
             </w:r>
+            <w:bookmarkEnd w:id="35"/>
           </w:p>
         </w:tc>
         <w:tc>
@@ -1023,14 +1030,14 @@
               <w:spacing w:before="173" w:line="229" w:lineRule="auto"/>
               <w:ind w:left="314"/>
               <w:rPr>
-                <w:rFonts w:ascii="宋体" w:eastAsia="宋体" w:hAnsi="宋体" w:cs="宋体"/>
+                <w:rFonts w:ascii="宋体" w:hAnsi="宋体" w:eastAsia="宋体" w:cs="宋体"/>
                 <w:sz w:val="20"/>
                 <w:szCs w:val="20"/>
               </w:rPr>
             </w:pPr>
             <w:r>
               <w:rPr>
-                <w:rFonts w:ascii="宋体" w:eastAsia="宋体" w:hAnsi="宋体" w:cs="宋体" w:hint="eastAsia"/>
+                <w:rFonts w:hint="eastAsia" w:ascii="宋体" w:hAnsi="宋体" w:eastAsia="宋体" w:cs="宋体"/>
                 <w:spacing w:val="6"/>
                 <w:sz w:val="20"/>
                 <w:szCs w:val="20"/>
@@ -1043,9 +1050,14 @@
       </w:tr>
       <w:tr>
         <w:tblPrEx>
-          <w:tblW w:w="8301" w:type="dxa"/>
-          <w:tblInd w:w="2" w:type="dxa"/>
-          <w:tblLayout w:type="fixed"/>
+          <w:tblBorders>
+            <w:top w:val="single" w:color="000000" w:sz="2" w:space="0"/>
+            <w:left w:val="single" w:color="000000" w:sz="2" w:space="0"/>
+            <w:bottom w:val="single" w:color="000000" w:sz="2" w:space="0"/>
+            <w:right w:val="single" w:color="000000" w:sz="2" w:space="0"/>
+            <w:insideH w:val="single" w:color="000000" w:sz="2" w:space="0"/>
+            <w:insideV w:val="single" w:color="000000" w:sz="2" w:space="0"/>
+          </w:tblBorders>
           <w:tblCellMar>
             <w:top w:w="0" w:type="dxa"/>
             <w:left w:w="0" w:type="dxa"/>
@@ -1054,7 +1066,7 @@
           </w:tblCellMar>
         </w:tblPrEx>
         <w:trPr>
-          <w:trHeight w:val="556"/>
+          <w:trHeight w:val="556" w:hRule="atLeast"/>
         </w:trPr>
         <w:tc>
           <w:tcPr>
@@ -1062,7 +1074,7 @@
           </w:tcPr>
           <w:p>
             <w:pPr>
-              <w:pStyle w:val="TableText"/>
+              <w:pStyle w:val="27"/>
               <w:keepNext w:val="0"/>
               <w:keepLines w:val="0"/>
               <w:pageBreakBefore w:val="0"/>
@@ -1079,7 +1091,7 @@
           </w:tcPr>
           <w:p>
             <w:pPr>
-              <w:pStyle w:val="TableText"/>
+              <w:pStyle w:val="27"/>
               <w:keepNext w:val="0"/>
               <w:keepLines w:val="0"/>
               <w:pageBreakBefore w:val="0"/>
@@ -1096,7 +1108,7 @@
           </w:tcPr>
           <w:p>
             <w:pPr>
-              <w:pStyle w:val="TableText"/>
+              <w:pStyle w:val="27"/>
               <w:keepNext w:val="0"/>
               <w:keepLines w:val="0"/>
               <w:pageBreakBefore w:val="0"/>
@@ -1149,7 +1161,7 @@
           </w:tcPr>
           <w:p>
             <w:pPr>
-              <w:pStyle w:val="TableText"/>
+              <w:pStyle w:val="27"/>
               <w:keepNext w:val="0"/>
               <w:keepLines w:val="0"/>
               <w:pageBreakBefore w:val="0"/>
@@ -1163,9 +1175,14 @@
       </w:tr>
       <w:tr>
         <w:tblPrEx>
-          <w:tblW w:w="8301" w:type="dxa"/>
-          <w:tblInd w:w="2" w:type="dxa"/>
-          <w:tblLayout w:type="fixed"/>
+          <w:tblBorders>
+            <w:top w:val="single" w:color="000000" w:sz="2" w:space="0"/>
+            <w:left w:val="single" w:color="000000" w:sz="2" w:space="0"/>
+            <w:bottom w:val="single" w:color="000000" w:sz="2" w:space="0"/>
+            <w:right w:val="single" w:color="000000" w:sz="2" w:space="0"/>
+            <w:insideH w:val="single" w:color="000000" w:sz="2" w:space="0"/>
+            <w:insideV w:val="single" w:color="000000" w:sz="2" w:space="0"/>
+          </w:tblBorders>
           <w:tblCellMar>
             <w:top w:w="0" w:type="dxa"/>
             <w:left w:w="0" w:type="dxa"/>
@@ -1174,7 +1191,7 @@
           </w:tblCellMar>
         </w:tblPrEx>
         <w:trPr>
-          <w:trHeight w:val="556"/>
+          <w:trHeight w:val="556" w:hRule="atLeast"/>
         </w:trPr>
         <w:tc>
           <w:tcPr>
@@ -1182,7 +1199,7 @@
           </w:tcPr>
           <w:p>
             <w:pPr>
-              <w:pStyle w:val="TableText"/>
+              <w:pStyle w:val="27"/>
               <w:keepNext w:val="0"/>
               <w:keepLines w:val="0"/>
               <w:pageBreakBefore w:val="0"/>
@@ -1199,7 +1216,7 @@
           </w:tcPr>
           <w:p>
             <w:pPr>
-              <w:pStyle w:val="TableText"/>
+              <w:pStyle w:val="27"/>
               <w:keepNext w:val="0"/>
               <w:keepLines w:val="0"/>
               <w:pageBreakBefore w:val="0"/>
@@ -1216,7 +1233,7 @@
           </w:tcPr>
           <w:p>
             <w:pPr>
-              <w:pStyle w:val="TableText"/>
+              <w:pStyle w:val="27"/>
               <w:keepNext w:val="0"/>
               <w:keepLines w:val="0"/>
               <w:pageBreakBefore w:val="0"/>
@@ -1269,7 +1286,7 @@
           </w:tcPr>
           <w:p>
             <w:pPr>
-              <w:pStyle w:val="TableText"/>
+              <w:pStyle w:val="27"/>
               <w:keepNext w:val="0"/>
               <w:keepLines w:val="0"/>
               <w:pageBreakBefore w:val="0"/>
@@ -1283,9 +1300,14 @@
       </w:tr>
       <w:tr>
         <w:tblPrEx>
-          <w:tblW w:w="8301" w:type="dxa"/>
-          <w:tblInd w:w="2" w:type="dxa"/>
-          <w:tblLayout w:type="fixed"/>
+          <w:tblBorders>
+            <w:top w:val="single" w:color="000000" w:sz="2" w:space="0"/>
+            <w:left w:val="single" w:color="000000" w:sz="2" w:space="0"/>
+            <w:bottom w:val="single" w:color="000000" w:sz="2" w:space="0"/>
+            <w:right w:val="single" w:color="000000" w:sz="2" w:space="0"/>
+            <w:insideH w:val="single" w:color="000000" w:sz="2" w:space="0"/>
+            <w:insideV w:val="single" w:color="000000" w:sz="2" w:space="0"/>
+          </w:tblBorders>
           <w:tblCellMar>
             <w:top w:w="0" w:type="dxa"/>
             <w:left w:w="0" w:type="dxa"/>
@@ -1294,7 +1316,7 @@
           </w:tblCellMar>
         </w:tblPrEx>
         <w:trPr>
-          <w:trHeight w:val="557"/>
+          <w:trHeight w:val="557" w:hRule="atLeast"/>
         </w:trPr>
         <w:tc>
           <w:tcPr>
@@ -1302,7 +1324,7 @@
           </w:tcPr>
           <w:p>
             <w:pPr>
-              <w:pStyle w:val="TableText"/>
+              <w:pStyle w:val="27"/>
               <w:keepNext w:val="0"/>
               <w:keepLines w:val="0"/>
               <w:pageBreakBefore w:val="0"/>
@@ -1319,7 +1341,7 @@
           </w:tcPr>
           <w:p>
             <w:pPr>
-              <w:pStyle w:val="TableText"/>
+              <w:pStyle w:val="27"/>
               <w:keepNext w:val="0"/>
               <w:keepLines w:val="0"/>
               <w:pageBreakBefore w:val="0"/>
@@ -1336,7 +1358,7 @@
           </w:tcPr>
           <w:p>
             <w:pPr>
-              <w:pStyle w:val="TableText"/>
+              <w:pStyle w:val="27"/>
               <w:keepNext w:val="0"/>
               <w:keepLines w:val="0"/>
               <w:pageBreakBefore w:val="0"/>
@@ -1353,7 +1375,7 @@
           </w:tcPr>
           <w:p>
             <w:pPr>
-              <w:pStyle w:val="TableText"/>
+              <w:pStyle w:val="27"/>
               <w:keepNext w:val="0"/>
               <w:keepLines w:val="0"/>
               <w:pageBreakBefore w:val="0"/>
@@ -1370,7 +1392,7 @@
           </w:tcPr>
           <w:p>
             <w:pPr>
-              <w:pStyle w:val="TableText"/>
+              <w:pStyle w:val="27"/>
               <w:keepNext w:val="0"/>
               <w:keepLines w:val="0"/>
               <w:pageBreakBefore w:val="0"/>
@@ -1387,7 +1409,7 @@
           </w:tcPr>
           <w:p>
             <w:pPr>
-              <w:pStyle w:val="TableText"/>
+              <w:pStyle w:val="27"/>
               <w:keepNext w:val="0"/>
               <w:keepLines w:val="0"/>
               <w:pageBreakBefore w:val="0"/>
@@ -1401,9 +1423,14 @@
       </w:tr>
       <w:tr>
         <w:tblPrEx>
-          <w:tblW w:w="8301" w:type="dxa"/>
-          <w:tblInd w:w="2" w:type="dxa"/>
-          <w:tblLayout w:type="fixed"/>
+          <w:tblBorders>
+            <w:top w:val="single" w:color="000000" w:sz="2" w:space="0"/>
+            <w:left w:val="single" w:color="000000" w:sz="2" w:space="0"/>
+            <w:bottom w:val="single" w:color="000000" w:sz="2" w:space="0"/>
+            <w:right w:val="single" w:color="000000" w:sz="2" w:space="0"/>
+            <w:insideH w:val="single" w:color="000000" w:sz="2" w:space="0"/>
+            <w:insideV w:val="single" w:color="000000" w:sz="2" w:space="0"/>
+          </w:tblBorders>
           <w:tblCellMar>
             <w:top w:w="0" w:type="dxa"/>
             <w:left w:w="0" w:type="dxa"/>
@@ -1412,7 +1439,7 @@
           </w:tblCellMar>
         </w:tblPrEx>
         <w:trPr>
-          <w:trHeight w:val="556"/>
+          <w:trHeight w:val="556" w:hRule="atLeast"/>
         </w:trPr>
         <w:tc>
           <w:tcPr>
@@ -1420,7 +1447,7 @@
           </w:tcPr>
           <w:p>
             <w:pPr>
-              <w:pStyle w:val="TableText"/>
+              <w:pStyle w:val="27"/>
               <w:keepNext w:val="0"/>
               <w:keepLines w:val="0"/>
               <w:pageBreakBefore w:val="0"/>
@@ -1437,7 +1464,7 @@
           </w:tcPr>
           <w:p>
             <w:pPr>
-              <w:pStyle w:val="TableText"/>
+              <w:pStyle w:val="27"/>
               <w:keepNext w:val="0"/>
               <w:keepLines w:val="0"/>
               <w:pageBreakBefore w:val="0"/>
@@ -1454,7 +1481,7 @@
           </w:tcPr>
           <w:p>
             <w:pPr>
-              <w:pStyle w:val="TableText"/>
+              <w:pStyle w:val="27"/>
               <w:keepNext w:val="0"/>
               <w:keepLines w:val="0"/>
               <w:pageBreakBefore w:val="0"/>
@@ -1471,7 +1498,7 @@
           </w:tcPr>
           <w:p>
             <w:pPr>
-              <w:pStyle w:val="TableText"/>
+              <w:pStyle w:val="27"/>
               <w:keepNext w:val="0"/>
               <w:keepLines w:val="0"/>
               <w:pageBreakBefore w:val="0"/>
@@ -1488,7 +1515,7 @@
           </w:tcPr>
           <w:p>
             <w:pPr>
-              <w:pStyle w:val="TableText"/>
+              <w:pStyle w:val="27"/>
               <w:keepNext w:val="0"/>
               <w:keepLines w:val="0"/>
               <w:pageBreakBefore w:val="0"/>
@@ -1505,7 +1532,7 @@
           </w:tcPr>
           <w:p>
             <w:pPr>
-              <w:pStyle w:val="TableText"/>
+              <w:pStyle w:val="27"/>
               <w:keepNext w:val="0"/>
               <w:keepLines w:val="0"/>
               <w:pageBreakBefore w:val="0"/>
@@ -1519,18 +1546,17 @@
       </w:tr>
       <w:tr>
         <w:tblPrEx>
-          <w:tblW w:w="8301" w:type="dxa"/>
-          <w:tblInd w:w="2" w:type="dxa"/>
-          <w:tblLayout w:type="fixed"/>
-          <w:tblCellMar>
-            <w:top w:w="0" w:type="dxa"/>
-            <w:left w:w="0" w:type="dxa"/>
-            <w:bottom w:w="0" w:type="dxa"/>
-            <w:right w:w="0" w:type="dxa"/>
-          </w:tblCellMar>
+          <w:tblBorders>
+            <w:top w:val="single" w:color="000000" w:sz="2" w:space="0"/>
+            <w:left w:val="single" w:color="000000" w:sz="2" w:space="0"/>
+            <w:bottom w:val="single" w:color="000000" w:sz="2" w:space="0"/>
+            <w:right w:val="single" w:color="000000" w:sz="2" w:space="0"/>
+            <w:insideH w:val="single" w:color="000000" w:sz="2" w:space="0"/>
+            <w:insideV w:val="single" w:color="000000" w:sz="2" w:space="0"/>
+          </w:tblBorders>
         </w:tblPrEx>
         <w:trPr>
-          <w:trHeight w:val="561"/>
+          <w:trHeight w:val="561" w:hRule="atLeast"/>
         </w:trPr>
         <w:tc>
           <w:tcPr>
@@ -1538,7 +1564,7 @@
           </w:tcPr>
           <w:p>
             <w:pPr>
-              <w:pStyle w:val="TableText"/>
+              <w:pStyle w:val="27"/>
               <w:keepNext w:val="0"/>
               <w:keepLines w:val="0"/>
               <w:pageBreakBefore w:val="0"/>
@@ -1555,7 +1581,7 @@
           </w:tcPr>
           <w:p>
             <w:pPr>
-              <w:pStyle w:val="TableText"/>
+              <w:pStyle w:val="27"/>
               <w:keepNext w:val="0"/>
               <w:keepLines w:val="0"/>
               <w:pageBreakBefore w:val="0"/>
@@ -1572,7 +1598,7 @@
           </w:tcPr>
           <w:p>
             <w:pPr>
-              <w:pStyle w:val="TableText"/>
+              <w:pStyle w:val="27"/>
               <w:keepNext w:val="0"/>
               <w:keepLines w:val="0"/>
               <w:pageBreakBefore w:val="0"/>
@@ -1589,7 +1615,7 @@
           </w:tcPr>
           <w:p>
             <w:pPr>
-              <w:pStyle w:val="TableText"/>
+              <w:pStyle w:val="27"/>
               <w:keepNext w:val="0"/>
               <w:keepLines w:val="0"/>
               <w:pageBreakBefore w:val="0"/>
@@ -1606,7 +1632,7 @@
           </w:tcPr>
           <w:p>
             <w:pPr>
-              <w:pStyle w:val="TableText"/>
+              <w:pStyle w:val="27"/>
               <w:keepNext w:val="0"/>
               <w:keepLines w:val="0"/>
               <w:pageBreakBefore w:val="0"/>
@@ -1623,7 +1649,7 @@
           </w:tcPr>
           <w:p>
             <w:pPr>
-              <w:pStyle w:val="TableText"/>
+              <w:pStyle w:val="27"/>
               <w:keepNext w:val="0"/>
               <w:keepLines w:val="0"/>
               <w:pageBreakBefore w:val="0"/>
@@ -1653,7 +1679,7 @@
     <w:sdt>
       <w:sdtPr>
         <w:rPr>
-          <w:rFonts w:ascii="宋体" w:eastAsia="宋体" w:hAnsi="宋体" w:cs="Arial"/>
+          <w:rFonts w:ascii="宋体" w:hAnsi="宋体" w:eastAsia="宋体" w:cs="Arial"/>
           <w:snapToGrid w:val="0"/>
           <w:color w:val="000000"/>
           <w:kern w:val="0"/>
@@ -1669,7 +1695,7 @@
       </w:sdtPr>
       <w:sdtEndPr>
         <w:rPr>
-          <w:rFonts w:ascii="宋体" w:eastAsia="宋体" w:hAnsi="宋体" w:cs="Arial"/>
+          <w:rFonts w:ascii="宋体" w:hAnsi="宋体" w:eastAsia="宋体" w:cs="Arial"/>
           <w:snapToGrid w:val="0"/>
           <w:color w:val="000000"/>
           <w:kern w:val="0"/>
@@ -1689,12 +1715,12 @@
             <w:overflowPunct/>
             <w:bidi w:val="0"/>
             <w:spacing w:before="0" w:beforeLines="0" w:after="0" w:afterLines="0" w:line="240" w:lineRule="auto"/>
-            <w:ind w:left="0" w:right="0" w:firstLine="0" w:leftChars="0" w:rightChars="0" w:firstLineChars="0"/>
+            <w:ind w:left="0" w:leftChars="0" w:right="0" w:rightChars="0" w:firstLine="0" w:firstLineChars="0"/>
             <w:jc w:val="center"/>
           </w:pPr>
           <w:r>
             <w:rPr>
-              <w:rFonts w:ascii="宋体" w:eastAsia="宋体" w:hAnsi="宋体"/>
+              <w:rFonts w:ascii="宋体" w:hAnsi="宋体" w:eastAsia="宋体"/>
               <w:sz w:val="21"/>
             </w:rPr>
             <w:t>目录</w:t>
@@ -1702,13 +1728,11 @@
         </w:p>
         <w:p>
           <w:pPr>
-            <w:pStyle w:val="TOC1"/>
+            <w:pStyle w:val="16"/>
             <w:tabs>
               <w:tab w:val="right" w:leader="dot" w:pos="8306"/>
             </w:tabs>
           </w:pPr>
-          <w:bookmarkStart w:id="4" w:name="_GoBack"/>
-          <w:bookmarkEnd w:id="4"/>
           <w:r>
             <w:fldChar w:fldCharType="begin"/>
           </w:r>
@@ -1758,7 +1782,7 @@
         </w:p>
         <w:p>
           <w:pPr>
-            <w:pStyle w:val="TOC1"/>
+            <w:pStyle w:val="16"/>
             <w:tabs>
               <w:tab w:val="right" w:leader="dot" w:pos="8306"/>
             </w:tabs>
@@ -1803,7 +1827,7 @@
         </w:p>
         <w:p>
           <w:pPr>
-            <w:pStyle w:val="TOC1"/>
+            <w:pStyle w:val="16"/>
             <w:tabs>
               <w:tab w:val="right" w:leader="dot" w:pos="8306"/>
             </w:tabs>
@@ -1850,7 +1874,7 @@
         </w:p>
         <w:p>
           <w:pPr>
-            <w:pStyle w:val="TOC1"/>
+            <w:pStyle w:val="16"/>
             <w:tabs>
               <w:tab w:val="right" w:leader="dot" w:pos="8306"/>
             </w:tabs>
@@ -1902,7 +1926,7 @@
         </w:p>
         <w:p>
           <w:pPr>
-            <w:pStyle w:val="TOC1"/>
+            <w:pStyle w:val="16"/>
             <w:tabs>
               <w:tab w:val="right" w:leader="dot" w:pos="8306"/>
             </w:tabs>
@@ -1956,7 +1980,7 @@
         </w:p>
         <w:p>
           <w:pPr>
-            <w:pStyle w:val="TOC1"/>
+            <w:pStyle w:val="16"/>
             <w:tabs>
               <w:tab w:val="right" w:leader="dot" w:pos="8306"/>
             </w:tabs>
@@ -2008,7 +2032,7 @@
         </w:p>
         <w:p>
           <w:pPr>
-            <w:pStyle w:val="TOC2"/>
+            <w:pStyle w:val="17"/>
             <w:tabs>
               <w:tab w:val="right" w:leader="dot" w:pos="8306"/>
             </w:tabs>
@@ -2060,7 +2084,7 @@
         </w:p>
         <w:p>
           <w:pPr>
-            <w:pStyle w:val="TOC2"/>
+            <w:pStyle w:val="17"/>
             <w:tabs>
               <w:tab w:val="right" w:leader="dot" w:pos="8306"/>
             </w:tabs>
@@ -2107,7 +2131,7 @@
         </w:p>
         <w:p>
           <w:pPr>
-            <w:pStyle w:val="TOC1"/>
+            <w:pStyle w:val="16"/>
             <w:tabs>
               <w:tab w:val="right" w:leader="dot" w:pos="8306"/>
             </w:tabs>
@@ -2159,7 +2183,7 @@
         </w:p>
         <w:p>
           <w:pPr>
-            <w:pStyle w:val="TOC2"/>
+            <w:pStyle w:val="17"/>
             <w:tabs>
               <w:tab w:val="right" w:leader="dot" w:pos="8306"/>
             </w:tabs>
@@ -2211,7 +2235,7 @@
         </w:p>
         <w:p>
           <w:pPr>
-            <w:pStyle w:val="TOC2"/>
+            <w:pStyle w:val="17"/>
             <w:tabs>
               <w:tab w:val="right" w:leader="dot" w:pos="8306"/>
             </w:tabs>
@@ -2256,7 +2280,7 @@
         </w:p>
         <w:p>
           <w:pPr>
-            <w:pStyle w:val="TOC2"/>
+            <w:pStyle w:val="17"/>
             <w:tabs>
               <w:tab w:val="right" w:leader="dot" w:pos="8306"/>
             </w:tabs>
@@ -2301,7 +2325,7 @@
         </w:p>
         <w:p>
           <w:pPr>
-            <w:pStyle w:val="TOC1"/>
+            <w:pStyle w:val="16"/>
             <w:tabs>
               <w:tab w:val="right" w:leader="dot" w:pos="8306"/>
             </w:tabs>
@@ -2317,7 +2341,7 @@
           </w:r>
           <w:r>
             <w:rPr>
-              <w:rFonts w:eastAsia="宋体" w:hint="default"/>
+              <w:rFonts w:hint="default" w:eastAsia="宋体"/>
               <w:lang w:val="en-US" w:eastAsia="zh-CN"/>
             </w:rPr>
             <w:t xml:space="preserve">6. </w:t>
@@ -2353,7 +2377,7 @@
         </w:p>
         <w:p>
           <w:pPr>
-            <w:pStyle w:val="TOC2"/>
+            <w:pStyle w:val="17"/>
             <w:tabs>
               <w:tab w:val="right" w:leader="dot" w:pos="8306"/>
             </w:tabs>
@@ -2405,7 +2429,7 @@
         </w:p>
         <w:p>
           <w:pPr>
-            <w:pStyle w:val="TOC2"/>
+            <w:pStyle w:val="17"/>
             <w:tabs>
               <w:tab w:val="right" w:leader="dot" w:pos="8306"/>
             </w:tabs>
@@ -2457,7 +2481,7 @@
         </w:p>
         <w:p>
           <w:pPr>
-            <w:pStyle w:val="TOC2"/>
+            <w:pStyle w:val="17"/>
             <w:tabs>
               <w:tab w:val="right" w:leader="dot" w:pos="8306"/>
             </w:tabs>
@@ -2509,7 +2533,7 @@
         </w:p>
         <w:p>
           <w:pPr>
-            <w:pStyle w:val="TOC2"/>
+            <w:pStyle w:val="17"/>
             <w:tabs>
               <w:tab w:val="right" w:leader="dot" w:pos="8306"/>
             </w:tabs>
@@ -2561,7 +2585,7 @@
         </w:p>
         <w:p>
           <w:pPr>
-            <w:pStyle w:val="TOC2"/>
+            <w:pStyle w:val="17"/>
             <w:tabs>
               <w:tab w:val="right" w:leader="dot" w:pos="8306"/>
             </w:tabs>
@@ -2613,7 +2637,7 @@
         </w:p>
         <w:p>
           <w:pPr>
-            <w:pStyle w:val="TOC1"/>
+            <w:pStyle w:val="16"/>
             <w:tabs>
               <w:tab w:val="right" w:leader="dot" w:pos="8306"/>
             </w:tabs>
@@ -2665,7 +2689,7 @@
         </w:p>
         <w:p>
           <w:pPr>
-            <w:pStyle w:val="TOC1"/>
+            <w:pStyle w:val="16"/>
             <w:tabs>
               <w:tab w:val="right" w:leader="dot" w:pos="8306"/>
             </w:tabs>
@@ -2717,7 +2741,7 @@
         </w:p>
         <w:p>
           <w:pPr>
-            <w:pStyle w:val="TOC1"/>
+            <w:pStyle w:val="16"/>
             <w:tabs>
               <w:tab w:val="right" w:leader="dot" w:pos="8306"/>
             </w:tabs>
@@ -2810,7 +2834,7 @@
     </w:p>
     <w:p>
       <w:pPr>
-        <w:pStyle w:val="1"/>
+        <w:pStyle w:val="28"/>
         <w:keepNext w:val="0"/>
         <w:keepLines w:val="0"/>
         <w:pageBreakBefore w:val="0"/>
@@ -2819,13 +2843,13 @@
         <w:overflowPunct/>
         <w:bidi w:val="0"/>
       </w:pPr>
+      <w:bookmarkStart w:id="4" w:name="_Toc3552"/>
       <w:bookmarkStart w:id="5" w:name="_Toc28077"/>
-      <w:bookmarkStart w:id="6" w:name="_Toc3552"/>
       <w:r>
         <w:t>目的</w:t>
       </w:r>
+      <w:bookmarkEnd w:id="4"/>
       <w:bookmarkEnd w:id="5"/>
-      <w:bookmarkEnd w:id="6"/>
     </w:p>
     <w:p>
       <w:pPr>
@@ -2839,13 +2863,13 @@
         <w:spacing w:before="264" w:line="362" w:lineRule="auto"/>
         <w:ind w:left="23" w:right="213" w:firstLine="360"/>
         <w:rPr>
-          <w:rFonts w:eastAsia="宋体" w:hint="eastAsia"/>
-          <w:lang w:val="en-US" w:eastAsia="zh-CN"/>
-        </w:rPr>
-      </w:pPr>
-      <w:r>
-        <w:rPr>
-          <w:rFonts w:ascii="宋体" w:eastAsia="宋体" w:hAnsi="宋体" w:cs="宋体"/>
+          <w:rFonts w:hint="eastAsia" w:eastAsia="宋体"/>
+          <w:lang w:val="en-US" w:eastAsia="zh-CN"/>
+        </w:rPr>
+      </w:pPr>
+      <w:r>
+        <w:rPr>
+          <w:rFonts w:ascii="宋体" w:hAnsi="宋体" w:eastAsia="宋体" w:cs="宋体"/>
           <w:sz w:val="24"/>
           <w:szCs w:val="24"/>
         </w:rPr>
@@ -2853,7 +2877,7 @@
       </w:r>
       <w:r>
         <w:rPr>
-          <w:rFonts w:ascii="宋体" w:eastAsia="宋体" w:hAnsi="宋体" w:cs="宋体"/>
+          <w:rFonts w:ascii="宋体" w:hAnsi="宋体" w:eastAsia="宋体" w:cs="宋体"/>
           <w:spacing w:val="-2"/>
           <w:sz w:val="24"/>
           <w:szCs w:val="24"/>
@@ -2863,7 +2887,7 @@
     </w:p>
     <w:p>
       <w:pPr>
-        <w:pStyle w:val="1"/>
+        <w:pStyle w:val="28"/>
         <w:keepNext w:val="0"/>
         <w:keepLines w:val="0"/>
         <w:pageBreakBefore w:val="0"/>
@@ -2876,9 +2900,9 @@
           <w:lang w:val="en-US" w:eastAsia="zh-CN"/>
         </w:rPr>
       </w:pPr>
-      <w:bookmarkStart w:id="7" w:name="_Toc14615"/>
-      <w:bookmarkStart w:id="8" w:name="_Toc26608"/>
-      <w:bookmarkStart w:id="9" w:name="_Toc28579"/>
+      <w:bookmarkStart w:id="6" w:name="_Toc14615"/>
+      <w:bookmarkStart w:id="7" w:name="_Toc26608"/>
+      <w:bookmarkStart w:id="8" w:name="_Toc28579"/>
       <w:r>
         <w:rPr>
           <w:rFonts w:hint="eastAsia"/>
@@ -2886,13 +2910,13 @@
         </w:rPr>
         <w:t>原则</w:t>
       </w:r>
+      <w:bookmarkEnd w:id="6"/>
       <w:bookmarkEnd w:id="7"/>
       <w:bookmarkEnd w:id="8"/>
-      <w:bookmarkEnd w:id="9"/>
-    </w:p>
-    <w:p>
-      <w:pPr>
-        <w:pStyle w:val="a1"/>
+    </w:p>
+    <w:p>
+      <w:pPr>
+        <w:pStyle w:val="29"/>
         <w:keepNext w:val="0"/>
         <w:keepLines w:val="0"/>
         <w:pageBreakBefore w:val="0"/>
@@ -2914,7 +2938,7 @@
     </w:p>
     <w:p>
       <w:pPr>
-        <w:pStyle w:val="1"/>
+        <w:pStyle w:val="28"/>
         <w:keepNext w:val="0"/>
         <w:keepLines w:val="0"/>
         <w:pageBreakBefore w:val="0"/>
@@ -2923,8 +2947,8 @@
         <w:overflowPunct/>
         <w:bidi w:val="0"/>
       </w:pPr>
-      <w:bookmarkStart w:id="10" w:name="_Toc30539"/>
-      <w:bookmarkStart w:id="11" w:name="_Toc20470"/>
+      <w:bookmarkStart w:id="9" w:name="_Toc30539"/>
+      <w:bookmarkStart w:id="10" w:name="_Toc20470"/>
       <w:r>
         <w:rPr>
           <w:rFonts w:hint="eastAsia"/>
@@ -2935,12 +2959,12 @@
       <w:r>
         <w:t>范围</w:t>
       </w:r>
+      <w:bookmarkEnd w:id="9"/>
       <w:bookmarkEnd w:id="10"/>
-      <w:bookmarkEnd w:id="11"/>
-    </w:p>
-    <w:p>
-      <w:pPr>
-        <w:pStyle w:val="a1"/>
+    </w:p>
+    <w:p>
+      <w:pPr>
+        <w:pStyle w:val="29"/>
         <w:keepNext w:val="0"/>
         <w:keepLines w:val="0"/>
         <w:pageBreakBefore w:val="0"/>
@@ -2949,13 +2973,13 @@
         <w:overflowPunct/>
         <w:bidi w:val="0"/>
         <w:rPr>
-          <w:rFonts w:eastAsia="宋体" w:hint="eastAsia"/>
-          <w:lang w:val="en-US" w:eastAsia="zh-CN"/>
-        </w:rPr>
-      </w:pPr>
-      <w:r>
-        <w:rPr>
-          <w:rFonts w:ascii="宋体" w:eastAsia="宋体" w:hAnsi="宋体" w:cs="宋体"/>
+          <w:rFonts w:hint="eastAsia" w:eastAsia="宋体"/>
+          <w:lang w:val="en-US" w:eastAsia="zh-CN"/>
+        </w:rPr>
+      </w:pPr>
+      <w:r>
+        <w:rPr>
+          <w:rFonts w:ascii="宋体" w:hAnsi="宋体" w:eastAsia="宋体" w:cs="宋体"/>
           <w:spacing w:val="-2"/>
           <w:sz w:val="24"/>
           <w:szCs w:val="24"/>
@@ -2964,7 +2988,7 @@
       </w:r>
       <w:r>
         <w:rPr>
-          <w:rFonts w:ascii="宋体" w:hAnsi="宋体" w:cs="宋体" w:hint="eastAsia"/>
+          <w:rFonts w:hint="eastAsia" w:ascii="宋体" w:hAnsi="宋体" w:cs="宋体"/>
           <w:spacing w:val="-2"/>
           <w:sz w:val="24"/>
           <w:szCs w:val="24"/>
@@ -2975,7 +2999,7 @@
     </w:p>
     <w:p>
       <w:pPr>
-        <w:pStyle w:val="1"/>
+        <w:pStyle w:val="28"/>
         <w:keepNext w:val="0"/>
         <w:keepLines w:val="0"/>
         <w:pageBreakBefore w:val="0"/>
@@ -2988,8 +3012,8 @@
           <w:lang w:val="en-US" w:eastAsia="zh-CN"/>
         </w:rPr>
       </w:pPr>
-      <w:bookmarkStart w:id="12" w:name="_Toc7692"/>
-      <w:bookmarkStart w:id="13" w:name="_Toc23001"/>
+      <w:bookmarkStart w:id="11" w:name="_Toc7692"/>
+      <w:bookmarkStart w:id="12" w:name="_Toc23001"/>
       <w:r>
         <w:rPr>
           <w:rFonts w:hint="eastAsia"/>
@@ -2997,12 +3021,12 @@
         </w:rPr>
         <w:t>岗位职责</w:t>
       </w:r>
+      <w:bookmarkEnd w:id="11"/>
       <w:bookmarkEnd w:id="12"/>
-      <w:bookmarkEnd w:id="13"/>
-    </w:p>
-    <w:p>
-      <w:pPr>
-        <w:pStyle w:val="2"/>
+    </w:p>
+    <w:p>
+      <w:pPr>
+        <w:pStyle w:val="30"/>
         <w:keepNext w:val="0"/>
         <w:keepLines w:val="0"/>
         <w:pageBreakBefore w:val="0"/>
@@ -3015,7 +3039,7 @@
           <w:lang w:val="en-US" w:eastAsia="zh-CN"/>
         </w:rPr>
       </w:pPr>
-      <w:bookmarkStart w:id="14" w:name="_Toc18565"/>
+      <w:bookmarkStart w:id="13" w:name="_Toc18565"/>
       <w:r>
         <w:rPr>
           <w:rFonts w:hint="eastAsia"/>
@@ -3023,7 +3047,7 @@
         </w:rPr>
         <w:t>研发部</w:t>
       </w:r>
-      <w:bookmarkEnd w:id="14"/>
+      <w:bookmarkEnd w:id="13"/>
     </w:p>
     <w:p>
       <w:pPr>
@@ -3045,17 +3069,17 @@
         <w:adjustRightInd w:val="0"/>
         <w:snapToGrid w:val="0"/>
         <w:spacing w:line="360" w:lineRule="auto"/>
-        <w:ind w:left="425" w:hanging="425" w:leftChars="0" w:firstLineChars="0"/>
+        <w:ind w:left="425" w:leftChars="0" w:hanging="425" w:firstLineChars="0"/>
         <w:textAlignment w:val="baseline"/>
         <w:rPr>
-          <w:rFonts w:ascii="宋体" w:eastAsia="宋体" w:hAnsi="宋体" w:cs="宋体"/>
+          <w:rFonts w:ascii="宋体" w:hAnsi="宋体" w:eastAsia="宋体" w:cs="宋体"/>
           <w:sz w:val="24"/>
           <w:szCs w:val="24"/>
         </w:rPr>
       </w:pPr>
       <w:r>
         <w:rPr>
-          <w:rFonts w:ascii="宋体" w:eastAsia="宋体" w:hAnsi="宋体" w:cs="宋体"/>
+          <w:rFonts w:ascii="宋体" w:hAnsi="宋体" w:eastAsia="宋体" w:cs="宋体"/>
           <w:spacing w:val="-1"/>
           <w:sz w:val="24"/>
           <w:szCs w:val="24"/>
@@ -3083,17 +3107,17 @@
         <w:adjustRightInd w:val="0"/>
         <w:snapToGrid w:val="0"/>
         <w:spacing w:line="360" w:lineRule="auto"/>
-        <w:ind w:left="425" w:hanging="425" w:leftChars="0" w:firstLineChars="0"/>
+        <w:ind w:left="425" w:leftChars="0" w:hanging="425" w:firstLineChars="0"/>
         <w:textAlignment w:val="baseline"/>
         <w:rPr>
-          <w:rFonts w:ascii="宋体" w:eastAsia="宋体" w:hAnsi="宋体" w:cs="宋体"/>
+          <w:rFonts w:ascii="宋体" w:hAnsi="宋体" w:eastAsia="宋体" w:cs="宋体"/>
           <w:sz w:val="24"/>
           <w:szCs w:val="24"/>
         </w:rPr>
       </w:pPr>
       <w:r>
         <w:rPr>
-          <w:rFonts w:ascii="宋体" w:eastAsia="宋体" w:hAnsi="宋体" w:cs="宋体"/>
+          <w:rFonts w:ascii="宋体" w:hAnsi="宋体" w:eastAsia="宋体" w:cs="宋体"/>
           <w:spacing w:val="-1"/>
           <w:sz w:val="24"/>
           <w:szCs w:val="24"/>
@@ -3103,7 +3127,7 @@
     </w:p>
     <w:p>
       <w:pPr>
-        <w:pStyle w:val="2"/>
+        <w:pStyle w:val="30"/>
         <w:keepNext w:val="0"/>
         <w:keepLines w:val="0"/>
         <w:pageBreakBefore w:val="0"/>
@@ -3112,13 +3136,13 @@
         <w:overflowPunct/>
         <w:bidi w:val="0"/>
       </w:pPr>
-      <w:bookmarkStart w:id="15" w:name="bookmark5"/>
+      <w:bookmarkStart w:id="14" w:name="bookmark5"/>
+      <w:bookmarkEnd w:id="14"/>
+      <w:bookmarkStart w:id="15" w:name="_Toc28853"/>
+      <w:r>
+        <w:t>交付部</w:t>
+      </w:r>
       <w:bookmarkEnd w:id="15"/>
-      <w:bookmarkStart w:id="16" w:name="_Toc28853"/>
-      <w:r>
-        <w:t>交付部</w:t>
-      </w:r>
-      <w:bookmarkEnd w:id="16"/>
     </w:p>
     <w:p>
       <w:pPr>
@@ -3140,17 +3164,17 @@
         <w:adjustRightInd w:val="0"/>
         <w:snapToGrid w:val="0"/>
         <w:spacing w:line="360" w:lineRule="auto"/>
-        <w:ind w:left="425" w:hanging="425" w:leftChars="0" w:firstLineChars="0"/>
+        <w:ind w:left="425" w:leftChars="0" w:hanging="425" w:firstLineChars="0"/>
         <w:textAlignment w:val="baseline"/>
         <w:rPr>
-          <w:rFonts w:ascii="宋体" w:eastAsia="宋体" w:hAnsi="宋体" w:cs="宋体"/>
+          <w:rFonts w:ascii="宋体" w:hAnsi="宋体" w:eastAsia="宋体" w:cs="宋体"/>
           <w:sz w:val="24"/>
           <w:szCs w:val="24"/>
         </w:rPr>
       </w:pPr>
       <w:r>
         <w:rPr>
-          <w:rFonts w:ascii="宋体" w:eastAsia="宋体" w:hAnsi="宋体" w:cs="宋体"/>
+          <w:rFonts w:ascii="宋体" w:hAnsi="宋体" w:eastAsia="宋体" w:cs="宋体"/>
           <w:spacing w:val="-1"/>
           <w:sz w:val="24"/>
           <w:szCs w:val="24"/>
@@ -3178,17 +3202,17 @@
         <w:adjustRightInd w:val="0"/>
         <w:snapToGrid w:val="0"/>
         <w:spacing w:line="360" w:lineRule="auto"/>
-        <w:ind w:left="425" w:hanging="425" w:leftChars="0" w:firstLineChars="0"/>
+        <w:ind w:left="425" w:leftChars="0" w:hanging="425" w:firstLineChars="0"/>
         <w:textAlignment w:val="baseline"/>
         <w:rPr>
-          <w:rFonts w:ascii="宋体" w:eastAsia="宋体" w:hAnsi="宋体" w:cs="宋体"/>
+          <w:rFonts w:ascii="宋体" w:hAnsi="宋体" w:eastAsia="宋体" w:cs="宋体"/>
           <w:sz w:val="24"/>
           <w:szCs w:val="24"/>
         </w:rPr>
       </w:pPr>
       <w:r>
         <w:rPr>
-          <w:rFonts w:ascii="宋体" w:eastAsia="宋体" w:hAnsi="宋体" w:cs="宋体"/>
+          <w:rFonts w:ascii="宋体" w:hAnsi="宋体" w:eastAsia="宋体" w:cs="宋体"/>
           <w:spacing w:val="-1"/>
           <w:sz w:val="24"/>
           <w:szCs w:val="24"/>
@@ -3216,17 +3240,17 @@
         <w:adjustRightInd w:val="0"/>
         <w:snapToGrid w:val="0"/>
         <w:spacing w:line="360" w:lineRule="auto"/>
-        <w:ind w:left="425" w:hanging="425" w:leftChars="0" w:firstLineChars="0"/>
+        <w:ind w:left="425" w:leftChars="0" w:hanging="425" w:firstLineChars="0"/>
         <w:textAlignment w:val="baseline"/>
         <w:rPr>
-          <w:rFonts w:ascii="宋体" w:eastAsia="宋体" w:hAnsi="宋体" w:cs="宋体"/>
+          <w:rFonts w:ascii="宋体" w:hAnsi="宋体" w:eastAsia="宋体" w:cs="宋体"/>
           <w:sz w:val="24"/>
           <w:szCs w:val="24"/>
         </w:rPr>
       </w:pPr>
       <w:r>
         <w:rPr>
-          <w:rFonts w:ascii="宋体" w:eastAsia="宋体" w:hAnsi="宋体" w:cs="宋体"/>
+          <w:rFonts w:ascii="宋体" w:hAnsi="宋体" w:eastAsia="宋体" w:cs="宋体"/>
           <w:spacing w:val="-1"/>
           <w:sz w:val="24"/>
           <w:szCs w:val="24"/>
@@ -3254,17 +3278,17 @@
         <w:adjustRightInd w:val="0"/>
         <w:snapToGrid w:val="0"/>
         <w:spacing w:line="360" w:lineRule="auto"/>
-        <w:ind w:left="425" w:hanging="425" w:leftChars="0" w:firstLineChars="0"/>
+        <w:ind w:left="425" w:leftChars="0" w:hanging="425" w:firstLineChars="0"/>
         <w:textAlignment w:val="baseline"/>
         <w:rPr>
-          <w:rFonts w:ascii="宋体" w:eastAsia="宋体" w:hAnsi="宋体" w:cs="宋体"/>
+          <w:rFonts w:ascii="宋体" w:hAnsi="宋体" w:eastAsia="宋体" w:cs="宋体"/>
           <w:sz w:val="24"/>
           <w:szCs w:val="24"/>
         </w:rPr>
       </w:pPr>
       <w:r>
         <w:rPr>
-          <w:rFonts w:ascii="宋体" w:eastAsia="宋体" w:hAnsi="宋体" w:cs="宋体"/>
+          <w:rFonts w:ascii="宋体" w:hAnsi="宋体" w:eastAsia="宋体" w:cs="宋体"/>
           <w:spacing w:val="-1"/>
           <w:sz w:val="24"/>
           <w:szCs w:val="24"/>
@@ -3292,17 +3316,17 @@
         <w:adjustRightInd w:val="0"/>
         <w:snapToGrid w:val="0"/>
         <w:spacing w:line="360" w:lineRule="auto"/>
-        <w:ind w:left="425" w:hanging="425" w:leftChars="0" w:firstLineChars="0"/>
+        <w:ind w:left="425" w:leftChars="0" w:hanging="425" w:firstLineChars="0"/>
         <w:textAlignment w:val="baseline"/>
         <w:rPr>
-          <w:rFonts w:ascii="宋体" w:eastAsia="宋体" w:hAnsi="宋体" w:cs="宋体"/>
+          <w:rFonts w:ascii="宋体" w:hAnsi="宋体" w:eastAsia="宋体" w:cs="宋体"/>
           <w:sz w:val="24"/>
           <w:szCs w:val="24"/>
         </w:rPr>
       </w:pPr>
       <w:r>
         <w:rPr>
-          <w:rFonts w:ascii="宋体" w:eastAsia="宋体" w:hAnsi="宋体" w:cs="宋体"/>
+          <w:rFonts w:ascii="宋体" w:hAnsi="宋体" w:eastAsia="宋体" w:cs="宋体"/>
           <w:spacing w:val="-1"/>
           <w:sz w:val="24"/>
           <w:szCs w:val="24"/>
@@ -3312,7 +3336,7 @@
     </w:p>
     <w:p>
       <w:pPr>
-        <w:pStyle w:val="1"/>
+        <w:pStyle w:val="28"/>
         <w:keepNext w:val="0"/>
         <w:keepLines w:val="0"/>
         <w:pageBreakBefore w:val="0"/>
@@ -3325,24 +3349,24 @@
           <w:lang w:val="en-US" w:eastAsia="zh-CN"/>
         </w:rPr>
       </w:pPr>
-      <w:bookmarkStart w:id="17" w:name="bookmark3"/>
+      <w:bookmarkStart w:id="16" w:name="bookmark3"/>
+      <w:bookmarkEnd w:id="16"/>
+      <w:bookmarkStart w:id="17" w:name="_Toc4093"/>
+      <w:bookmarkStart w:id="18" w:name="_Toc17424"/>
+      <w:bookmarkStart w:id="19" w:name="_Toc15244"/>
+      <w:r>
+        <w:rPr>
+          <w:rStyle w:val="38"/>
+          <w:rFonts w:hint="eastAsia"/>
+          <w:lang w:val="en-US" w:eastAsia="zh-CN"/>
+        </w:rPr>
+        <w:t>运维工具分类</w:t>
+      </w:r>
       <w:bookmarkEnd w:id="17"/>
-      <w:bookmarkStart w:id="18" w:name="_Toc4093"/>
-      <w:bookmarkStart w:id="19" w:name="_Toc15244"/>
-      <w:bookmarkStart w:id="20" w:name="_Toc17424"/>
-      <w:r>
-        <w:rPr>
-          <w:rStyle w:val="1Char"/>
-          <w:rFonts w:hint="eastAsia"/>
-          <w:lang w:val="en-US" w:eastAsia="zh-CN"/>
-        </w:rPr>
-        <w:t>运维工具分类</w:t>
-      </w:r>
-      <w:bookmarkEnd w:id="18"/>
-    </w:p>
-    <w:p>
-      <w:pPr>
-        <w:pStyle w:val="a1"/>
+    </w:p>
+    <w:p>
+      <w:pPr>
+        <w:pStyle w:val="29"/>
         <w:keepNext w:val="0"/>
         <w:keepLines w:val="0"/>
         <w:pageBreakBefore w:val="0"/>
@@ -3365,7 +3389,7 @@
     </w:p>
     <w:p>
       <w:pPr>
-        <w:pStyle w:val="2"/>
+        <w:pStyle w:val="30"/>
         <w:keepNext w:val="0"/>
         <w:keepLines w:val="0"/>
         <w:pageBreakBefore w:val="0"/>
@@ -3378,7 +3402,7 @@
           <w:lang w:val="en-US" w:eastAsia="zh-CN"/>
         </w:rPr>
       </w:pPr>
-      <w:bookmarkStart w:id="21" w:name="_Toc19787"/>
+      <w:bookmarkStart w:id="20" w:name="_Toc19787"/>
       <w:r>
         <w:rPr>
           <w:rFonts w:hint="eastAsia"/>
@@ -3386,11 +3410,11 @@
         </w:rPr>
         <w:t>监控工具</w:t>
       </w:r>
-      <w:bookmarkEnd w:id="21"/>
-    </w:p>
-    <w:p>
-      <w:pPr>
-        <w:pStyle w:val="a1"/>
+      <w:bookmarkEnd w:id="20"/>
+    </w:p>
+    <w:p>
+      <w:pPr>
+        <w:pStyle w:val="29"/>
         <w:keepNext w:val="0"/>
         <w:keepLines w:val="0"/>
         <w:pageBreakBefore w:val="0"/>
@@ -3413,14 +3437,14 @@
     </w:p>
     <w:p>
       <w:pPr>
-        <w:pStyle w:val="2"/>
+        <w:pStyle w:val="30"/>
         <w:bidi w:val="0"/>
         <w:rPr>
           <w:rFonts w:hint="default"/>
           <w:lang w:val="en-US" w:eastAsia="zh-CN"/>
         </w:rPr>
       </w:pPr>
-      <w:bookmarkStart w:id="22" w:name="_Toc23521"/>
+      <w:bookmarkStart w:id="21" w:name="_Toc23521"/>
       <w:r>
         <w:rPr>
           <w:rFonts w:hint="default"/>
@@ -3428,11 +3452,11 @@
         </w:rPr>
         <w:t>过程管理工具</w:t>
       </w:r>
-      <w:bookmarkEnd w:id="22"/>
-    </w:p>
-    <w:p>
-      <w:pPr>
-        <w:pStyle w:val="a1"/>
+      <w:bookmarkEnd w:id="21"/>
+    </w:p>
+    <w:p>
+      <w:pPr>
+        <w:pStyle w:val="29"/>
         <w:keepNext w:val="0"/>
         <w:keepLines w:val="0"/>
         <w:pageBreakBefore w:val="0"/>
@@ -3455,14 +3479,14 @@
     </w:p>
     <w:p>
       <w:pPr>
-        <w:pStyle w:val="2"/>
+        <w:pStyle w:val="30"/>
         <w:bidi w:val="0"/>
         <w:rPr>
           <w:rFonts w:hint="default"/>
           <w:lang w:val="en-US" w:eastAsia="zh-CN"/>
         </w:rPr>
       </w:pPr>
-      <w:bookmarkStart w:id="23" w:name="_Toc21711"/>
+      <w:bookmarkStart w:id="22" w:name="_Toc21711"/>
       <w:r>
         <w:rPr>
           <w:rFonts w:hint="default"/>
@@ -3470,11 +3494,11 @@
         </w:rPr>
         <w:t>专用工具</w:t>
       </w:r>
-      <w:bookmarkEnd w:id="23"/>
-    </w:p>
-    <w:p>
-      <w:pPr>
-        <w:pStyle w:val="a1"/>
+      <w:bookmarkEnd w:id="22"/>
+    </w:p>
+    <w:p>
+      <w:pPr>
+        <w:pStyle w:val="29"/>
         <w:keepNext w:val="0"/>
         <w:keepLines w:val="0"/>
         <w:pageBreakBefore w:val="0"/>
@@ -3497,7 +3521,7 @@
     </w:p>
     <w:p>
       <w:pPr>
-        <w:pStyle w:val="a1"/>
+        <w:pStyle w:val="29"/>
         <w:keepNext w:val="0"/>
         <w:keepLines w:val="0"/>
         <w:pageBreakBefore w:val="0"/>
@@ -3520,7 +3544,7 @@
     </w:p>
     <w:p>
       <w:pPr>
-        <w:pStyle w:val="1"/>
+        <w:pStyle w:val="28"/>
         <w:keepNext w:val="0"/>
         <w:keepLines w:val="0"/>
         <w:pageBreakBefore w:val="0"/>
@@ -3529,12 +3553,12 @@
         <w:overflowPunct/>
         <w:bidi w:val="0"/>
         <w:rPr>
-          <w:rStyle w:val="1Char"/>
-          <w:rFonts w:eastAsia="宋体" w:hint="default"/>
-          <w:lang w:val="en-US" w:eastAsia="zh-CN"/>
-        </w:rPr>
-      </w:pPr>
-      <w:bookmarkStart w:id="24" w:name="_Toc21352"/>
+          <w:rStyle w:val="38"/>
+          <w:rFonts w:hint="default" w:eastAsia="宋体"/>
+          <w:lang w:val="en-US" w:eastAsia="zh-CN"/>
+        </w:rPr>
+      </w:pPr>
+      <w:bookmarkStart w:id="23" w:name="_Toc21352"/>
       <w:r>
         <w:rPr>
           <w:rFonts w:hint="eastAsia"/>
@@ -3542,13 +3566,13 @@
         </w:rPr>
         <w:t>运维工具管理流程</w:t>
       </w:r>
+      <w:bookmarkEnd w:id="18"/>
       <w:bookmarkEnd w:id="19"/>
-      <w:bookmarkEnd w:id="20"/>
-      <w:bookmarkEnd w:id="24"/>
-    </w:p>
-    <w:p>
-      <w:pPr>
-        <w:pStyle w:val="a1"/>
+      <w:bookmarkEnd w:id="23"/>
+    </w:p>
+    <w:p>
+      <w:pPr>
+        <w:pStyle w:val="29"/>
         <w:bidi w:val="0"/>
         <w:rPr>
           <w:rFonts w:hint="eastAsia"/>
@@ -3565,7 +3589,7 @@
     </w:p>
     <w:p>
       <w:pPr>
-        <w:pStyle w:val="a1"/>
+        <w:pStyle w:val="29"/>
         <w:keepNext w:val="0"/>
         <w:keepLines w:val="0"/>
         <w:pageBreakBefore w:val="0"/>
@@ -3680,7 +3704,7 @@
     </w:p>
     <w:p>
       <w:pPr>
-        <w:pStyle w:val="a1"/>
+        <w:pStyle w:val="29"/>
         <w:keepNext w:val="0"/>
         <w:keepLines w:val="0"/>
         <w:pageBreakBefore w:val="0"/>
@@ -3712,7 +3736,7 @@
                     </pic:cNvPicPr>
                   </pic:nvPicPr>
                   <pic:blipFill>
-                    <a:blip xmlns:r="http://schemas.openxmlformats.org/officeDocument/2006/relationships" r:embed="rId4"/>
+                    <a:blip r:embed="rId8"/>
                     <a:stretch>
                       <a:fillRect/>
                     </a:stretch>
@@ -3739,7 +3763,7 @@
     </w:p>
     <w:p>
       <w:pPr>
-        <w:pStyle w:val="2"/>
+        <w:pStyle w:val="30"/>
         <w:keepNext w:val="0"/>
         <w:keepLines w:val="0"/>
         <w:pageBreakBefore w:val="0"/>
@@ -3752,7 +3776,7 @@
           <w:lang w:val="en-US" w:eastAsia="zh-CN"/>
         </w:rPr>
       </w:pPr>
-      <w:bookmarkStart w:id="25" w:name="_Toc21796"/>
+      <w:bookmarkStart w:id="24" w:name="_Toc21796"/>
       <w:r>
         <w:rPr>
           <w:rFonts w:hint="eastAsia"/>
@@ -3760,11 +3784,11 @@
         </w:rPr>
         <w:t>工具需求识别</w:t>
       </w:r>
-      <w:bookmarkEnd w:id="25"/>
-    </w:p>
-    <w:p>
-      <w:pPr>
-        <w:pStyle w:val="a1"/>
+      <w:bookmarkEnd w:id="24"/>
+    </w:p>
+    <w:p>
+      <w:pPr>
+        <w:pStyle w:val="29"/>
         <w:keepNext w:val="0"/>
         <w:keepLines w:val="0"/>
         <w:pageBreakBefore w:val="0"/>
@@ -3779,7 +3803,7 @@
       </w:pPr>
       <w:r>
         <w:rPr>
-          <w:rFonts w:ascii="宋体" w:eastAsia="宋体" w:hAnsi="宋体" w:cs="宋体"/>
+          <w:rFonts w:ascii="宋体" w:hAnsi="宋体" w:eastAsia="宋体" w:cs="宋体"/>
           <w:spacing w:val="-1"/>
           <w:sz w:val="24"/>
           <w:szCs w:val="24"/>
@@ -3789,7 +3813,7 @@
     </w:p>
     <w:p>
       <w:pPr>
-        <w:pStyle w:val="2"/>
+        <w:pStyle w:val="30"/>
         <w:keepNext w:val="0"/>
         <w:keepLines w:val="0"/>
         <w:pageBreakBefore w:val="0"/>
@@ -3802,7 +3826,7 @@
           <w:lang w:val="en-US" w:eastAsia="zh-CN"/>
         </w:rPr>
       </w:pPr>
-      <w:bookmarkStart w:id="26" w:name="_Toc27209"/>
+      <w:bookmarkStart w:id="25" w:name="_Toc27209"/>
       <w:r>
         <w:rPr>
           <w:rFonts w:hint="eastAsia"/>
@@ -3810,7 +3834,7 @@
         </w:rPr>
         <w:t>工具研发（或采购）</w:t>
       </w:r>
-      <w:bookmarkEnd w:id="26"/>
+      <w:bookmarkEnd w:id="25"/>
     </w:p>
     <w:p>
       <w:pPr>
@@ -3824,14 +3848,14 @@
         <w:spacing w:before="273" w:line="360" w:lineRule="auto"/>
         <w:ind w:left="35" w:right="115" w:firstLine="376"/>
         <w:rPr>
-          <w:rFonts w:ascii="宋体" w:eastAsia="宋体" w:hAnsi="宋体" w:cs="宋体"/>
+          <w:rFonts w:ascii="宋体" w:hAnsi="宋体" w:eastAsia="宋体" w:cs="宋体"/>
           <w:sz w:val="24"/>
           <w:szCs w:val="24"/>
         </w:rPr>
       </w:pPr>
       <w:r>
         <w:rPr>
-          <w:rFonts w:ascii="宋体" w:eastAsia="宋体" w:hAnsi="宋体" w:cs="宋体"/>
+          <w:rFonts w:ascii="宋体" w:hAnsi="宋体" w:eastAsia="宋体" w:cs="宋体"/>
           <w:spacing w:val="-1"/>
           <w:sz w:val="24"/>
           <w:szCs w:val="24"/>
@@ -3840,7 +3864,7 @@
       </w:r>
       <w:r>
         <w:rPr>
-          <w:rFonts w:ascii="宋体" w:eastAsia="宋体" w:hAnsi="宋体" w:cs="宋体" w:hint="eastAsia"/>
+          <w:rFonts w:hint="eastAsia" w:ascii="宋体" w:hAnsi="宋体" w:eastAsia="宋体" w:cs="宋体"/>
           <w:spacing w:val="-1"/>
           <w:sz w:val="24"/>
           <w:szCs w:val="24"/>
@@ -3850,7 +3874,7 @@
       </w:r>
       <w:r>
         <w:rPr>
-          <w:rFonts w:ascii="宋体" w:eastAsia="宋体" w:hAnsi="宋体" w:cs="宋体"/>
+          <w:rFonts w:ascii="宋体" w:hAnsi="宋体" w:eastAsia="宋体" w:cs="宋体"/>
           <w:spacing w:val="-1"/>
           <w:sz w:val="24"/>
           <w:szCs w:val="24"/>
@@ -3859,7 +3883,7 @@
       </w:r>
       <w:r>
         <w:rPr>
-          <w:rFonts w:ascii="宋体" w:eastAsia="宋体" w:hAnsi="宋体" w:cs="宋体"/>
+          <w:rFonts w:ascii="宋体" w:hAnsi="宋体" w:eastAsia="宋体" w:cs="宋体"/>
           <w:spacing w:val="-2"/>
           <w:sz w:val="24"/>
           <w:szCs w:val="24"/>
@@ -3880,14 +3904,14 @@
         <w:ind w:left="25" w:firstLine="361"/>
         <w:jc w:val="both"/>
         <w:rPr>
-          <w:rFonts w:ascii="宋体" w:eastAsia="宋体" w:hAnsi="宋体" w:cs="宋体"/>
+          <w:rFonts w:ascii="宋体" w:hAnsi="宋体" w:eastAsia="宋体" w:cs="宋体"/>
           <w:sz w:val="24"/>
           <w:szCs w:val="24"/>
         </w:rPr>
       </w:pPr>
       <w:r>
         <w:rPr>
-          <w:rFonts w:ascii="宋体" w:eastAsia="宋体" w:hAnsi="宋体" w:cs="宋体"/>
+          <w:rFonts w:ascii="宋体" w:hAnsi="宋体" w:eastAsia="宋体" w:cs="宋体"/>
           <w:spacing w:val="-4"/>
           <w:sz w:val="24"/>
           <w:szCs w:val="24"/>
@@ -3896,7 +3920,7 @@
       </w:r>
       <w:r>
         <w:rPr>
-          <w:rFonts w:ascii="宋体" w:eastAsia="宋体" w:hAnsi="宋体" w:cs="宋体"/>
+          <w:rFonts w:ascii="宋体" w:hAnsi="宋体" w:eastAsia="宋体" w:cs="宋体"/>
           <w:spacing w:val="-3"/>
           <w:sz w:val="24"/>
           <w:szCs w:val="24"/>
@@ -3905,7 +3929,7 @@
       </w:r>
       <w:r>
         <w:rPr>
-          <w:rFonts w:ascii="宋体" w:eastAsia="宋体" w:hAnsi="宋体" w:cs="宋体"/>
+          <w:rFonts w:ascii="宋体" w:hAnsi="宋体" w:eastAsia="宋体" w:cs="宋体"/>
           <w:spacing w:val="-2"/>
           <w:sz w:val="24"/>
           <w:szCs w:val="24"/>
@@ -3915,7 +3939,7 @@
     </w:p>
     <w:p>
       <w:pPr>
-        <w:pStyle w:val="a1"/>
+        <w:pStyle w:val="29"/>
         <w:keepNext w:val="0"/>
         <w:keepLines w:val="0"/>
         <w:pageBreakBefore w:val="0"/>
@@ -3930,7 +3954,7 @@
       </w:pPr>
       <w:r>
         <w:rPr>
-          <w:rFonts w:ascii="宋体" w:eastAsia="宋体" w:hAnsi="宋体" w:cs="宋体"/>
+          <w:rFonts w:ascii="宋体" w:hAnsi="宋体" w:eastAsia="宋体" w:cs="宋体"/>
           <w:sz w:val="24"/>
           <w:szCs w:val="24"/>
         </w:rPr>
@@ -3938,7 +3962,7 @@
       </w:r>
       <w:r>
         <w:rPr>
-          <w:rFonts w:ascii="宋体" w:eastAsia="宋体" w:hAnsi="宋体" w:cs="宋体"/>
+          <w:rFonts w:ascii="宋体" w:hAnsi="宋体" w:eastAsia="宋体" w:cs="宋体"/>
           <w:spacing w:val="-1"/>
           <w:sz w:val="24"/>
           <w:szCs w:val="24"/>
@@ -3948,7 +3972,7 @@
     </w:p>
     <w:p>
       <w:pPr>
-        <w:pStyle w:val="2"/>
+        <w:pStyle w:val="30"/>
         <w:keepNext w:val="0"/>
         <w:keepLines w:val="0"/>
         <w:pageBreakBefore w:val="0"/>
@@ -3961,7 +3985,7 @@
           <w:lang w:val="en-US" w:eastAsia="zh-CN"/>
         </w:rPr>
       </w:pPr>
-      <w:bookmarkStart w:id="27" w:name="_Toc25346"/>
+      <w:bookmarkStart w:id="26" w:name="_Toc25346"/>
       <w:r>
         <w:rPr>
           <w:rFonts w:hint="eastAsia"/>
@@ -3969,11 +3993,11 @@
         </w:rPr>
         <w:t>工具管理与推广</w:t>
       </w:r>
-      <w:bookmarkEnd w:id="27"/>
-    </w:p>
-    <w:p>
-      <w:pPr>
-        <w:pStyle w:val="a1"/>
+      <w:bookmarkEnd w:id="26"/>
+    </w:p>
+    <w:p>
+      <w:pPr>
+        <w:pStyle w:val="29"/>
         <w:keepNext w:val="0"/>
         <w:keepLines w:val="0"/>
         <w:pageBreakBefore w:val="0"/>
@@ -3982,7 +4006,7 @@
         <w:overflowPunct/>
         <w:bidi w:val="0"/>
         <w:rPr>
-          <w:rFonts w:eastAsia="宋体" w:hint="default"/>
+          <w:rFonts w:hint="default" w:eastAsia="宋体"/>
           <w:lang w:val="en-US" w:eastAsia="zh-CN"/>
         </w:rPr>
       </w:pPr>
@@ -3996,7 +4020,7 @@
     </w:p>
     <w:p>
       <w:pPr>
-        <w:pStyle w:val="a1"/>
+        <w:pStyle w:val="29"/>
         <w:keepNext w:val="0"/>
         <w:keepLines w:val="0"/>
         <w:pageBreakBefore w:val="0"/>
@@ -4011,7 +4035,7 @@
     </w:p>
     <w:p>
       <w:pPr>
-        <w:pStyle w:val="a1"/>
+        <w:pStyle w:val="29"/>
         <w:keepNext w:val="0"/>
         <w:keepLines w:val="0"/>
         <w:pageBreakBefore w:val="0"/>
@@ -4026,7 +4050,7 @@
     </w:p>
     <w:p>
       <w:pPr>
-        <w:pStyle w:val="2"/>
+        <w:pStyle w:val="30"/>
         <w:keepNext w:val="0"/>
         <w:keepLines w:val="0"/>
         <w:pageBreakBefore w:val="0"/>
@@ -4039,7 +4063,7 @@
           <w:lang w:val="en-US" w:eastAsia="zh-CN"/>
         </w:rPr>
       </w:pPr>
-      <w:bookmarkStart w:id="28" w:name="_Toc31438"/>
+      <w:bookmarkStart w:id="27" w:name="_Toc31438"/>
       <w:r>
         <w:rPr>
           <w:rFonts w:hint="eastAsia"/>
@@ -4047,11 +4071,11 @@
         </w:rPr>
         <w:t>工具评估改进</w:t>
       </w:r>
-      <w:bookmarkEnd w:id="28"/>
-    </w:p>
-    <w:p>
-      <w:pPr>
-        <w:pStyle w:val="a1"/>
+      <w:bookmarkEnd w:id="27"/>
+    </w:p>
+    <w:p>
+      <w:pPr>
+        <w:pStyle w:val="29"/>
         <w:keepNext w:val="0"/>
         <w:keepLines w:val="0"/>
         <w:pageBreakBefore w:val="0"/>
@@ -4086,7 +4110,7 @@
     </w:p>
     <w:p>
       <w:pPr>
-        <w:pStyle w:val="a1"/>
+        <w:pStyle w:val="29"/>
         <w:keepNext w:val="0"/>
         <w:keepLines w:val="0"/>
         <w:pageBreakBefore w:val="0"/>
@@ -4101,7 +4125,7 @@
     </w:p>
     <w:p>
       <w:pPr>
-        <w:pStyle w:val="2"/>
+        <w:pStyle w:val="30"/>
         <w:keepNext w:val="0"/>
         <w:keepLines w:val="0"/>
         <w:pageBreakBefore w:val="0"/>
@@ -4114,7 +4138,7 @@
           <w:lang w:val="en-US" w:eastAsia="zh-CN"/>
         </w:rPr>
       </w:pPr>
-      <w:bookmarkStart w:id="29" w:name="_Toc28208"/>
+      <w:bookmarkStart w:id="28" w:name="_Toc28208"/>
       <w:r>
         <w:rPr>
           <w:rFonts w:hint="eastAsia"/>
@@ -4122,21 +4146,22 @@
         </w:rPr>
         <w:t>考核指标</w:t>
       </w:r>
-      <w:bookmarkEnd w:id="29"/>
+      <w:bookmarkEnd w:id="28"/>
     </w:p>
     <w:tbl>
       <w:tblPr>
-        <w:tblStyle w:val="TableGrid"/>
+        <w:tblStyle w:val="21"/>
         <w:tblW w:w="0" w:type="auto"/>
         <w:jc w:val="center"/>
         <w:tblBorders>
-          <w:top w:val="single" w:sz="4" w:space="0" w:color="auto"/>
-          <w:left w:val="single" w:sz="4" w:space="0" w:color="auto"/>
-          <w:bottom w:val="single" w:sz="4" w:space="0" w:color="auto"/>
-          <w:right w:val="single" w:sz="4" w:space="0" w:color="auto"/>
-          <w:insideH w:val="single" w:sz="4" w:space="0" w:color="auto"/>
-          <w:insideV w:val="single" w:sz="4" w:space="0" w:color="auto"/>
+          <w:top w:val="single" w:color="auto" w:sz="4" w:space="0"/>
+          <w:left w:val="single" w:color="auto" w:sz="4" w:space="0"/>
+          <w:bottom w:val="single" w:color="auto" w:sz="4" w:space="0"/>
+          <w:right w:val="single" w:color="auto" w:sz="4" w:space="0"/>
+          <w:insideH w:val="single" w:color="auto" w:sz="4" w:space="0"/>
+          <w:insideV w:val="single" w:color="auto" w:sz="4" w:space="0"/>
         </w:tblBorders>
+        <w:tblLayout w:type="autofit"/>
         <w:tblCellMar>
           <w:top w:w="0" w:type="dxa"/>
           <w:left w:w="108" w:type="dxa"/>
@@ -4152,15 +4177,13 @@
       </w:tblGrid>
       <w:tr>
         <w:tblPrEx>
-          <w:tblW w:w="0" w:type="auto"/>
-          <w:jc w:val="center"/>
           <w:tblBorders>
-            <w:top w:val="single" w:sz="4" w:space="0" w:color="auto"/>
-            <w:left w:val="single" w:sz="4" w:space="0" w:color="auto"/>
-            <w:bottom w:val="single" w:sz="4" w:space="0" w:color="auto"/>
-            <w:right w:val="single" w:sz="4" w:space="0" w:color="auto"/>
-            <w:insideH w:val="single" w:sz="4" w:space="0" w:color="auto"/>
-            <w:insideV w:val="single" w:sz="4" w:space="0" w:color="auto"/>
+            <w:top w:val="single" w:color="auto" w:sz="4" w:space="0"/>
+            <w:left w:val="single" w:color="auto" w:sz="4" w:space="0"/>
+            <w:bottom w:val="single" w:color="auto" w:sz="4" w:space="0"/>
+            <w:right w:val="single" w:color="auto" w:sz="4" w:space="0"/>
+            <w:insideH w:val="single" w:color="auto" w:sz="4" w:space="0"/>
+            <w:insideV w:val="single" w:color="auto" w:sz="4" w:space="0"/>
           </w:tblBorders>
           <w:tblCellMar>
             <w:top w:w="0" w:type="dxa"/>
@@ -4188,7 +4211,7 @@
               <w:bidi w:val="0"/>
               <w:jc w:val="center"/>
               <w:rPr>
-                <w:rFonts w:eastAsia="宋体" w:hint="default"/>
+                <w:rFonts w:hint="default" w:eastAsia="宋体"/>
                 <w:b/>
                 <w:bCs/>
                 <w:vertAlign w:val="baseline"/>
@@ -4197,7 +4220,7 @@
             </w:pPr>
             <w:r>
               <w:rPr>
-                <w:rFonts w:eastAsia="宋体" w:hint="eastAsia"/>
+                <w:rFonts w:hint="eastAsia" w:eastAsia="宋体"/>
                 <w:b/>
                 <w:bCs/>
                 <w:vertAlign w:val="baseline"/>
@@ -4223,7 +4246,7 @@
               <w:bidi w:val="0"/>
               <w:jc w:val="center"/>
               <w:rPr>
-                <w:rFonts w:eastAsia="宋体" w:hint="default"/>
+                <w:rFonts w:hint="default" w:eastAsia="宋体"/>
                 <w:b/>
                 <w:bCs/>
                 <w:vertAlign w:val="baseline"/>
@@ -4232,7 +4255,7 @@
             </w:pPr>
             <w:r>
               <w:rPr>
-                <w:rFonts w:eastAsia="宋体" w:hint="eastAsia"/>
+                <w:rFonts w:hint="eastAsia" w:eastAsia="宋体"/>
                 <w:b/>
                 <w:bCs/>
                 <w:vertAlign w:val="baseline"/>
@@ -4258,7 +4281,7 @@
               <w:bidi w:val="0"/>
               <w:jc w:val="center"/>
               <w:rPr>
-                <w:rFonts w:eastAsia="宋体" w:hint="default"/>
+                <w:rFonts w:hint="default" w:eastAsia="宋体"/>
                 <w:b/>
                 <w:bCs/>
                 <w:vertAlign w:val="baseline"/>
@@ -4267,7 +4290,7 @@
             </w:pPr>
             <w:r>
               <w:rPr>
-                <w:rFonts w:eastAsia="宋体" w:hint="eastAsia"/>
+                <w:rFonts w:hint="eastAsia" w:eastAsia="宋体"/>
                 <w:b/>
                 <w:bCs/>
                 <w:vertAlign w:val="baseline"/>
@@ -4294,7 +4317,7 @@
               <w:bidi w:val="0"/>
               <w:jc w:val="center"/>
               <w:rPr>
-                <w:rFonts w:ascii="宋体" w:eastAsia="宋体" w:hAnsi="宋体" w:cs="宋体" w:hint="eastAsia"/>
+                <w:rFonts w:hint="eastAsia" w:ascii="宋体" w:hAnsi="宋体" w:eastAsia="宋体" w:cs="宋体"/>
                 <w:b/>
                 <w:bCs/>
                 <w:snapToGrid w:val="0"/>
@@ -4307,7 +4330,7 @@
             </w:pPr>
             <w:r>
               <w:rPr>
-                <w:rFonts w:ascii="宋体" w:eastAsia="宋体" w:hAnsi="宋体" w:cs="宋体" w:hint="eastAsia"/>
+                <w:rFonts w:hint="eastAsia" w:ascii="宋体" w:hAnsi="宋体" w:eastAsia="宋体" w:cs="宋体"/>
                 <w:b/>
                 <w:bCs/>
                 <w:sz w:val="18"/>
@@ -4320,8 +4343,14 @@
       </w:tr>
       <w:tr>
         <w:tblPrEx>
-          <w:tblW w:w="0" w:type="auto"/>
-          <w:jc w:val="center"/>
+          <w:tblBorders>
+            <w:top w:val="single" w:color="auto" w:sz="4" w:space="0"/>
+            <w:left w:val="single" w:color="auto" w:sz="4" w:space="0"/>
+            <w:bottom w:val="single" w:color="auto" w:sz="4" w:space="0"/>
+            <w:right w:val="single" w:color="auto" w:sz="4" w:space="0"/>
+            <w:insideH w:val="single" w:color="auto" w:sz="4" w:space="0"/>
+            <w:insideV w:val="single" w:color="auto" w:sz="4" w:space="0"/>
+          </w:tblBorders>
           <w:tblCellMar>
             <w:top w:w="0" w:type="dxa"/>
             <w:left w:w="108" w:type="dxa"/>
@@ -4330,7 +4359,7 @@
           </w:tblCellMar>
         </w:tblPrEx>
         <w:trPr>
-          <w:trHeight w:val="238"/>
+          <w:trHeight w:val="238" w:hRule="atLeast"/>
           <w:jc w:val="center"/>
         </w:trPr>
         <w:tc>
@@ -4353,7 +4382,7 @@
             </w:pPr>
             <w:r>
               <w:rPr>
-                <w:rFonts w:ascii="宋体" w:eastAsia="宋体" w:hAnsi="宋体" w:cs="宋体" w:hint="eastAsia"/>
+                <w:rFonts w:hint="eastAsia" w:ascii="宋体" w:hAnsi="宋体" w:eastAsia="宋体" w:cs="宋体"/>
                 <w:sz w:val="18"/>
                 <w:szCs w:val="18"/>
               </w:rPr>
@@ -4361,7 +4390,7 @@
             </w:r>
             <w:r>
               <w:rPr>
-                <w:rFonts w:ascii="宋体" w:eastAsia="宋体" w:hAnsi="宋体" w:cs="宋体" w:hint="eastAsia"/>
+                <w:rFonts w:hint="eastAsia" w:ascii="宋体" w:hAnsi="宋体" w:eastAsia="宋体" w:cs="宋体"/>
                 <w:sz w:val="18"/>
                 <w:szCs w:val="18"/>
                 <w:lang w:val="en-US" w:eastAsia="zh-CN"/>
@@ -4370,7 +4399,7 @@
             </w:r>
             <w:r>
               <w:rPr>
-                <w:rFonts w:ascii="宋体" w:eastAsia="宋体" w:hAnsi="宋体" w:cs="宋体" w:hint="eastAsia"/>
+                <w:rFonts w:hint="eastAsia" w:ascii="宋体" w:hAnsi="宋体" w:eastAsia="宋体" w:cs="宋体"/>
                 <w:sz w:val="18"/>
                 <w:szCs w:val="18"/>
               </w:rPr>
@@ -4398,7 +4427,7 @@
             </w:pPr>
             <w:r>
               <w:rPr>
-                <w:rFonts w:ascii="宋体" w:eastAsia="宋体" w:hAnsi="宋体" w:cs="宋体" w:hint="eastAsia"/>
+                <w:rFonts w:hint="eastAsia" w:ascii="宋体" w:hAnsi="宋体" w:eastAsia="宋体" w:cs="宋体"/>
                 <w:sz w:val="18"/>
                 <w:szCs w:val="18"/>
               </w:rPr>
@@ -4406,7 +4435,7 @@
             </w:r>
             <w:r>
               <w:rPr>
-                <w:rFonts w:ascii="宋体" w:eastAsia="宋体" w:hAnsi="宋体" w:cs="宋体" w:hint="eastAsia"/>
+                <w:rFonts w:hint="eastAsia" w:ascii="宋体" w:hAnsi="宋体" w:eastAsia="宋体" w:cs="宋体"/>
                 <w:sz w:val="18"/>
                 <w:szCs w:val="18"/>
                 <w:lang w:val="en-US" w:eastAsia="zh-CN"/>
@@ -4415,7 +4444,7 @@
             </w:r>
             <w:r>
               <w:rPr>
-                <w:rFonts w:ascii="宋体" w:eastAsia="宋体" w:hAnsi="宋体" w:cs="宋体" w:hint="eastAsia"/>
+                <w:rFonts w:hint="eastAsia" w:ascii="宋体" w:hAnsi="宋体" w:eastAsia="宋体" w:cs="宋体"/>
                 <w:sz w:val="18"/>
                 <w:szCs w:val="18"/>
               </w:rPr>
@@ -4444,7 +4473,7 @@
             </w:pPr>
             <w:r>
               <w:rPr>
-                <w:rFonts w:ascii="宋体" w:eastAsia="宋体" w:hAnsi="宋体" w:cs="宋体" w:hint="eastAsia"/>
+                <w:rFonts w:hint="eastAsia" w:ascii="宋体" w:hAnsi="宋体" w:eastAsia="宋体" w:cs="宋体"/>
                 <w:sz w:val="18"/>
                 <w:szCs w:val="18"/>
               </w:rPr>
@@ -4469,7 +4498,7 @@
               <w:bidi w:val="0"/>
               <w:jc w:val="center"/>
               <w:rPr>
-                <w:rFonts w:ascii="宋体" w:eastAsia="宋体" w:hAnsi="宋体" w:cs="宋体" w:hint="eastAsia"/>
+                <w:rFonts w:hint="eastAsia" w:ascii="宋体" w:hAnsi="宋体" w:eastAsia="宋体" w:cs="宋体"/>
                 <w:snapToGrid w:val="0"/>
                 <w:color w:val="000000"/>
                 <w:kern w:val="0"/>
@@ -4480,7 +4509,7 @@
             </w:pPr>
             <w:r>
               <w:rPr>
-                <w:rFonts w:ascii="宋体" w:eastAsia="宋体" w:hAnsi="宋体" w:cs="宋体" w:hint="eastAsia"/>
+                <w:rFonts w:hint="eastAsia" w:ascii="宋体" w:hAnsi="宋体" w:eastAsia="宋体" w:cs="宋体"/>
                 <w:sz w:val="18"/>
                 <w:szCs w:val="18"/>
               </w:rPr>
@@ -4488,7 +4517,7 @@
             </w:r>
             <w:r>
               <w:rPr>
-                <w:rFonts w:ascii="宋体" w:eastAsia="宋体" w:hAnsi="宋体" w:cs="宋体" w:hint="eastAsia"/>
+                <w:rFonts w:hint="eastAsia" w:ascii="宋体" w:hAnsi="宋体" w:eastAsia="宋体" w:cs="宋体"/>
                 <w:sz w:val="18"/>
                 <w:szCs w:val="18"/>
                 <w:lang w:val="en-US" w:eastAsia="zh-CN"/>
@@ -4501,7 +4530,7 @@
     </w:tbl>
     <w:p>
       <w:pPr>
-        <w:pStyle w:val="1"/>
+        <w:pStyle w:val="28"/>
         <w:keepNext w:val="0"/>
         <w:keepLines w:val="0"/>
         <w:pageBreakBefore w:val="0"/>
@@ -4514,7 +4543,7 @@
           <w:lang w:val="en-US" w:eastAsia="zh-CN"/>
         </w:rPr>
       </w:pPr>
-      <w:bookmarkStart w:id="30" w:name="_Toc24997"/>
+      <w:bookmarkStart w:id="29" w:name="_Toc24997"/>
       <w:r>
         <w:rPr>
           <w:rFonts w:hint="eastAsia"/>
@@ -4522,7 +4551,7 @@
         </w:rPr>
         <w:t>附则</w:t>
       </w:r>
-      <w:bookmarkEnd w:id="30"/>
+      <w:bookmarkEnd w:id="29"/>
     </w:p>
     <w:p>
       <w:pPr>
@@ -4544,17 +4573,17 @@
         <w:adjustRightInd w:val="0"/>
         <w:snapToGrid w:val="0"/>
         <w:spacing w:line="360" w:lineRule="auto"/>
-        <w:ind w:left="425" w:hanging="425" w:leftChars="0" w:firstLineChars="0"/>
+        <w:ind w:left="425" w:leftChars="0" w:hanging="425" w:firstLineChars="0"/>
         <w:textAlignment w:val="baseline"/>
         <w:rPr>
-          <w:rFonts w:ascii="宋体" w:eastAsia="宋体" w:hAnsi="宋体" w:cs="宋体"/>
+          <w:rFonts w:ascii="宋体" w:hAnsi="宋体" w:eastAsia="宋体" w:cs="宋体"/>
           <w:sz w:val="24"/>
           <w:szCs w:val="24"/>
         </w:rPr>
       </w:pPr>
       <w:r>
         <w:rPr>
-          <w:rFonts w:ascii="宋体" w:eastAsia="宋体" w:hAnsi="宋体" w:cs="宋体"/>
+          <w:rFonts w:ascii="宋体" w:hAnsi="宋体" w:eastAsia="宋体" w:cs="宋体"/>
           <w:spacing w:val="-1"/>
           <w:sz w:val="24"/>
           <w:szCs w:val="24"/>
@@ -4563,7 +4592,7 @@
       </w:r>
       <w:r>
         <w:rPr>
-          <w:rFonts w:ascii="宋体" w:eastAsia="宋体" w:hAnsi="宋体" w:cs="宋体" w:hint="eastAsia"/>
+          <w:rFonts w:hint="eastAsia" w:ascii="宋体" w:hAnsi="宋体" w:eastAsia="宋体" w:cs="宋体"/>
           <w:spacing w:val="-1"/>
           <w:sz w:val="24"/>
           <w:szCs w:val="24"/>
@@ -4573,7 +4602,7 @@
       </w:r>
       <w:r>
         <w:rPr>
-          <w:rFonts w:ascii="宋体" w:eastAsia="宋体" w:hAnsi="宋体" w:cs="宋体"/>
+          <w:rFonts w:ascii="宋体" w:hAnsi="宋体" w:eastAsia="宋体" w:cs="宋体"/>
           <w:spacing w:val="-1"/>
           <w:sz w:val="24"/>
           <w:szCs w:val="24"/>
@@ -4601,7 +4630,7 @@
         <w:adjustRightInd w:val="0"/>
         <w:snapToGrid w:val="0"/>
         <w:spacing w:line="360" w:lineRule="auto"/>
-        <w:ind w:left="425" w:hanging="425" w:leftChars="0" w:firstLineChars="0"/>
+        <w:ind w:left="425" w:leftChars="0" w:hanging="425" w:firstLineChars="0"/>
         <w:textAlignment w:val="baseline"/>
         <w:rPr>
           <w:rFonts w:hint="default"/>
@@ -4610,7 +4639,7 @@
       </w:pPr>
       <w:r>
         <w:rPr>
-          <w:rFonts w:ascii="宋体" w:eastAsia="宋体" w:hAnsi="宋体" w:cs="宋体"/>
+          <w:rFonts w:ascii="宋体" w:hAnsi="宋体" w:eastAsia="宋体" w:cs="宋体"/>
           <w:spacing w:val="-2"/>
           <w:sz w:val="24"/>
           <w:szCs w:val="24"/>
@@ -4620,7 +4649,7 @@
     </w:p>
     <w:p>
       <w:pPr>
-        <w:pStyle w:val="1"/>
+        <w:pStyle w:val="28"/>
         <w:keepNext w:val="0"/>
         <w:keepLines w:val="0"/>
         <w:pageBreakBefore w:val="0"/>
@@ -4633,23 +4662,23 @@
           <w:lang w:val="en-US" w:eastAsia="zh-CN"/>
         </w:rPr>
       </w:pPr>
-      <w:bookmarkStart w:id="31" w:name="bookmark14"/>
+      <w:bookmarkStart w:id="30" w:name="bookmark14"/>
+      <w:bookmarkEnd w:id="30"/>
+      <w:bookmarkStart w:id="31" w:name="_Toc9024"/>
+      <w:bookmarkStart w:id="32" w:name="_Toc25763"/>
+      <w:r>
+        <w:rPr>
+          <w:rFonts w:hint="eastAsia"/>
+          <w:lang w:val="en-US" w:eastAsia="zh-CN"/>
+        </w:rPr>
+        <w:t>附件</w:t>
+      </w:r>
       <w:bookmarkEnd w:id="31"/>
-      <w:bookmarkStart w:id="32" w:name="_Toc9024"/>
-      <w:bookmarkStart w:id="33" w:name="_Toc25763"/>
-      <w:r>
-        <w:rPr>
-          <w:rFonts w:hint="eastAsia"/>
-          <w:lang w:val="en-US" w:eastAsia="zh-CN"/>
-        </w:rPr>
-        <w:t>附件</w:t>
-      </w:r>
       <w:bookmarkEnd w:id="32"/>
-      <w:bookmarkEnd w:id="33"/>
-    </w:p>
-    <w:p>
-      <w:pPr>
-        <w:pStyle w:val="a1"/>
+    </w:p>
+    <w:p>
+      <w:pPr>
+        <w:pStyle w:val="29"/>
         <w:keepNext w:val="0"/>
         <w:keepLines w:val="0"/>
         <w:pageBreakBefore w:val="0"/>
@@ -4672,7 +4701,7 @@
     </w:p>
     <w:p>
       <w:pPr>
-        <w:pStyle w:val="1"/>
+        <w:pStyle w:val="28"/>
         <w:keepNext w:val="0"/>
         <w:keepLines w:val="0"/>
         <w:pageBreakBefore w:val="0"/>
@@ -4685,8 +4714,8 @@
           <w:lang w:val="en-US" w:eastAsia="zh-CN"/>
         </w:rPr>
       </w:pPr>
+      <w:bookmarkStart w:id="33" w:name="_Toc12549"/>
       <w:bookmarkStart w:id="34" w:name="_Toc8549"/>
-      <w:bookmarkStart w:id="35" w:name="_Toc12549"/>
       <w:r>
         <w:rPr>
           <w:rFonts w:hint="eastAsia"/>
@@ -4694,8 +4723,8 @@
         </w:rPr>
         <w:t>记录</w:t>
       </w:r>
+      <w:bookmarkEnd w:id="33"/>
       <w:bookmarkEnd w:id="34"/>
-      <w:bookmarkEnd w:id="35"/>
     </w:p>
     <w:p>
       <w:pPr>
@@ -4709,14 +4738,14 @@
         <w:spacing w:before="271" w:line="220" w:lineRule="auto"/>
         <w:ind w:left="307"/>
         <w:rPr>
-          <w:rFonts w:ascii="宋体" w:eastAsia="宋体" w:hAnsi="宋体" w:cs="宋体"/>
+          <w:rFonts w:ascii="宋体" w:hAnsi="宋体" w:eastAsia="宋体" w:cs="宋体"/>
           <w:sz w:val="24"/>
           <w:szCs w:val="24"/>
         </w:rPr>
       </w:pPr>
       <w:r>
         <w:rPr>
-          <w:rFonts w:ascii="宋体" w:eastAsia="宋体" w:hAnsi="宋体" w:cs="宋体"/>
+          <w:rFonts w:ascii="宋体" w:hAnsi="宋体" w:eastAsia="宋体" w:cs="宋体"/>
           <w:spacing w:val="-2"/>
           <w:sz w:val="24"/>
           <w:szCs w:val="24"/>
@@ -4736,14 +4765,14 @@
         <w:spacing w:before="113" w:line="220" w:lineRule="auto"/>
         <w:ind w:left="307"/>
         <w:rPr>
-          <w:rFonts w:ascii="宋体" w:eastAsia="宋体" w:hAnsi="宋体" w:cs="宋体"/>
+          <w:rFonts w:ascii="宋体" w:hAnsi="宋体" w:eastAsia="宋体" w:cs="宋体"/>
           <w:sz w:val="24"/>
           <w:szCs w:val="24"/>
         </w:rPr>
       </w:pPr>
       <w:r>
         <w:rPr>
-          <w:rFonts w:ascii="宋体" w:eastAsia="宋体" w:hAnsi="宋体" w:cs="宋体"/>
+          <w:rFonts w:ascii="宋体" w:hAnsi="宋体" w:eastAsia="宋体" w:cs="宋体"/>
           <w:spacing w:val="-2"/>
           <w:sz w:val="24"/>
           <w:szCs w:val="24"/>
@@ -4763,14 +4792,14 @@
         <w:spacing w:before="182" w:line="361" w:lineRule="auto"/>
         <w:ind w:left="307" w:right="5165"/>
         <w:rPr>
-          <w:rFonts w:ascii="宋体" w:eastAsia="宋体" w:hAnsi="宋体" w:cs="宋体"/>
+          <w:rFonts w:ascii="宋体" w:hAnsi="宋体" w:eastAsia="宋体" w:cs="宋体"/>
           <w:sz w:val="24"/>
           <w:szCs w:val="24"/>
         </w:rPr>
       </w:pPr>
       <w:r>
         <w:rPr>
-          <w:rFonts w:ascii="宋体" w:eastAsia="宋体" w:hAnsi="宋体" w:cs="宋体"/>
+          <w:rFonts w:ascii="宋体" w:hAnsi="宋体" w:eastAsia="宋体" w:cs="宋体"/>
           <w:spacing w:val="-2"/>
           <w:sz w:val="24"/>
           <w:szCs w:val="24"/>
@@ -4779,7 +4808,7 @@
       </w:r>
       <w:r>
         <w:rPr>
-          <w:rFonts w:ascii="宋体" w:eastAsia="宋体" w:hAnsi="宋体" w:cs="宋体"/>
+          <w:rFonts w:ascii="宋体" w:hAnsi="宋体" w:eastAsia="宋体" w:cs="宋体"/>
           <w:spacing w:val="3"/>
           <w:sz w:val="24"/>
           <w:szCs w:val="24"/>
@@ -4788,7 +4817,7 @@
       </w:r>
       <w:r>
         <w:rPr>
-          <w:rFonts w:ascii="宋体" w:eastAsia="宋体" w:hAnsi="宋体" w:cs="宋体"/>
+          <w:rFonts w:ascii="宋体" w:hAnsi="宋体" w:eastAsia="宋体" w:cs="宋体"/>
           <w:spacing w:val="-1"/>
           <w:sz w:val="24"/>
           <w:szCs w:val="24"/>
@@ -4798,7 +4827,7 @@
     </w:p>
     <w:p>
       <w:pPr>
-        <w:pStyle w:val="a1"/>
+        <w:pStyle w:val="29"/>
         <w:keepNext w:val="0"/>
         <w:keepLines w:val="0"/>
         <w:pageBreakBefore w:val="0"/>
@@ -4813,44 +4842,94 @@
       </w:pPr>
     </w:p>
     <w:sectPr>
-      <w:headerReference w:type="default" r:id="rId5"/>
-      <w:footerReference w:type="default" r:id="rId6"/>
+      <w:headerReference r:id="rId5" w:type="default"/>
+      <w:footerReference r:id="rId6" w:type="default"/>
       <w:pgSz w:w="11906" w:h="16838"/>
       <w:pgMar w:top="1417" w:right="1800" w:bottom="1440" w:left="1800" w:header="1140" w:footer="992" w:gutter="0"/>
-      <w:cols w:num="1" w:space="425"/>
+      <w:cols w:space="425" w:num="1"/>
       <w:docGrid w:type="lines" w:linePitch="312" w:charSpace="0"/>
     </w:sectPr>
   </w:body>
 </w:document>
 </file>
 
+<file path=word/endnotes.xml><?xml version="1.0" encoding="utf-8"?>
+<w:endnotes xmlns:wpc="http://schemas.microsoft.com/office/word/2010/wordprocessingCanvas" xmlns:mc="http://schemas.openxmlformats.org/markup-compatibility/2006" xmlns:o="urn:schemas-microsoft-com:office:office" xmlns:r="http://schemas.openxmlformats.org/officeDocument/2006/relationships" xmlns:m="http://schemas.openxmlformats.org/officeDocument/2006/math" xmlns:v="urn:schemas-microsoft-com:vml" xmlns:wp14="http://schemas.microsoft.com/office/word/2010/wordprocessingDrawing" xmlns:wp="http://schemas.openxmlformats.org/drawingml/2006/wordprocessingDrawing" xmlns:w="http://schemas.openxmlformats.org/wordprocessingml/2006/main" xmlns:w14="http://schemas.microsoft.com/office/word/2010/wordml" xmlns:w15="http://schemas.microsoft.com/office/word/2012/wordml" xmlns:w10="urn:schemas-microsoft-com:office:word" xmlns:wpg="http://schemas.microsoft.com/office/word/2010/wordprocessingGroup" xmlns:wpi="http://schemas.microsoft.com/office/word/2010/wordprocessingInk" xmlns:wne="http://schemas.microsoft.com/office/word/2006/wordml" xmlns:wps="http://schemas.microsoft.com/office/word/2010/wordprocessingShape" xmlns:wpsCustomData="http://www.wps.cn/officeDocument/2013/wpsCustomData" mc:Ignorable="w14 w15 wp14">
+  <w:endnote w:type="separator" w:id="0">
+    <w:p>
+      <w:pPr>
+        <w:spacing w:line="240" w:lineRule="auto"/>
+      </w:pPr>
+      <w:r>
+        <w:separator/>
+      </w:r>
+    </w:p>
+  </w:endnote>
+  <w:endnote w:type="continuationSeparator" w:id="1">
+    <w:p>
+      <w:pPr>
+        <w:spacing w:line="240" w:lineRule="auto"/>
+      </w:pPr>
+      <w:r>
+        <w:continuationSeparator/>
+      </w:r>
+    </w:p>
+  </w:endnote>
+</w:endnotes>
+</file>
+
 <file path=word/footer1.xml><?xml version="1.0" encoding="utf-8"?>
-<w:ftr xmlns:wpc="http://schemas.microsoft.com/office/word/2010/wordprocessingCanvas" xmlns:mc="http://schemas.openxmlformats.org/markup-compatibility/2006" xmlns:o="urn:schemas-microsoft-com:office:office" xmlns:r="http://schemas.openxmlformats.org/officeDocument/2006/relationships" xmlns:m="http://schemas.openxmlformats.org/officeDocument/2006/math" xmlns:v="urn:schemas-microsoft-com:vml" xmlns:wp14="http://schemas.microsoft.com/office/word/2010/wordprocessingDrawing" xmlns:wp="http://schemas.openxmlformats.org/drawingml/2006/wordprocessingDrawing" xmlns:w10="urn:schemas-microsoft-com:office:word" xmlns:w="http://schemas.openxmlformats.org/wordprocessingml/2006/main" xmlns:w14="http://schemas.microsoft.com/office/word/2010/wordml" xmlns:w15="http://schemas.microsoft.com/office/word/2012/wordml" xmlns:wne="http://schemas.microsoft.com/office/word/2006/wordml" xmlns:wpg="http://schemas.microsoft.com/office/word/2010/wordprocessingGroup" xmlns:wpi="http://schemas.microsoft.com/office/word/2010/wordprocessingInk" xmlns:wps="http://schemas.microsoft.com/office/word/2010/wordprocessingShape" mc:Ignorable="w14 w15 wp14">
+<w:ftr xmlns:wpc="http://schemas.microsoft.com/office/word/2010/wordprocessingCanvas" xmlns:mc="http://schemas.openxmlformats.org/markup-compatibility/2006" xmlns:o="urn:schemas-microsoft-com:office:office" xmlns:r="http://schemas.openxmlformats.org/officeDocument/2006/relationships" xmlns:m="http://schemas.openxmlformats.org/officeDocument/2006/math" xmlns:v="urn:schemas-microsoft-com:vml" xmlns:wp14="http://schemas.microsoft.com/office/word/2010/wordprocessingDrawing" xmlns:wp="http://schemas.openxmlformats.org/drawingml/2006/wordprocessingDrawing" xmlns:w10="urn:schemas-microsoft-com:office:word" xmlns:w="http://schemas.openxmlformats.org/wordprocessingml/2006/main" xmlns:w14="http://schemas.microsoft.com/office/word/2010/wordml" xmlns:w15="http://schemas.microsoft.com/office/word/2012/wordml" xmlns:wpg="http://schemas.microsoft.com/office/word/2010/wordprocessingGroup" xmlns:wpi="http://schemas.microsoft.com/office/word/2010/wordprocessingInk" xmlns:wne="http://schemas.microsoft.com/office/word/2006/wordml" xmlns:wps="http://schemas.microsoft.com/office/word/2010/wordprocessingShape" xmlns:wpsCustomData="http://www.wps.cn/officeDocument/2013/wpsCustomData" mc:Ignorable="w14 w15 wp14">
   <w:p>
     <w:pPr>
-      <w:pStyle w:val="Footer"/>
+      <w:pStyle w:val="14"/>
     </w:pPr>
   </w:p>
 </w:ftr>
 </file>
 
+<file path=word/footnotes.xml><?xml version="1.0" encoding="utf-8"?>
+<w:footnotes xmlns:wpc="http://schemas.microsoft.com/office/word/2010/wordprocessingCanvas" xmlns:mc="http://schemas.openxmlformats.org/markup-compatibility/2006" xmlns:o="urn:schemas-microsoft-com:office:office" xmlns:r="http://schemas.openxmlformats.org/officeDocument/2006/relationships" xmlns:m="http://schemas.openxmlformats.org/officeDocument/2006/math" xmlns:v="urn:schemas-microsoft-com:vml" xmlns:wp14="http://schemas.microsoft.com/office/word/2010/wordprocessingDrawing" xmlns:wp="http://schemas.openxmlformats.org/drawingml/2006/wordprocessingDrawing" xmlns:w="http://schemas.openxmlformats.org/wordprocessingml/2006/main" xmlns:w14="http://schemas.microsoft.com/office/word/2010/wordml" xmlns:w15="http://schemas.microsoft.com/office/word/2012/wordml" xmlns:w10="urn:schemas-microsoft-com:office:word" xmlns:wpg="http://schemas.microsoft.com/office/word/2010/wordprocessingGroup" xmlns:wpi="http://schemas.microsoft.com/office/word/2010/wordprocessingInk" xmlns:wne="http://schemas.microsoft.com/office/word/2006/wordml" xmlns:wps="http://schemas.microsoft.com/office/word/2010/wordprocessingShape" xmlns:wpsCustomData="http://www.wps.cn/officeDocument/2013/wpsCustomData" mc:Ignorable="w14 w15 wp14">
+  <w:footnote w:type="separator" w:id="0">
+    <w:p>
+      <w:pPr>
+        <w:spacing w:line="360" w:lineRule="auto"/>
+      </w:pPr>
+      <w:r>
+        <w:separator/>
+      </w:r>
+    </w:p>
+  </w:footnote>
+  <w:footnote w:type="continuationSeparator" w:id="1">
+    <w:p>
+      <w:pPr>
+        <w:spacing w:line="360" w:lineRule="auto"/>
+      </w:pPr>
+      <w:r>
+        <w:continuationSeparator/>
+      </w:r>
+    </w:p>
+  </w:footnote>
+</w:footnotes>
+</file>
+
 <file path=word/header1.xml><?xml version="1.0" encoding="utf-8"?>
-<w:hdr xmlns:wpc="http://schemas.microsoft.com/office/word/2010/wordprocessingCanvas" xmlns:mc="http://schemas.openxmlformats.org/markup-compatibility/2006" xmlns:o="urn:schemas-microsoft-com:office:office" xmlns:r="http://schemas.openxmlformats.org/officeDocument/2006/relationships" xmlns:m="http://schemas.openxmlformats.org/officeDocument/2006/math" xmlns:v="urn:schemas-microsoft-com:vml" xmlns:wp14="http://schemas.microsoft.com/office/word/2010/wordprocessingDrawing" xmlns:wp="http://schemas.openxmlformats.org/drawingml/2006/wordprocessingDrawing" xmlns:w10="urn:schemas-microsoft-com:office:word" xmlns:w="http://schemas.openxmlformats.org/wordprocessingml/2006/main" xmlns:w14="http://schemas.microsoft.com/office/word/2010/wordml" xmlns:w15="http://schemas.microsoft.com/office/word/2012/wordml" xmlns:wne="http://schemas.microsoft.com/office/word/2006/wordml" xmlns:wpg="http://schemas.microsoft.com/office/word/2010/wordprocessingGroup" xmlns:wpi="http://schemas.microsoft.com/office/word/2010/wordprocessingInk" xmlns:wps="http://schemas.microsoft.com/office/word/2010/wordprocessingShape" mc:Ignorable="w14 w15 wp14">
+<w:hdr xmlns:wpc="http://schemas.microsoft.com/office/word/2010/wordprocessingCanvas" xmlns:mc="http://schemas.openxmlformats.org/markup-compatibility/2006" xmlns:o="urn:schemas-microsoft-com:office:office" xmlns:r="http://schemas.openxmlformats.org/officeDocument/2006/relationships" xmlns:m="http://schemas.openxmlformats.org/officeDocument/2006/math" xmlns:v="urn:schemas-microsoft-com:vml" xmlns:wp14="http://schemas.microsoft.com/office/word/2010/wordprocessingDrawing" xmlns:wp="http://schemas.openxmlformats.org/drawingml/2006/wordprocessingDrawing" xmlns:w10="urn:schemas-microsoft-com:office:word" xmlns:w="http://schemas.openxmlformats.org/wordprocessingml/2006/main" xmlns:w14="http://schemas.microsoft.com/office/word/2010/wordml" xmlns:w15="http://schemas.microsoft.com/office/word/2012/wordml" xmlns:wpg="http://schemas.microsoft.com/office/word/2010/wordprocessingGroup" xmlns:wpi="http://schemas.microsoft.com/office/word/2010/wordprocessingInk" xmlns:wne="http://schemas.microsoft.com/office/word/2006/wordml" xmlns:wps="http://schemas.microsoft.com/office/word/2010/wordprocessingShape" xmlns:wpsCustomData="http://www.wps.cn/officeDocument/2013/wpsCustomData" mc:Ignorable="w14 w15 wp14">
   <w:p>
     <w:pPr>
-      <w:pStyle w:val="Header"/>
+      <w:pStyle w:val="15"/>
       <w:pBdr>
-        <w:bottom w:val="single" w:sz="4" w:space="1" w:color="auto"/>
+        <w:bottom w:val="single" w:color="auto" w:sz="4" w:space="1"/>
       </w:pBdr>
       <w:jc w:val="right"/>
       <w:rPr>
-        <w:rFonts w:eastAsiaTheme="minorEastAsia" w:hint="eastAsia"/>
+        <w:rFonts w:hint="eastAsia" w:eastAsiaTheme="minorEastAsia"/>
         <w:lang w:eastAsia="zh-CN"/>
       </w:rPr>
     </w:pPr>
     <w:r>
       <w:rPr>
-        <w:rFonts w:eastAsiaTheme="minorEastAsia" w:hint="eastAsia"/>
+        <w:rFonts w:hint="eastAsia" w:eastAsiaTheme="minorEastAsia"/>
         <w:lang w:eastAsia="zh-CN"/>
       </w:rPr>
       <w:t>陕西益利德软件科技有限公司</w:t>
@@ -4860,15 +4939,15 @@
 </file>
 
 <file path=word/numbering.xml><?xml version="1.0" encoding="utf-8"?>
-<w:numbering xmlns:wpc="http://schemas.microsoft.com/office/word/2010/wordprocessingCanvas" xmlns:mc="http://schemas.openxmlformats.org/markup-compatibility/2006" xmlns:o="urn:schemas-microsoft-com:office:office" xmlns:r="http://schemas.openxmlformats.org/officeDocument/2006/relationships" xmlns:m="http://schemas.openxmlformats.org/officeDocument/2006/math" xmlns:v="urn:schemas-microsoft-com:vml" xmlns:wp14="http://schemas.microsoft.com/office/word/2010/wordprocessingDrawing" xmlns:wp="http://schemas.openxmlformats.org/drawingml/2006/wordprocessingDrawing" xmlns:w10="urn:schemas-microsoft-com:office:word" xmlns:w="http://schemas.openxmlformats.org/wordprocessingml/2006/main" xmlns:w14="http://schemas.microsoft.com/office/word/2010/wordml" xmlns:w15="http://schemas.microsoft.com/office/word/2012/wordml" xmlns:wne="http://schemas.microsoft.com/office/word/2006/wordml" xmlns:wpg="http://schemas.microsoft.com/office/word/2010/wordprocessingGroup" xmlns:wpi="http://schemas.microsoft.com/office/word/2010/wordprocessingInk" xmlns:wps="http://schemas.microsoft.com/office/word/2010/wordprocessingShape" mc:Ignorable="w14 w15 wp14">
+<w:numbering xmlns:wpc="http://schemas.microsoft.com/office/word/2010/wordprocessingCanvas" xmlns:mc="http://schemas.openxmlformats.org/markup-compatibility/2006" xmlns:o="urn:schemas-microsoft-com:office:office" xmlns:r="http://schemas.openxmlformats.org/officeDocument/2006/relationships" xmlns:m="http://schemas.openxmlformats.org/officeDocument/2006/math" xmlns:v="urn:schemas-microsoft-com:vml" xmlns:wp14="http://schemas.microsoft.com/office/word/2010/wordprocessingDrawing" xmlns:wp="http://schemas.openxmlformats.org/drawingml/2006/wordprocessingDrawing" xmlns:w10="urn:schemas-microsoft-com:office:word" xmlns:w="http://schemas.openxmlformats.org/wordprocessingml/2006/main" xmlns:w14="http://schemas.microsoft.com/office/word/2010/wordml" xmlns:wpg="http://schemas.microsoft.com/office/word/2010/wordprocessingGroup" xmlns:wpi="http://schemas.microsoft.com/office/word/2010/wordprocessingInk" xmlns:wne="http://schemas.microsoft.com/office/word/2006/wordml" xmlns:wps="http://schemas.microsoft.com/office/word/2010/wordprocessingShape" xmlns:wpsCustomData="http://www.wps.cn/officeDocument/2013/wpsCustomData" mc:Ignorable="w14 wp14">
   <w:abstractNum w:abstractNumId="0">
     <w:nsid w:val="8E964DCE"/>
     <w:multiLevelType w:val="multilevel"/>
     <w:tmpl w:val="8E964DCE"/>
-    <w:lvl w:ilvl="0">
+    <w:lvl w:ilvl="0" w:tentative="0">
       <w:start w:val="1"/>
       <w:numFmt w:val="decimal"/>
-      <w:pStyle w:val="Heading1"/>
+      <w:pStyle w:val="2"/>
       <w:lvlText w:val="%1."/>
       <w:lvlJc w:val="left"/>
       <w:pPr>
@@ -4878,10 +4957,10 @@
         <w:rFonts w:hint="default"/>
       </w:rPr>
     </w:lvl>
-    <w:lvl w:ilvl="1">
+    <w:lvl w:ilvl="1" w:tentative="0">
       <w:start w:val="1"/>
       <w:numFmt w:val="decimal"/>
-      <w:pStyle w:val="Heading2"/>
+      <w:pStyle w:val="3"/>
       <w:lvlText w:val="%1.%2."/>
       <w:lvlJc w:val="left"/>
       <w:pPr>
@@ -4891,10 +4970,10 @@
         <w:rFonts w:hint="default"/>
       </w:rPr>
     </w:lvl>
-    <w:lvl w:ilvl="2">
+    <w:lvl w:ilvl="2" w:tentative="0">
       <w:start w:val="1"/>
       <w:numFmt w:val="decimal"/>
-      <w:pStyle w:val="Heading3"/>
+      <w:pStyle w:val="4"/>
       <w:lvlText w:val="%1.%2.%3."/>
       <w:lvlJc w:val="left"/>
       <w:pPr>
@@ -4904,10 +4983,10 @@
         <w:rFonts w:hint="default"/>
       </w:rPr>
     </w:lvl>
-    <w:lvl w:ilvl="3">
+    <w:lvl w:ilvl="3" w:tentative="0">
       <w:start w:val="1"/>
       <w:numFmt w:val="decimal"/>
-      <w:pStyle w:val="Heading4"/>
+      <w:pStyle w:val="5"/>
       <w:lvlText w:val="%1.%2.%3.%4."/>
       <w:lvlJc w:val="left"/>
       <w:pPr>
@@ -4917,10 +4996,10 @@
         <w:rFonts w:hint="default"/>
       </w:rPr>
     </w:lvl>
-    <w:lvl w:ilvl="4">
+    <w:lvl w:ilvl="4" w:tentative="0">
       <w:start w:val="1"/>
       <w:numFmt w:val="decimal"/>
-      <w:pStyle w:val="Heading5"/>
+      <w:pStyle w:val="6"/>
       <w:lvlText w:val="%1.%2.%3.%4.%5."/>
       <w:lvlJc w:val="left"/>
       <w:pPr>
@@ -4930,10 +5009,10 @@
         <w:rFonts w:hint="default"/>
       </w:rPr>
     </w:lvl>
-    <w:lvl w:ilvl="5">
+    <w:lvl w:ilvl="5" w:tentative="0">
       <w:start w:val="1"/>
       <w:numFmt w:val="decimal"/>
-      <w:pStyle w:val="Heading6"/>
+      <w:pStyle w:val="7"/>
       <w:lvlText w:val="%1.%2.%3.%4.%5.%6."/>
       <w:lvlJc w:val="left"/>
       <w:pPr>
@@ -4943,10 +5022,10 @@
         <w:rFonts w:hint="default"/>
       </w:rPr>
     </w:lvl>
-    <w:lvl w:ilvl="6">
+    <w:lvl w:ilvl="6" w:tentative="0">
       <w:start w:val="1"/>
       <w:numFmt w:val="decimal"/>
-      <w:pStyle w:val="Heading7"/>
+      <w:pStyle w:val="8"/>
       <w:lvlText w:val="%1.%2.%3.%4.%5.%6.%7."/>
       <w:lvlJc w:val="left"/>
       <w:pPr>
@@ -4956,10 +5035,10 @@
         <w:rFonts w:hint="default"/>
       </w:rPr>
     </w:lvl>
-    <w:lvl w:ilvl="7">
+    <w:lvl w:ilvl="7" w:tentative="0">
       <w:start w:val="1"/>
       <w:numFmt w:val="decimal"/>
-      <w:pStyle w:val="Heading8"/>
+      <w:pStyle w:val="9"/>
       <w:lvlText w:val="%1.%2.%3.%4.%5.%6.%7.%8."/>
       <w:lvlJc w:val="left"/>
       <w:pPr>
@@ -4969,10 +5048,10 @@
         <w:rFonts w:hint="default"/>
       </w:rPr>
     </w:lvl>
-    <w:lvl w:ilvl="8">
+    <w:lvl w:ilvl="8" w:tentative="0">
       <w:start w:val="1"/>
       <w:numFmt w:val="decimal"/>
-      <w:pStyle w:val="Heading9"/>
+      <w:pStyle w:val="10"/>
       <w:lvlText w:val="%1.%2.%3.%4.%5.%6.%7.%8.%9."/>
       <w:lvlJc w:val="left"/>
       <w:pPr>
@@ -4987,7 +5066,7 @@
     <w:nsid w:val="F9539CF3"/>
     <w:multiLevelType w:val="singleLevel"/>
     <w:tmpl w:val="F9539CF3"/>
-    <w:lvl w:ilvl="0">
+    <w:lvl w:ilvl="0" w:tentative="0">
       <w:start w:val="1"/>
       <w:numFmt w:val="decimal"/>
       <w:lvlText w:val="%1."/>
@@ -5004,7 +5083,7 @@
     <w:nsid w:val="1CFC285D"/>
     <w:multiLevelType w:val="singleLevel"/>
     <w:tmpl w:val="1CFC285D"/>
-    <w:lvl w:ilvl="0">
+    <w:lvl w:ilvl="0" w:tentative="0">
       <w:start w:val="1"/>
       <w:numFmt w:val="decimal"/>
       <w:lvlText w:val="%1."/>
@@ -5021,7 +5100,7 @@
     <w:nsid w:val="6D5CD4D0"/>
     <w:multiLevelType w:val="singleLevel"/>
     <w:tmpl w:val="6D5CD4D0"/>
-    <w:lvl w:ilvl="0">
+    <w:lvl w:ilvl="0" w:tentative="0">
       <w:start w:val="1"/>
       <w:numFmt w:val="decimal"/>
       <w:lvlText w:val="%1."/>
@@ -5050,267 +5129,269 @@
 </file>
 
 <file path=word/styles.xml><?xml version="1.0" encoding="utf-8"?>
-<w:styles xmlns:mc="http://schemas.openxmlformats.org/markup-compatibility/2006" xmlns:r="http://schemas.openxmlformats.org/officeDocument/2006/relationships" xmlns:w="http://schemas.openxmlformats.org/wordprocessingml/2006/main" xmlns:w14="http://schemas.microsoft.com/office/word/2010/wordml" xmlns:w15="http://schemas.microsoft.com/office/word/2012/wordml" mc:Ignorable="w14 w15">
+<w:styles xmlns:mc="http://schemas.openxmlformats.org/markup-compatibility/2006" xmlns:o="urn:schemas-microsoft-com:office:office" xmlns:r="http://schemas.openxmlformats.org/officeDocument/2006/relationships" xmlns:m="http://schemas.openxmlformats.org/officeDocument/2006/math" xmlns:v="urn:schemas-microsoft-com:vml" xmlns:w="http://schemas.openxmlformats.org/wordprocessingml/2006/main" xmlns:w14="http://schemas.microsoft.com/office/word/2010/wordml" xmlns:w10="urn:schemas-microsoft-com:office:word" xmlns:sl="http://schemas.openxmlformats.org/schemaLibrary/2006/main" xmlns:wpsCustomData="http://www.wps.cn/officeDocument/2013/wpsCustomData" mc:Ignorable="w14">
   <w:docDefaults>
     <w:rPrDefault>
       <w:rPr>
-        <w:rFonts w:ascii="Times New Roman" w:eastAsia="宋体" w:hAnsi="Times New Roman" w:cs="Times New Roman"/>
+        <w:rFonts w:ascii="Times New Roman" w:hAnsi="Times New Roman" w:eastAsia="宋体" w:cs="Times New Roman"/>
       </w:rPr>
     </w:rPrDefault>
     <w:pPrDefault/>
   </w:docDefaults>
-  <w:latentStyles w:defLockedState="0" w:defUIPriority="99" w:defSemiHidden="1" w:defUnhideWhenUsed="1" w:defQFormat="0" w:count="260">
-    <w:lsdException w:name="Normal" w:semiHidden="0" w:uiPriority="0" w:unhideWhenUsed="0" w:qFormat="1"/>
-    <w:lsdException w:name="heading 1" w:semiHidden="0" w:uiPriority="0" w:unhideWhenUsed="0" w:qFormat="1"/>
-    <w:lsdException w:name="heading 2" w:semiHidden="0" w:uiPriority="0" w:qFormat="1"/>
-    <w:lsdException w:name="heading 3" w:uiPriority="0" w:qFormat="1"/>
-    <w:lsdException w:name="heading 4" w:semiHidden="0" w:uiPriority="0" w:qFormat="1"/>
-    <w:lsdException w:name="heading 5" w:uiPriority="0" w:qFormat="1"/>
-    <w:lsdException w:name="heading 6" w:uiPriority="0" w:qFormat="1"/>
-    <w:lsdException w:name="heading 7" w:uiPriority="0" w:qFormat="1"/>
-    <w:lsdException w:name="heading 8" w:uiPriority="0" w:qFormat="1"/>
-    <w:lsdException w:name="heading 9" w:uiPriority="0" w:qFormat="1"/>
-    <w:lsdException w:name="index 1" w:semiHidden="0" w:uiPriority="0" w:unhideWhenUsed="0"/>
-    <w:lsdException w:name="index 2" w:semiHidden="0" w:uiPriority="0" w:unhideWhenUsed="0"/>
-    <w:lsdException w:name="index 3" w:semiHidden="0" w:uiPriority="0" w:unhideWhenUsed="0"/>
-    <w:lsdException w:name="index 4" w:semiHidden="0" w:uiPriority="0" w:unhideWhenUsed="0"/>
-    <w:lsdException w:name="index 5" w:semiHidden="0" w:uiPriority="0" w:unhideWhenUsed="0"/>
-    <w:lsdException w:name="index 6" w:semiHidden="0" w:uiPriority="0" w:unhideWhenUsed="0"/>
-    <w:lsdException w:name="index 7" w:semiHidden="0" w:uiPriority="0" w:unhideWhenUsed="0"/>
-    <w:lsdException w:name="index 8" w:semiHidden="0" w:uiPriority="0" w:unhideWhenUsed="0"/>
-    <w:lsdException w:name="index 9" w:semiHidden="0" w:uiPriority="0" w:unhideWhenUsed="0"/>
-    <w:lsdException w:name="toc 1" w:semiHidden="0" w:uiPriority="0" w:unhideWhenUsed="0" w:qFormat="1"/>
-    <w:lsdException w:name="toc 2" w:semiHidden="0" w:uiPriority="0" w:unhideWhenUsed="0" w:qFormat="1"/>
-    <w:lsdException w:name="toc 3" w:semiHidden="0" w:uiPriority="0" w:unhideWhenUsed="0" w:qFormat="1"/>
-    <w:lsdException w:name="toc 4" w:semiHidden="0" w:uiPriority="0" w:unhideWhenUsed="0"/>
-    <w:lsdException w:name="toc 5" w:semiHidden="0" w:uiPriority="0" w:unhideWhenUsed="0"/>
-    <w:lsdException w:name="toc 6" w:semiHidden="0" w:uiPriority="0" w:unhideWhenUsed="0"/>
-    <w:lsdException w:name="toc 7" w:semiHidden="0" w:uiPriority="0" w:unhideWhenUsed="0"/>
-    <w:lsdException w:name="toc 8" w:semiHidden="0" w:uiPriority="0" w:unhideWhenUsed="0"/>
-    <w:lsdException w:name="toc 9" w:semiHidden="0" w:uiPriority="0" w:unhideWhenUsed="0"/>
-    <w:lsdException w:name="Normal Indent" w:semiHidden="0" w:uiPriority="0" w:unhideWhenUsed="0"/>
-    <w:lsdException w:name="footnote text" w:semiHidden="0" w:uiPriority="0" w:unhideWhenUsed="0"/>
-    <w:lsdException w:name="annotation text" w:semiHidden="0" w:uiPriority="0" w:unhideWhenUsed="0" w:qFormat="1"/>
-    <w:lsdException w:name="header" w:semiHidden="0" w:uiPriority="0" w:unhideWhenUsed="0" w:qFormat="1"/>
-    <w:lsdException w:name="footer" w:semiHidden="0" w:uiPriority="0" w:unhideWhenUsed="0" w:qFormat="1"/>
-    <w:lsdException w:name="index heading" w:semiHidden="0" w:uiPriority="0" w:unhideWhenUsed="0"/>
-    <w:lsdException w:name="caption" w:uiPriority="0" w:qFormat="1"/>
-    <w:lsdException w:name="table of figures" w:semiHidden="0" w:uiPriority="0" w:unhideWhenUsed="0"/>
-    <w:lsdException w:name="envelope address" w:semiHidden="0" w:uiPriority="0" w:unhideWhenUsed="0"/>
-    <w:lsdException w:name="envelope return" w:semiHidden="0" w:uiPriority="0" w:unhideWhenUsed="0"/>
-    <w:lsdException w:name="footnote reference" w:semiHidden="0" w:uiPriority="0" w:unhideWhenUsed="0"/>
-    <w:lsdException w:name="annotation reference" w:semiHidden="0" w:uiPriority="0" w:unhideWhenUsed="0"/>
-    <w:lsdException w:name="line number" w:semiHidden="0" w:uiPriority="0" w:unhideWhenUsed="0"/>
-    <w:lsdException w:name="page number" w:semiHidden="0" w:uiPriority="0" w:unhideWhenUsed="0"/>
-    <w:lsdException w:name="endnote reference" w:semiHidden="0" w:uiPriority="0" w:unhideWhenUsed="0"/>
-    <w:lsdException w:name="endnote text" w:semiHidden="0" w:uiPriority="0" w:unhideWhenUsed="0"/>
-    <w:lsdException w:name="table of authorities" w:semiHidden="0" w:uiPriority="0" w:unhideWhenUsed="0"/>
-    <w:lsdException w:name="macro" w:semiHidden="0" w:uiPriority="0" w:unhideWhenUsed="0"/>
-    <w:lsdException w:name="toa heading" w:semiHidden="0" w:uiPriority="0" w:unhideWhenUsed="0"/>
-    <w:lsdException w:name="List" w:semiHidden="0" w:uiPriority="0" w:unhideWhenUsed="0"/>
-    <w:lsdException w:name="List Bullet" w:semiHidden="0" w:uiPriority="0" w:unhideWhenUsed="0"/>
-    <w:lsdException w:name="List Number" w:semiHidden="0" w:uiPriority="0" w:unhideWhenUsed="0"/>
-    <w:lsdException w:name="List 2" w:semiHidden="0" w:uiPriority="0" w:unhideWhenUsed="0"/>
-    <w:lsdException w:name="List 3" w:semiHidden="0" w:uiPriority="0" w:unhideWhenUsed="0"/>
-    <w:lsdException w:name="List 4" w:semiHidden="0" w:uiPriority="0" w:unhideWhenUsed="0"/>
-    <w:lsdException w:name="List 5" w:semiHidden="0" w:uiPriority="0" w:unhideWhenUsed="0"/>
-    <w:lsdException w:name="List Bullet 2" w:semiHidden="0" w:uiPriority="0" w:unhideWhenUsed="0"/>
-    <w:lsdException w:name="List Bullet 3" w:semiHidden="0" w:uiPriority="0" w:unhideWhenUsed="0"/>
-    <w:lsdException w:name="List Bullet 4" w:semiHidden="0" w:uiPriority="0" w:unhideWhenUsed="0"/>
-    <w:lsdException w:name="List Bullet 5" w:semiHidden="0" w:uiPriority="0" w:unhideWhenUsed="0"/>
-    <w:lsdException w:name="List Number 2" w:semiHidden="0" w:uiPriority="0" w:unhideWhenUsed="0"/>
-    <w:lsdException w:name="List Number 3" w:semiHidden="0" w:uiPriority="0" w:unhideWhenUsed="0"/>
-    <w:lsdException w:name="List Number 4" w:semiHidden="0" w:uiPriority="0" w:unhideWhenUsed="0"/>
-    <w:lsdException w:name="List Number 5" w:semiHidden="0" w:uiPriority="0" w:unhideWhenUsed="0"/>
-    <w:lsdException w:name="Title" w:semiHidden="0" w:uiPriority="0" w:unhideWhenUsed="0" w:qFormat="1"/>
-    <w:lsdException w:name="Closing" w:semiHidden="0" w:uiPriority="0" w:unhideWhenUsed="0"/>
-    <w:lsdException w:name="Signature" w:semiHidden="0" w:uiPriority="0" w:unhideWhenUsed="0"/>
-    <w:lsdException w:name="Default Paragraph Font" w:uiPriority="0" w:unhideWhenUsed="0" w:qFormat="1"/>
-    <w:lsdException w:name="Body Text" w:uiPriority="0" w:unhideWhenUsed="0" w:qFormat="1"/>
-    <w:lsdException w:name="Body Text Indent" w:semiHidden="0" w:uiPriority="0" w:unhideWhenUsed="0"/>
-    <w:lsdException w:name="List Continue" w:semiHidden="0" w:uiPriority="0" w:unhideWhenUsed="0"/>
-    <w:lsdException w:name="List Continue 2" w:semiHidden="0" w:uiPriority="0" w:unhideWhenUsed="0"/>
-    <w:lsdException w:name="List Continue 3" w:semiHidden="0" w:uiPriority="0" w:unhideWhenUsed="0"/>
-    <w:lsdException w:name="List Continue 4" w:semiHidden="0" w:uiPriority="0" w:unhideWhenUsed="0"/>
-    <w:lsdException w:name="List Continue 5" w:semiHidden="0" w:uiPriority="0" w:unhideWhenUsed="0"/>
-    <w:lsdException w:name="Message Header" w:semiHidden="0" w:uiPriority="0" w:unhideWhenUsed="0"/>
-    <w:lsdException w:name="Subtitle" w:semiHidden="0" w:uiPriority="0" w:unhideWhenUsed="0" w:qFormat="1"/>
-    <w:lsdException w:name="Salutation" w:semiHidden="0" w:uiPriority="0" w:unhideWhenUsed="0"/>
-    <w:lsdException w:name="Date" w:semiHidden="0" w:uiPriority="0" w:unhideWhenUsed="0"/>
-    <w:lsdException w:name="Body Text First Indent" w:semiHidden="0" w:uiPriority="0" w:unhideWhenUsed="0"/>
-    <w:lsdException w:name="Body Text First Indent 2" w:semiHidden="0" w:uiPriority="0" w:unhideWhenUsed="0"/>
-    <w:lsdException w:name="Body Text 2" w:semiHidden="0" w:uiPriority="0" w:unhideWhenUsed="0"/>
-    <w:lsdException w:name="Body Text 3" w:semiHidden="0" w:uiPriority="0" w:unhideWhenUsed="0"/>
-    <w:lsdException w:name="Body Text Indent 2" w:semiHidden="0" w:uiPriority="0" w:unhideWhenUsed="0"/>
-    <w:lsdException w:name="Body Text Indent 3" w:semiHidden="0" w:uiPriority="0" w:unhideWhenUsed="0"/>
-    <w:lsdException w:name="Block Text" w:semiHidden="0" w:uiPriority="0" w:unhideWhenUsed="0"/>
-    <w:lsdException w:name="Hyperlink" w:semiHidden="0" w:uiPriority="0" w:unhideWhenUsed="0"/>
-    <w:lsdException w:name="FollowedHyperlink" w:semiHidden="0" w:uiPriority="0" w:unhideWhenUsed="0"/>
-    <w:lsdException w:name="Strong" w:semiHidden="0" w:uiPriority="0" w:unhideWhenUsed="0" w:qFormat="1"/>
-    <w:lsdException w:name="Emphasis" w:semiHidden="0" w:uiPriority="0" w:unhideWhenUsed="0" w:qFormat="1"/>
-    <w:lsdException w:name="Document Map" w:semiHidden="0" w:uiPriority="0" w:unhideWhenUsed="0"/>
-    <w:lsdException w:name="Plain Text" w:semiHidden="0" w:uiPriority="0" w:unhideWhenUsed="0"/>
-    <w:lsdException w:name="E-mail Signature" w:semiHidden="0" w:uiPriority="0" w:unhideWhenUsed="0"/>
-    <w:lsdException w:name="Normal (Web)" w:semiHidden="0" w:uiPriority="0" w:unhideWhenUsed="0" w:qFormat="1"/>
-    <w:lsdException w:name="HTML Acronym" w:semiHidden="0" w:uiPriority="0" w:unhideWhenUsed="0"/>
-    <w:lsdException w:name="HTML Address" w:semiHidden="0" w:uiPriority="0" w:unhideWhenUsed="0"/>
-    <w:lsdException w:name="HTML Cite" w:semiHidden="0" w:uiPriority="0" w:unhideWhenUsed="0"/>
-    <w:lsdException w:name="HTML Code" w:semiHidden="0" w:uiPriority="0" w:unhideWhenUsed="0"/>
-    <w:lsdException w:name="HTML Definition" w:semiHidden="0" w:uiPriority="0" w:unhideWhenUsed="0"/>
-    <w:lsdException w:name="HTML Keyboard" w:semiHidden="0" w:uiPriority="0" w:unhideWhenUsed="0"/>
-    <w:lsdException w:name="HTML Preformatted" w:semiHidden="0" w:uiPriority="0" w:unhideWhenUsed="0"/>
-    <w:lsdException w:name="HTML Sample" w:semiHidden="0" w:uiPriority="0" w:unhideWhenUsed="0"/>
-    <w:lsdException w:name="HTML Typewriter" w:semiHidden="0" w:uiPriority="0" w:unhideWhenUsed="0"/>
-    <w:lsdException w:name="HTML Variable" w:semiHidden="0" w:uiPriority="0" w:unhideWhenUsed="0"/>
-    <w:lsdException w:name="Normal Table" w:uiPriority="0" w:unhideWhenUsed="0" w:qFormat="1"/>
-    <w:lsdException w:name="annotation subject" w:semiHidden="0" w:uiPriority="0" w:unhideWhenUsed="0"/>
-    <w:lsdException w:name="Table Simple 1" w:semiHidden="0" w:uiPriority="0" w:unhideWhenUsed="0"/>
-    <w:lsdException w:name="Table Simple 2" w:semiHidden="0" w:uiPriority="0" w:unhideWhenUsed="0"/>
-    <w:lsdException w:name="Table Simple 3" w:semiHidden="0" w:uiPriority="0" w:unhideWhenUsed="0"/>
-    <w:lsdException w:name="Table Classic 1" w:semiHidden="0" w:uiPriority="0" w:unhideWhenUsed="0"/>
-    <w:lsdException w:name="Table Classic 2" w:semiHidden="0" w:uiPriority="0" w:unhideWhenUsed="0"/>
-    <w:lsdException w:name="Table Classic 3" w:semiHidden="0" w:uiPriority="0" w:unhideWhenUsed="0"/>
-    <w:lsdException w:name="Table Classic 4" w:semiHidden="0" w:uiPriority="0" w:unhideWhenUsed="0"/>
-    <w:lsdException w:name="Table Colorful 1" w:semiHidden="0" w:uiPriority="0" w:unhideWhenUsed="0"/>
-    <w:lsdException w:name="Table Colorful 2" w:semiHidden="0" w:uiPriority="0" w:unhideWhenUsed="0"/>
-    <w:lsdException w:name="Table Colorful 3" w:semiHidden="0" w:uiPriority="0" w:unhideWhenUsed="0"/>
-    <w:lsdException w:name="Table Columns 1" w:semiHidden="0" w:uiPriority="0" w:unhideWhenUsed="0"/>
-    <w:lsdException w:name="Table Columns 2" w:semiHidden="0" w:uiPriority="0" w:unhideWhenUsed="0"/>
-    <w:lsdException w:name="Table Columns 3" w:semiHidden="0" w:uiPriority="0" w:unhideWhenUsed="0"/>
-    <w:lsdException w:name="Table Columns 4" w:semiHidden="0" w:uiPriority="0" w:unhideWhenUsed="0"/>
-    <w:lsdException w:name="Table Columns 5" w:semiHidden="0" w:uiPriority="0" w:unhideWhenUsed="0"/>
-    <w:lsdException w:name="Table Grid 1" w:semiHidden="0" w:uiPriority="0" w:unhideWhenUsed="0"/>
-    <w:lsdException w:name="Table Grid 2" w:semiHidden="0" w:uiPriority="0" w:unhideWhenUsed="0"/>
-    <w:lsdException w:name="Table Grid 3" w:semiHidden="0" w:uiPriority="0" w:unhideWhenUsed="0"/>
-    <w:lsdException w:name="Table Grid 4" w:semiHidden="0" w:uiPriority="0" w:unhideWhenUsed="0"/>
-    <w:lsdException w:name="Table Grid 5" w:semiHidden="0" w:uiPriority="0" w:unhideWhenUsed="0"/>
-    <w:lsdException w:name="Table Grid 6" w:semiHidden="0" w:uiPriority="0" w:unhideWhenUsed="0"/>
-    <w:lsdException w:name="Table Grid 7" w:semiHidden="0" w:uiPriority="0" w:unhideWhenUsed="0"/>
-    <w:lsdException w:name="Table Grid 8" w:semiHidden="0" w:uiPriority="0" w:unhideWhenUsed="0"/>
-    <w:lsdException w:name="Table List 1" w:semiHidden="0" w:uiPriority="0" w:unhideWhenUsed="0"/>
-    <w:lsdException w:name="Table List 2" w:semiHidden="0" w:uiPriority="0" w:unhideWhenUsed="0"/>
-    <w:lsdException w:name="Table List 3" w:semiHidden="0" w:uiPriority="0" w:unhideWhenUsed="0"/>
-    <w:lsdException w:name="Table List 4" w:semiHidden="0" w:uiPriority="0" w:unhideWhenUsed="0"/>
-    <w:lsdException w:name="Table List 5" w:semiHidden="0" w:uiPriority="0" w:unhideWhenUsed="0"/>
-    <w:lsdException w:name="Table List 6" w:semiHidden="0" w:uiPriority="0" w:unhideWhenUsed="0"/>
-    <w:lsdException w:name="Table List 7" w:semiHidden="0" w:uiPriority="0" w:unhideWhenUsed="0"/>
-    <w:lsdException w:name="Table List 8" w:semiHidden="0" w:uiPriority="0" w:unhideWhenUsed="0"/>
-    <w:lsdException w:name="Table 3D effects 1" w:semiHidden="0" w:uiPriority="0" w:unhideWhenUsed="0"/>
-    <w:lsdException w:name="Table 3D effects 2" w:semiHidden="0" w:uiPriority="0" w:unhideWhenUsed="0"/>
-    <w:lsdException w:name="Table 3D effects 3" w:semiHidden="0" w:uiPriority="0" w:unhideWhenUsed="0"/>
-    <w:lsdException w:name="Table Contemporary" w:semiHidden="0" w:uiPriority="0" w:unhideWhenUsed="0"/>
-    <w:lsdException w:name="Table Elegant" w:semiHidden="0" w:uiPriority="0" w:unhideWhenUsed="0"/>
-    <w:lsdException w:name="Table Professional" w:semiHidden="0" w:uiPriority="0" w:unhideWhenUsed="0"/>
-    <w:lsdException w:name="Table Subtle 1" w:semiHidden="0" w:uiPriority="0" w:unhideWhenUsed="0"/>
-    <w:lsdException w:name="Table Subtle 2" w:semiHidden="0" w:uiPriority="0" w:unhideWhenUsed="0"/>
-    <w:lsdException w:name="Table Web 1" w:semiHidden="0" w:uiPriority="0" w:unhideWhenUsed="0"/>
-    <w:lsdException w:name="Table Web 2" w:semiHidden="0" w:uiPriority="0" w:unhideWhenUsed="0"/>
-    <w:lsdException w:name="Table Web 3" w:semiHidden="0" w:uiPriority="0" w:unhideWhenUsed="0"/>
-    <w:lsdException w:name="Balloon Text" w:semiHidden="0" w:uiPriority="0" w:unhideWhenUsed="0"/>
-    <w:lsdException w:name="Table Grid" w:semiHidden="0" w:uiPriority="0" w:unhideWhenUsed="0" w:qFormat="1"/>
-    <w:lsdException w:name="Table Theme" w:semiHidden="0" w:uiPriority="0" w:unhideWhenUsed="0"/>
-    <w:lsdException w:name="Light Shading" w:semiHidden="0" w:uiPriority="60" w:unhideWhenUsed="0"/>
-    <w:lsdException w:name="Light List" w:semiHidden="0" w:uiPriority="61" w:unhideWhenUsed="0"/>
-    <w:lsdException w:name="Light Grid" w:semiHidden="0" w:uiPriority="62" w:unhideWhenUsed="0"/>
-    <w:lsdException w:name="Medium Shading 1" w:semiHidden="0" w:uiPriority="63" w:unhideWhenUsed="0"/>
-    <w:lsdException w:name="Medium Shading 2" w:semiHidden="0" w:uiPriority="64" w:unhideWhenUsed="0"/>
-    <w:lsdException w:name="Medium List 1" w:semiHidden="0" w:uiPriority="65" w:unhideWhenUsed="0"/>
-    <w:lsdException w:name="Medium List 2" w:semiHidden="0" w:uiPriority="66" w:unhideWhenUsed="0"/>
-    <w:lsdException w:name="Medium Grid 1" w:semiHidden="0" w:uiPriority="67" w:unhideWhenUsed="0"/>
-    <w:lsdException w:name="Medium Grid 2" w:semiHidden="0" w:uiPriority="68" w:unhideWhenUsed="0"/>
-    <w:lsdException w:name="Medium Grid 3" w:semiHidden="0" w:uiPriority="69" w:unhideWhenUsed="0"/>
-    <w:lsdException w:name="Dark List" w:semiHidden="0" w:uiPriority="70" w:unhideWhenUsed="0"/>
-    <w:lsdException w:name="Colorful Shading" w:semiHidden="0" w:uiPriority="71" w:unhideWhenUsed="0"/>
-    <w:lsdException w:name="Colorful List" w:semiHidden="0" w:uiPriority="72" w:unhideWhenUsed="0"/>
-    <w:lsdException w:name="Colorful Grid" w:semiHidden="0" w:uiPriority="73" w:unhideWhenUsed="0"/>
-    <w:lsdException w:name="Light Shading Accent 1" w:semiHidden="0" w:uiPriority="60" w:unhideWhenUsed="0"/>
-    <w:lsdException w:name="Light List Accent 1" w:semiHidden="0" w:uiPriority="61" w:unhideWhenUsed="0"/>
-    <w:lsdException w:name="Light Grid Accent 1" w:semiHidden="0" w:uiPriority="62" w:unhideWhenUsed="0"/>
-    <w:lsdException w:name="Medium Shading 1 Accent 1" w:semiHidden="0" w:uiPriority="63" w:unhideWhenUsed="0"/>
-    <w:lsdException w:name="Medium Shading 2 Accent 1" w:semiHidden="0" w:uiPriority="64" w:unhideWhenUsed="0"/>
-    <w:lsdException w:name="Medium List 1 Accent 1" w:semiHidden="0" w:uiPriority="65" w:unhideWhenUsed="0"/>
-    <w:lsdException w:name="Medium List 2 Accent 1" w:semiHidden="0" w:uiPriority="66" w:unhideWhenUsed="0"/>
-    <w:lsdException w:name="Medium Grid 1 Accent 1" w:semiHidden="0" w:uiPriority="67" w:unhideWhenUsed="0"/>
-    <w:lsdException w:name="Medium Grid 2 Accent 1" w:semiHidden="0" w:uiPriority="68" w:unhideWhenUsed="0"/>
-    <w:lsdException w:name="Medium Grid 3 Accent 1" w:semiHidden="0" w:uiPriority="69" w:unhideWhenUsed="0"/>
-    <w:lsdException w:name="Dark List Accent 1" w:semiHidden="0" w:uiPriority="70" w:unhideWhenUsed="0"/>
-    <w:lsdException w:name="Colorful Shading Accent 1" w:semiHidden="0" w:uiPriority="71" w:unhideWhenUsed="0"/>
-    <w:lsdException w:name="Colorful List Accent 1" w:semiHidden="0" w:uiPriority="72" w:unhideWhenUsed="0"/>
-    <w:lsdException w:name="Colorful Grid Accent 1" w:semiHidden="0" w:uiPriority="73" w:unhideWhenUsed="0"/>
-    <w:lsdException w:name="Light Shading Accent 2" w:semiHidden="0" w:uiPriority="60" w:unhideWhenUsed="0"/>
-    <w:lsdException w:name="Light List Accent 2" w:semiHidden="0" w:uiPriority="61" w:unhideWhenUsed="0"/>
-    <w:lsdException w:name="Light Grid Accent 2" w:semiHidden="0" w:uiPriority="62" w:unhideWhenUsed="0"/>
-    <w:lsdException w:name="Medium Shading 1 Accent 2" w:semiHidden="0" w:uiPriority="63" w:unhideWhenUsed="0"/>
-    <w:lsdException w:name="Medium Shading 2 Accent 2" w:semiHidden="0" w:uiPriority="64" w:unhideWhenUsed="0"/>
-    <w:lsdException w:name="Medium List 1 Accent 2" w:semiHidden="0" w:uiPriority="65" w:unhideWhenUsed="0"/>
-    <w:lsdException w:name="Medium List 2 Accent 2" w:semiHidden="0" w:uiPriority="66" w:unhideWhenUsed="0"/>
-    <w:lsdException w:name="Medium Grid 1 Accent 2" w:semiHidden="0" w:uiPriority="67" w:unhideWhenUsed="0"/>
-    <w:lsdException w:name="Medium Grid 2 Accent 2" w:semiHidden="0" w:uiPriority="68" w:unhideWhenUsed="0"/>
-    <w:lsdException w:name="Medium Grid 3 Accent 2" w:semiHidden="0" w:uiPriority="69" w:unhideWhenUsed="0"/>
-    <w:lsdException w:name="Dark List Accent 2" w:semiHidden="0" w:uiPriority="70" w:unhideWhenUsed="0"/>
-    <w:lsdException w:name="Colorful Shading Accent 2" w:semiHidden="0" w:uiPriority="71" w:unhideWhenUsed="0"/>
-    <w:lsdException w:name="Colorful List Accent 2" w:semiHidden="0" w:uiPriority="72" w:unhideWhenUsed="0"/>
-    <w:lsdException w:name="Colorful Grid Accent 2" w:semiHidden="0" w:uiPriority="73" w:unhideWhenUsed="0"/>
-    <w:lsdException w:name="Light Shading Accent 3" w:semiHidden="0" w:uiPriority="60" w:unhideWhenUsed="0"/>
-    <w:lsdException w:name="Light List Accent 3" w:semiHidden="0" w:uiPriority="61" w:unhideWhenUsed="0"/>
-    <w:lsdException w:name="Light Grid Accent 3" w:semiHidden="0" w:uiPriority="62" w:unhideWhenUsed="0"/>
-    <w:lsdException w:name="Medium Shading 1 Accent 3" w:semiHidden="0" w:uiPriority="63" w:unhideWhenUsed="0"/>
-    <w:lsdException w:name="Medium Shading 2 Accent 3" w:semiHidden="0" w:uiPriority="64" w:unhideWhenUsed="0"/>
-    <w:lsdException w:name="Medium List 1 Accent 3" w:semiHidden="0" w:uiPriority="65" w:unhideWhenUsed="0"/>
-    <w:lsdException w:name="Medium List 2 Accent 3" w:semiHidden="0" w:uiPriority="66" w:unhideWhenUsed="0"/>
-    <w:lsdException w:name="Medium Grid 1 Accent 3" w:semiHidden="0" w:uiPriority="67" w:unhideWhenUsed="0"/>
-    <w:lsdException w:name="Medium Grid 2 Accent 3" w:semiHidden="0" w:uiPriority="68" w:unhideWhenUsed="0"/>
-    <w:lsdException w:name="Medium Grid 3 Accent 3" w:semiHidden="0" w:uiPriority="69" w:unhideWhenUsed="0"/>
-    <w:lsdException w:name="Dark List Accent 3" w:semiHidden="0" w:uiPriority="70" w:unhideWhenUsed="0"/>
-    <w:lsdException w:name="Colorful Shading Accent 3" w:semiHidden="0" w:uiPriority="71" w:unhideWhenUsed="0"/>
-    <w:lsdException w:name="Colorful List Accent 3" w:semiHidden="0" w:uiPriority="72" w:unhideWhenUsed="0"/>
-    <w:lsdException w:name="Colorful Grid Accent 3" w:semiHidden="0" w:uiPriority="73" w:unhideWhenUsed="0"/>
-    <w:lsdException w:name="Light Shading Accent 4" w:semiHidden="0" w:uiPriority="60" w:unhideWhenUsed="0"/>
-    <w:lsdException w:name="Light List Accent 4" w:semiHidden="0" w:uiPriority="61" w:unhideWhenUsed="0"/>
-    <w:lsdException w:name="Light Grid Accent 4" w:semiHidden="0" w:uiPriority="62" w:unhideWhenUsed="0"/>
-    <w:lsdException w:name="Medium Shading 1 Accent 4" w:semiHidden="0" w:uiPriority="63" w:unhideWhenUsed="0"/>
-    <w:lsdException w:name="Medium Shading 2 Accent 4" w:semiHidden="0" w:uiPriority="64" w:unhideWhenUsed="0"/>
-    <w:lsdException w:name="Medium List 1 Accent 4" w:semiHidden="0" w:uiPriority="65" w:unhideWhenUsed="0"/>
-    <w:lsdException w:name="Medium List 2 Accent 4" w:semiHidden="0" w:uiPriority="66" w:unhideWhenUsed="0"/>
-    <w:lsdException w:name="Medium Grid 1 Accent 4" w:semiHidden="0" w:uiPriority="67" w:unhideWhenUsed="0"/>
-    <w:lsdException w:name="Medium Grid 2 Accent 4" w:semiHidden="0" w:uiPriority="68" w:unhideWhenUsed="0"/>
-    <w:lsdException w:name="Medium Grid 3 Accent 4" w:semiHidden="0" w:uiPriority="69" w:unhideWhenUsed="0"/>
-    <w:lsdException w:name="Dark List Accent 4" w:semiHidden="0" w:uiPriority="70" w:unhideWhenUsed="0"/>
-    <w:lsdException w:name="Colorful Shading Accent 4" w:semiHidden="0" w:uiPriority="71" w:unhideWhenUsed="0"/>
-    <w:lsdException w:name="Colorful List Accent 4" w:semiHidden="0" w:uiPriority="72" w:unhideWhenUsed="0"/>
-    <w:lsdException w:name="Colorful Grid Accent 4" w:semiHidden="0" w:uiPriority="73" w:unhideWhenUsed="0"/>
-    <w:lsdException w:name="Light Shading Accent 5" w:semiHidden="0" w:uiPriority="60" w:unhideWhenUsed="0"/>
-    <w:lsdException w:name="Light List Accent 5" w:semiHidden="0" w:uiPriority="61" w:unhideWhenUsed="0"/>
-    <w:lsdException w:name="Light Grid Accent 5" w:semiHidden="0" w:uiPriority="62" w:unhideWhenUsed="0"/>
-    <w:lsdException w:name="Medium Shading 1 Accent 5" w:semiHidden="0" w:uiPriority="63" w:unhideWhenUsed="0"/>
-    <w:lsdException w:name="Medium Shading 2 Accent 5" w:semiHidden="0" w:uiPriority="64" w:unhideWhenUsed="0"/>
-    <w:lsdException w:name="Medium List 1 Accent 5" w:semiHidden="0" w:uiPriority="65" w:unhideWhenUsed="0"/>
-    <w:lsdException w:name="Medium List 2 Accent 5" w:semiHidden="0" w:uiPriority="66" w:unhideWhenUsed="0"/>
-    <w:lsdException w:name="Medium Grid 1 Accent 5" w:semiHidden="0" w:uiPriority="67" w:unhideWhenUsed="0"/>
-    <w:lsdException w:name="Medium Grid 2 Accent 5" w:semiHidden="0" w:uiPriority="68" w:unhideWhenUsed="0"/>
-    <w:lsdException w:name="Medium Grid 3 Accent 5" w:semiHidden="0" w:uiPriority="69" w:unhideWhenUsed="0"/>
-    <w:lsdException w:name="Dark List Accent 5" w:semiHidden="0" w:uiPriority="70" w:unhideWhenUsed="0"/>
-    <w:lsdException w:name="Colorful Shading Accent 5" w:semiHidden="0" w:uiPriority="71" w:unhideWhenUsed="0"/>
-    <w:lsdException w:name="Colorful List Accent 5" w:semiHidden="0" w:uiPriority="72" w:unhideWhenUsed="0"/>
-    <w:lsdException w:name="Colorful Grid Accent 5" w:semiHidden="0" w:uiPriority="73" w:unhideWhenUsed="0"/>
-    <w:lsdException w:name="Light Shading Accent 6" w:semiHidden="0" w:uiPriority="60" w:unhideWhenUsed="0"/>
-    <w:lsdException w:name="Light List Accent 6" w:semiHidden="0" w:uiPriority="61" w:unhideWhenUsed="0"/>
-    <w:lsdException w:name="Light Grid Accent 6" w:semiHidden="0" w:uiPriority="62" w:unhideWhenUsed="0"/>
-    <w:lsdException w:name="Medium Shading 1 Accent 6" w:semiHidden="0" w:uiPriority="63" w:unhideWhenUsed="0"/>
-    <w:lsdException w:name="Medium Shading 2 Accent 6" w:semiHidden="0" w:uiPriority="64" w:unhideWhenUsed="0"/>
-    <w:lsdException w:name="Medium List 1 Accent 6" w:semiHidden="0" w:uiPriority="65" w:unhideWhenUsed="0"/>
-    <w:lsdException w:name="Medium List 2 Accent 6" w:semiHidden="0" w:uiPriority="66" w:unhideWhenUsed="0"/>
-    <w:lsdException w:name="Medium Grid 1 Accent 6" w:semiHidden="0" w:uiPriority="67" w:unhideWhenUsed="0"/>
-    <w:lsdException w:name="Medium Grid 2 Accent 6" w:semiHidden="0" w:uiPriority="68" w:unhideWhenUsed="0"/>
-    <w:lsdException w:name="Medium Grid 3 Accent 6" w:semiHidden="0" w:uiPriority="69" w:unhideWhenUsed="0"/>
-    <w:lsdException w:name="Dark List Accent 6" w:semiHidden="0" w:uiPriority="70" w:unhideWhenUsed="0"/>
-    <w:lsdException w:name="Colorful Shading Accent 6" w:semiHidden="0" w:uiPriority="71" w:unhideWhenUsed="0"/>
-    <w:lsdException w:name="Colorful List Accent 6" w:semiHidden="0" w:uiPriority="72" w:unhideWhenUsed="0"/>
-    <w:lsdException w:name="Colorful Grid Accent 6" w:semiHidden="0" w:uiPriority="73" w:unhideWhenUsed="0"/>
+  <w:latentStyles w:count="260" w:defQFormat="0" w:defUnhideWhenUsed="1" w:defSemiHidden="1" w:defUIPriority="99" w:defLockedState="0">
+    <w:lsdException w:qFormat="1" w:unhideWhenUsed="0" w:uiPriority="0" w:semiHidden="0" w:name="Normal"/>
+    <w:lsdException w:qFormat="1" w:unhideWhenUsed="0" w:uiPriority="0" w:semiHidden="0" w:name="heading 1"/>
+    <w:lsdException w:qFormat="1" w:uiPriority="0" w:semiHidden="0" w:name="heading 2"/>
+    <w:lsdException w:qFormat="1" w:uiPriority="0" w:name="heading 3"/>
+    <w:lsdException w:qFormat="1" w:uiPriority="0" w:semiHidden="0" w:name="heading 4"/>
+    <w:lsdException w:qFormat="1" w:uiPriority="0" w:name="heading 5"/>
+    <w:lsdException w:qFormat="1" w:uiPriority="0" w:name="heading 6"/>
+    <w:lsdException w:qFormat="1" w:uiPriority="0" w:name="heading 7"/>
+    <w:lsdException w:qFormat="1" w:uiPriority="0" w:name="heading 8"/>
+    <w:lsdException w:qFormat="1" w:uiPriority="0" w:name="heading 9"/>
+    <w:lsdException w:unhideWhenUsed="0" w:uiPriority="0" w:semiHidden="0" w:name="index 1"/>
+    <w:lsdException w:unhideWhenUsed="0" w:uiPriority="0" w:semiHidden="0" w:name="index 2"/>
+    <w:lsdException w:unhideWhenUsed="0" w:uiPriority="0" w:semiHidden="0" w:name="index 3"/>
+    <w:lsdException w:unhideWhenUsed="0" w:uiPriority="0" w:semiHidden="0" w:name="index 4"/>
+    <w:lsdException w:unhideWhenUsed="0" w:uiPriority="0" w:semiHidden="0" w:name="index 5"/>
+    <w:lsdException w:unhideWhenUsed="0" w:uiPriority="0" w:semiHidden="0" w:name="index 6"/>
+    <w:lsdException w:unhideWhenUsed="0" w:uiPriority="0" w:semiHidden="0" w:name="index 7"/>
+    <w:lsdException w:unhideWhenUsed="0" w:uiPriority="0" w:semiHidden="0" w:name="index 8"/>
+    <w:lsdException w:unhideWhenUsed="0" w:uiPriority="0" w:semiHidden="0" w:name="index 9"/>
+    <w:lsdException w:qFormat="1" w:unhideWhenUsed="0" w:uiPriority="0" w:semiHidden="0" w:name="toc 1"/>
+    <w:lsdException w:qFormat="1" w:unhideWhenUsed="0" w:uiPriority="0" w:semiHidden="0" w:name="toc 2"/>
+    <w:lsdException w:qFormat="1" w:unhideWhenUsed="0" w:uiPriority="0" w:semiHidden="0" w:name="toc 3"/>
+    <w:lsdException w:unhideWhenUsed="0" w:uiPriority="0" w:semiHidden="0" w:name="toc 4"/>
+    <w:lsdException w:unhideWhenUsed="0" w:uiPriority="0" w:semiHidden="0" w:name="toc 5"/>
+    <w:lsdException w:unhideWhenUsed="0" w:uiPriority="0" w:semiHidden="0" w:name="toc 6"/>
+    <w:lsdException w:unhideWhenUsed="0" w:uiPriority="0" w:semiHidden="0" w:name="toc 7"/>
+    <w:lsdException w:unhideWhenUsed="0" w:uiPriority="0" w:semiHidden="0" w:name="toc 8"/>
+    <w:lsdException w:unhideWhenUsed="0" w:uiPriority="0" w:semiHidden="0" w:name="toc 9"/>
+    <w:lsdException w:unhideWhenUsed="0" w:uiPriority="0" w:semiHidden="0" w:name="Normal Indent"/>
+    <w:lsdException w:unhideWhenUsed="0" w:uiPriority="0" w:semiHidden="0" w:name="footnote text"/>
+    <w:lsdException w:qFormat="1" w:unhideWhenUsed="0" w:uiPriority="0" w:semiHidden="0" w:name="annotation text"/>
+    <w:lsdException w:qFormat="1" w:unhideWhenUsed="0" w:uiPriority="0" w:semiHidden="0" w:name="header"/>
+    <w:lsdException w:qFormat="1" w:unhideWhenUsed="0" w:uiPriority="0" w:semiHidden="0" w:name="footer"/>
+    <w:lsdException w:unhideWhenUsed="0" w:uiPriority="0" w:semiHidden="0" w:name="index heading"/>
+    <w:lsdException w:qFormat="1" w:uiPriority="0" w:name="caption"/>
+    <w:lsdException w:unhideWhenUsed="0" w:uiPriority="0" w:semiHidden="0" w:name="table of figures"/>
+    <w:lsdException w:unhideWhenUsed="0" w:uiPriority="0" w:semiHidden="0" w:name="envelope address"/>
+    <w:lsdException w:unhideWhenUsed="0" w:uiPriority="0" w:semiHidden="0" w:name="envelope return"/>
+    <w:lsdException w:unhideWhenUsed="0" w:uiPriority="0" w:semiHidden="0" w:name="footnote reference"/>
+    <w:lsdException w:unhideWhenUsed="0" w:uiPriority="0" w:semiHidden="0" w:name="annotation reference"/>
+    <w:lsdException w:unhideWhenUsed="0" w:uiPriority="0" w:semiHidden="0" w:name="line number"/>
+    <w:lsdException w:unhideWhenUsed="0" w:uiPriority="0" w:semiHidden="0" w:name="page number"/>
+    <w:lsdException w:unhideWhenUsed="0" w:uiPriority="0" w:semiHidden="0" w:name="endnote reference"/>
+    <w:lsdException w:unhideWhenUsed="0" w:uiPriority="0" w:semiHidden="0" w:name="endnote text"/>
+    <w:lsdException w:unhideWhenUsed="0" w:uiPriority="0" w:semiHidden="0" w:name="table of authorities"/>
+    <w:lsdException w:unhideWhenUsed="0" w:uiPriority="0" w:semiHidden="0" w:name="macro"/>
+    <w:lsdException w:unhideWhenUsed="0" w:uiPriority="0" w:semiHidden="0" w:name="toa heading"/>
+    <w:lsdException w:unhideWhenUsed="0" w:uiPriority="0" w:semiHidden="0" w:name="List"/>
+    <w:lsdException w:unhideWhenUsed="0" w:uiPriority="0" w:semiHidden="0" w:name="List Bullet"/>
+    <w:lsdException w:unhideWhenUsed="0" w:uiPriority="0" w:semiHidden="0" w:name="List Number"/>
+    <w:lsdException w:unhideWhenUsed="0" w:uiPriority="0" w:semiHidden="0" w:name="List 2"/>
+    <w:lsdException w:unhideWhenUsed="0" w:uiPriority="0" w:semiHidden="0" w:name="List 3"/>
+    <w:lsdException w:unhideWhenUsed="0" w:uiPriority="0" w:semiHidden="0" w:name="List 4"/>
+    <w:lsdException w:unhideWhenUsed="0" w:uiPriority="0" w:semiHidden="0" w:name="List 5"/>
+    <w:lsdException w:unhideWhenUsed="0" w:uiPriority="0" w:semiHidden="0" w:name="List Bullet 2"/>
+    <w:lsdException w:unhideWhenUsed="0" w:uiPriority="0" w:semiHidden="0" w:name="List Bullet 3"/>
+    <w:lsdException w:unhideWhenUsed="0" w:uiPriority="0" w:semiHidden="0" w:name="List Bullet 4"/>
+    <w:lsdException w:unhideWhenUsed="0" w:uiPriority="0" w:semiHidden="0" w:name="List Bullet 5"/>
+    <w:lsdException w:unhideWhenUsed="0" w:uiPriority="0" w:semiHidden="0" w:name="List Number 2"/>
+    <w:lsdException w:unhideWhenUsed="0" w:uiPriority="0" w:semiHidden="0" w:name="List Number 3"/>
+    <w:lsdException w:unhideWhenUsed="0" w:uiPriority="0" w:semiHidden="0" w:name="List Number 4"/>
+    <w:lsdException w:unhideWhenUsed="0" w:uiPriority="0" w:semiHidden="0" w:name="List Number 5"/>
+    <w:lsdException w:qFormat="1" w:unhideWhenUsed="0" w:uiPriority="0" w:semiHidden="0" w:name="Title"/>
+    <w:lsdException w:unhideWhenUsed="0" w:uiPriority="0" w:semiHidden="0" w:name="Closing"/>
+    <w:lsdException w:unhideWhenUsed="0" w:uiPriority="0" w:semiHidden="0" w:name="Signature"/>
+    <w:lsdException w:qFormat="1" w:unhideWhenUsed="0" w:uiPriority="0" w:name="Default Paragraph Font"/>
+    <w:lsdException w:qFormat="1" w:unhideWhenUsed="0" w:uiPriority="0" w:name="Body Text"/>
+    <w:lsdException w:unhideWhenUsed="0" w:uiPriority="0" w:semiHidden="0" w:name="Body Text Indent"/>
+    <w:lsdException w:unhideWhenUsed="0" w:uiPriority="0" w:semiHidden="0" w:name="List Continue"/>
+    <w:lsdException w:unhideWhenUsed="0" w:uiPriority="0" w:semiHidden="0" w:name="List Continue 2"/>
+    <w:lsdException w:unhideWhenUsed="0" w:uiPriority="0" w:semiHidden="0" w:name="List Continue 3"/>
+    <w:lsdException w:unhideWhenUsed="0" w:uiPriority="0" w:semiHidden="0" w:name="List Continue 4"/>
+    <w:lsdException w:unhideWhenUsed="0" w:uiPriority="0" w:semiHidden="0" w:name="List Continue 5"/>
+    <w:lsdException w:unhideWhenUsed="0" w:uiPriority="0" w:semiHidden="0" w:name="Message Header"/>
+    <w:lsdException w:qFormat="1" w:unhideWhenUsed="0" w:uiPriority="0" w:semiHidden="0" w:name="Subtitle"/>
+    <w:lsdException w:unhideWhenUsed="0" w:uiPriority="0" w:semiHidden="0" w:name="Salutation"/>
+    <w:lsdException w:unhideWhenUsed="0" w:uiPriority="0" w:semiHidden="0" w:name="Date"/>
+    <w:lsdException w:unhideWhenUsed="0" w:uiPriority="0" w:semiHidden="0" w:name="Body Text First Indent"/>
+    <w:lsdException w:unhideWhenUsed="0" w:uiPriority="0" w:semiHidden="0" w:name="Body Text First Indent 2"/>
+    <w:lsdException w:uiPriority="99" w:name="Note Heading"/>
+    <w:lsdException w:unhideWhenUsed="0" w:uiPriority="0" w:semiHidden="0" w:name="Body Text 2"/>
+    <w:lsdException w:unhideWhenUsed="0" w:uiPriority="0" w:semiHidden="0" w:name="Body Text 3"/>
+    <w:lsdException w:unhideWhenUsed="0" w:uiPriority="0" w:semiHidden="0" w:name="Body Text Indent 2"/>
+    <w:lsdException w:unhideWhenUsed="0" w:uiPriority="0" w:semiHidden="0" w:name="Body Text Indent 3"/>
+    <w:lsdException w:unhideWhenUsed="0" w:uiPriority="0" w:semiHidden="0" w:name="Block Text"/>
+    <w:lsdException w:unhideWhenUsed="0" w:uiPriority="0" w:semiHidden="0" w:name="Hyperlink"/>
+    <w:lsdException w:unhideWhenUsed="0" w:uiPriority="0" w:semiHidden="0" w:name="FollowedHyperlink"/>
+    <w:lsdException w:qFormat="1" w:unhideWhenUsed="0" w:uiPriority="0" w:semiHidden="0" w:name="Strong"/>
+    <w:lsdException w:qFormat="1" w:unhideWhenUsed="0" w:uiPriority="0" w:semiHidden="0" w:name="Emphasis"/>
+    <w:lsdException w:unhideWhenUsed="0" w:uiPriority="0" w:semiHidden="0" w:name="Document Map"/>
+    <w:lsdException w:unhideWhenUsed="0" w:uiPriority="0" w:semiHidden="0" w:name="Plain Text"/>
+    <w:lsdException w:unhideWhenUsed="0" w:uiPriority="0" w:semiHidden="0" w:name="E-mail Signature"/>
+    <w:lsdException w:qFormat="1" w:unhideWhenUsed="0" w:uiPriority="0" w:semiHidden="0" w:name="Normal (Web)"/>
+    <w:lsdException w:unhideWhenUsed="0" w:uiPriority="0" w:semiHidden="0" w:name="HTML Acronym"/>
+    <w:lsdException w:unhideWhenUsed="0" w:uiPriority="0" w:semiHidden="0" w:name="HTML Address"/>
+    <w:lsdException w:unhideWhenUsed="0" w:uiPriority="0" w:semiHidden="0" w:name="HTML Cite"/>
+    <w:lsdException w:unhideWhenUsed="0" w:uiPriority="0" w:semiHidden="0" w:name="HTML Code"/>
+    <w:lsdException w:unhideWhenUsed="0" w:uiPriority="0" w:semiHidden="0" w:name="HTML Definition"/>
+    <w:lsdException w:unhideWhenUsed="0" w:uiPriority="0" w:semiHidden="0" w:name="HTML Keyboard"/>
+    <w:lsdException w:unhideWhenUsed="0" w:uiPriority="0" w:semiHidden="0" w:name="HTML Preformatted"/>
+    <w:lsdException w:unhideWhenUsed="0" w:uiPriority="0" w:semiHidden="0" w:name="HTML Sample"/>
+    <w:lsdException w:unhideWhenUsed="0" w:uiPriority="0" w:semiHidden="0" w:name="HTML Typewriter"/>
+    <w:lsdException w:unhideWhenUsed="0" w:uiPriority="0" w:semiHidden="0" w:name="HTML Variable"/>
+    <w:lsdException w:qFormat="1" w:unhideWhenUsed="0" w:uiPriority="0" w:name="Normal Table"/>
+    <w:lsdException w:unhideWhenUsed="0" w:uiPriority="0" w:semiHidden="0" w:name="annotation subject"/>
+    <w:lsdException w:unhideWhenUsed="0" w:uiPriority="0" w:semiHidden="0" w:name="Table Simple 1"/>
+    <w:lsdException w:unhideWhenUsed="0" w:uiPriority="0" w:semiHidden="0" w:name="Table Simple 2"/>
+    <w:lsdException w:unhideWhenUsed="0" w:uiPriority="0" w:semiHidden="0" w:name="Table Simple 3"/>
+    <w:lsdException w:unhideWhenUsed="0" w:uiPriority="0" w:semiHidden="0" w:name="Table Classic 1"/>
+    <w:lsdException w:unhideWhenUsed="0" w:uiPriority="0" w:semiHidden="0" w:name="Table Classic 2"/>
+    <w:lsdException w:unhideWhenUsed="0" w:uiPriority="0" w:semiHidden="0" w:name="Table Classic 3"/>
+    <w:lsdException w:unhideWhenUsed="0" w:uiPriority="0" w:semiHidden="0" w:name="Table Classic 4"/>
+    <w:lsdException w:unhideWhenUsed="0" w:uiPriority="0" w:semiHidden="0" w:name="Table Colorful 1"/>
+    <w:lsdException w:unhideWhenUsed="0" w:uiPriority="0" w:semiHidden="0" w:name="Table Colorful 2"/>
+    <w:lsdException w:unhideWhenUsed="0" w:uiPriority="0" w:semiHidden="0" w:name="Table Colorful 3"/>
+    <w:lsdException w:unhideWhenUsed="0" w:uiPriority="0" w:semiHidden="0" w:name="Table Columns 1"/>
+    <w:lsdException w:unhideWhenUsed="0" w:uiPriority="0" w:semiHidden="0" w:name="Table Columns 2"/>
+    <w:lsdException w:unhideWhenUsed="0" w:uiPriority="0" w:semiHidden="0" w:name="Table Columns 3"/>
+    <w:lsdException w:unhideWhenUsed="0" w:uiPriority="0" w:semiHidden="0" w:name="Table Columns 4"/>
+    <w:lsdException w:unhideWhenUsed="0" w:uiPriority="0" w:semiHidden="0" w:name="Table Columns 5"/>
+    <w:lsdException w:unhideWhenUsed="0" w:uiPriority="0" w:semiHidden="0" w:name="Table Grid 1"/>
+    <w:lsdException w:unhideWhenUsed="0" w:uiPriority="0" w:semiHidden="0" w:name="Table Grid 2"/>
+    <w:lsdException w:unhideWhenUsed="0" w:uiPriority="0" w:semiHidden="0" w:name="Table Grid 3"/>
+    <w:lsdException w:unhideWhenUsed="0" w:uiPriority="0" w:semiHidden="0" w:name="Table Grid 4"/>
+    <w:lsdException w:unhideWhenUsed="0" w:uiPriority="0" w:semiHidden="0" w:name="Table Grid 5"/>
+    <w:lsdException w:unhideWhenUsed="0" w:uiPriority="0" w:semiHidden="0" w:name="Table Grid 6"/>
+    <w:lsdException w:unhideWhenUsed="0" w:uiPriority="0" w:semiHidden="0" w:name="Table Grid 7"/>
+    <w:lsdException w:unhideWhenUsed="0" w:uiPriority="0" w:semiHidden="0" w:name="Table Grid 8"/>
+    <w:lsdException w:unhideWhenUsed="0" w:uiPriority="0" w:semiHidden="0" w:name="Table List 1"/>
+    <w:lsdException w:unhideWhenUsed="0" w:uiPriority="0" w:semiHidden="0" w:name="Table List 2"/>
+    <w:lsdException w:unhideWhenUsed="0" w:uiPriority="0" w:semiHidden="0" w:name="Table List 3"/>
+    <w:lsdException w:unhideWhenUsed="0" w:uiPriority="0" w:semiHidden="0" w:name="Table List 4"/>
+    <w:lsdException w:unhideWhenUsed="0" w:uiPriority="0" w:semiHidden="0" w:name="Table List 5"/>
+    <w:lsdException w:unhideWhenUsed="0" w:uiPriority="0" w:semiHidden="0" w:name="Table List 6"/>
+    <w:lsdException w:unhideWhenUsed="0" w:uiPriority="0" w:semiHidden="0" w:name="Table List 7"/>
+    <w:lsdException w:unhideWhenUsed="0" w:uiPriority="0" w:semiHidden="0" w:name="Table List 8"/>
+    <w:lsdException w:unhideWhenUsed="0" w:uiPriority="0" w:semiHidden="0" w:name="Table 3D effects 1"/>
+    <w:lsdException w:unhideWhenUsed="0" w:uiPriority="0" w:semiHidden="0" w:name="Table 3D effects 2"/>
+    <w:lsdException w:unhideWhenUsed="0" w:uiPriority="0" w:semiHidden="0" w:name="Table 3D effects 3"/>
+    <w:lsdException w:unhideWhenUsed="0" w:uiPriority="0" w:semiHidden="0" w:name="Table Contemporary"/>
+    <w:lsdException w:unhideWhenUsed="0" w:uiPriority="0" w:semiHidden="0" w:name="Table Elegant"/>
+    <w:lsdException w:unhideWhenUsed="0" w:uiPriority="0" w:semiHidden="0" w:name="Table Professional"/>
+    <w:lsdException w:unhideWhenUsed="0" w:uiPriority="0" w:semiHidden="0" w:name="Table Subtle 1"/>
+    <w:lsdException w:unhideWhenUsed="0" w:uiPriority="0" w:semiHidden="0" w:name="Table Subtle 2"/>
+    <w:lsdException w:unhideWhenUsed="0" w:uiPriority="0" w:semiHidden="0" w:name="Table Web 1"/>
+    <w:lsdException w:unhideWhenUsed="0" w:uiPriority="0" w:semiHidden="0" w:name="Table Web 2"/>
+    <w:lsdException w:unhideWhenUsed="0" w:uiPriority="0" w:semiHidden="0" w:name="Table Web 3"/>
+    <w:lsdException w:unhideWhenUsed="0" w:uiPriority="0" w:semiHidden="0" w:name="Balloon Text"/>
+    <w:lsdException w:qFormat="1" w:unhideWhenUsed="0" w:uiPriority="0" w:semiHidden="0" w:name="Table Grid"/>
+    <w:lsdException w:unhideWhenUsed="0" w:uiPriority="0" w:semiHidden="0" w:name="Table Theme"/>
+    <w:lsdException w:unhideWhenUsed="0" w:uiPriority="60" w:semiHidden="0" w:name="Light Shading"/>
+    <w:lsdException w:unhideWhenUsed="0" w:uiPriority="61" w:semiHidden="0" w:name="Light List"/>
+    <w:lsdException w:unhideWhenUsed="0" w:uiPriority="62" w:semiHidden="0" w:name="Light Grid"/>
+    <w:lsdException w:unhideWhenUsed="0" w:uiPriority="63" w:semiHidden="0" w:name="Medium Shading 1"/>
+    <w:lsdException w:unhideWhenUsed="0" w:uiPriority="64" w:semiHidden="0" w:name="Medium Shading 2"/>
+    <w:lsdException w:unhideWhenUsed="0" w:uiPriority="65" w:semiHidden="0" w:name="Medium List 1"/>
+    <w:lsdException w:unhideWhenUsed="0" w:uiPriority="66" w:semiHidden="0" w:name="Medium List 2"/>
+    <w:lsdException w:unhideWhenUsed="0" w:uiPriority="67" w:semiHidden="0" w:name="Medium Grid 1"/>
+    <w:lsdException w:unhideWhenUsed="0" w:uiPriority="68" w:semiHidden="0" w:name="Medium Grid 2"/>
+    <w:lsdException w:unhideWhenUsed="0" w:uiPriority="69" w:semiHidden="0" w:name="Medium Grid 3"/>
+    <w:lsdException w:unhideWhenUsed="0" w:uiPriority="70" w:semiHidden="0" w:name="Dark List"/>
+    <w:lsdException w:unhideWhenUsed="0" w:uiPriority="71" w:semiHidden="0" w:name="Colorful Shading"/>
+    <w:lsdException w:unhideWhenUsed="0" w:uiPriority="72" w:semiHidden="0" w:name="Colorful List"/>
+    <w:lsdException w:unhideWhenUsed="0" w:uiPriority="73" w:semiHidden="0" w:name="Colorful Grid"/>
+    <w:lsdException w:unhideWhenUsed="0" w:uiPriority="60" w:semiHidden="0" w:name="Light Shading Accent 1"/>
+    <w:lsdException w:unhideWhenUsed="0" w:uiPriority="61" w:semiHidden="0" w:name="Light List Accent 1"/>
+    <w:lsdException w:unhideWhenUsed="0" w:uiPriority="62" w:semiHidden="0" w:name="Light Grid Accent 1"/>
+    <w:lsdException w:unhideWhenUsed="0" w:uiPriority="63" w:semiHidden="0" w:name="Medium Shading 1 Accent 1"/>
+    <w:lsdException w:unhideWhenUsed="0" w:uiPriority="64" w:semiHidden="0" w:name="Medium Shading 2 Accent 1"/>
+    <w:lsdException w:unhideWhenUsed="0" w:uiPriority="65" w:semiHidden="0" w:name="Medium List 1 Accent 1"/>
+    <w:lsdException w:unhideWhenUsed="0" w:uiPriority="66" w:semiHidden="0" w:name="Medium List 2 Accent 1"/>
+    <w:lsdException w:unhideWhenUsed="0" w:uiPriority="67" w:semiHidden="0" w:name="Medium Grid 1 Accent 1"/>
+    <w:lsdException w:unhideWhenUsed="0" w:uiPriority="68" w:semiHidden="0" w:name="Medium Grid 2 Accent 1"/>
+    <w:lsdException w:unhideWhenUsed="0" w:uiPriority="69" w:semiHidden="0" w:name="Medium Grid 3 Accent 1"/>
+    <w:lsdException w:unhideWhenUsed="0" w:uiPriority="70" w:semiHidden="0" w:name="Dark List Accent 1"/>
+    <w:lsdException w:unhideWhenUsed="0" w:uiPriority="71" w:semiHidden="0" w:name="Colorful Shading Accent 1"/>
+    <w:lsdException w:unhideWhenUsed="0" w:uiPriority="72" w:semiHidden="0" w:name="Colorful List Accent 1"/>
+    <w:lsdException w:unhideWhenUsed="0" w:uiPriority="73" w:semiHidden="0" w:name="Colorful Grid Accent 1"/>
+    <w:lsdException w:unhideWhenUsed="0" w:uiPriority="60" w:semiHidden="0" w:name="Light Shading Accent 2"/>
+    <w:lsdException w:unhideWhenUsed="0" w:uiPriority="61" w:semiHidden="0" w:name="Light List Accent 2"/>
+    <w:lsdException w:unhideWhenUsed="0" w:uiPriority="62" w:semiHidden="0" w:name="Light Grid Accent 2"/>
+    <w:lsdException w:unhideWhenUsed="0" w:uiPriority="63" w:semiHidden="0" w:name="Medium Shading 1 Accent 2"/>
+    <w:lsdException w:unhideWhenUsed="0" w:uiPriority="64" w:semiHidden="0" w:name="Medium Shading 2 Accent 2"/>
+    <w:lsdException w:unhideWhenUsed="0" w:uiPriority="65" w:semiHidden="0" w:name="Medium List 1 Accent 2"/>
+    <w:lsdException w:unhideWhenUsed="0" w:uiPriority="66" w:semiHidden="0" w:name="Medium List 2 Accent 2"/>
+    <w:lsdException w:unhideWhenUsed="0" w:uiPriority="67" w:semiHidden="0" w:name="Medium Grid 1 Accent 2"/>
+    <w:lsdException w:unhideWhenUsed="0" w:uiPriority="68" w:semiHidden="0" w:name="Medium Grid 2 Accent 2"/>
+    <w:lsdException w:unhideWhenUsed="0" w:uiPriority="69" w:semiHidden="0" w:name="Medium Grid 3 Accent 2"/>
+    <w:lsdException w:unhideWhenUsed="0" w:uiPriority="70" w:semiHidden="0" w:name="Dark List Accent 2"/>
+    <w:lsdException w:unhideWhenUsed="0" w:uiPriority="71" w:semiHidden="0" w:name="Colorful Shading Accent 2"/>
+    <w:lsdException w:unhideWhenUsed="0" w:uiPriority="72" w:semiHidden="0" w:name="Colorful List Accent 2"/>
+    <w:lsdException w:unhideWhenUsed="0" w:uiPriority="73" w:semiHidden="0" w:name="Colorful Grid Accent 2"/>
+    <w:lsdException w:unhideWhenUsed="0" w:uiPriority="60" w:semiHidden="0" w:name="Light Shading Accent 3"/>
+    <w:lsdException w:unhideWhenUsed="0" w:uiPriority="61" w:semiHidden="0" w:name="Light List Accent 3"/>
+    <w:lsdException w:unhideWhenUsed="0" w:uiPriority="62" w:semiHidden="0" w:name="Light Grid Accent 3"/>
+    <w:lsdException w:unhideWhenUsed="0" w:uiPriority="63" w:semiHidden="0" w:name="Medium Shading 1 Accent 3"/>
+    <w:lsdException w:unhideWhenUsed="0" w:uiPriority="64" w:semiHidden="0" w:name="Medium Shading 2 Accent 3"/>
+    <w:lsdException w:unhideWhenUsed="0" w:uiPriority="65" w:semiHidden="0" w:name="Medium List 1 Accent 3"/>
+    <w:lsdException w:unhideWhenUsed="0" w:uiPriority="66" w:semiHidden="0" w:name="Medium List 2 Accent 3"/>
+    <w:lsdException w:unhideWhenUsed="0" w:uiPriority="67" w:semiHidden="0" w:name="Medium Grid 1 Accent 3"/>
+    <w:lsdException w:unhideWhenUsed="0" w:uiPriority="68" w:semiHidden="0" w:name="Medium Grid 2 Accent 3"/>
+    <w:lsdException w:unhideWhenUsed="0" w:uiPriority="69" w:semiHidden="0" w:name="Medium Grid 3 Accent 3"/>
+    <w:lsdException w:unhideWhenUsed="0" w:uiPriority="70" w:semiHidden="0" w:name="Dark List Accent 3"/>
+    <w:lsdException w:unhideWhenUsed="0" w:uiPriority="71" w:semiHidden="0" w:name="Colorful Shading Accent 3"/>
+    <w:lsdException w:unhideWhenUsed="0" w:uiPriority="72" w:semiHidden="0" w:name="Colorful List Accent 3"/>
+    <w:lsdException w:unhideWhenUsed="0" w:uiPriority="73" w:semiHidden="0" w:name="Colorful Grid Accent 3"/>
+    <w:lsdException w:unhideWhenUsed="0" w:uiPriority="60" w:semiHidden="0" w:name="Light Shading Accent 4"/>
+    <w:lsdException w:unhideWhenUsed="0" w:uiPriority="61" w:semiHidden="0" w:name="Light List Accent 4"/>
+    <w:lsdException w:unhideWhenUsed="0" w:uiPriority="62" w:semiHidden="0" w:name="Light Grid Accent 4"/>
+    <w:lsdException w:unhideWhenUsed="0" w:uiPriority="63" w:semiHidden="0" w:name="Medium Shading 1 Accent 4"/>
+    <w:lsdException w:unhideWhenUsed="0" w:uiPriority="64" w:semiHidden="0" w:name="Medium Shading 2 Accent 4"/>
+    <w:lsdException w:unhideWhenUsed="0" w:uiPriority="65" w:semiHidden="0" w:name="Medium List 1 Accent 4"/>
+    <w:lsdException w:unhideWhenUsed="0" w:uiPriority="66" w:semiHidden="0" w:name="Medium List 2 Accent 4"/>
+    <w:lsdException w:unhideWhenUsed="0" w:uiPriority="67" w:semiHidden="0" w:name="Medium Grid 1 Accent 4"/>
+    <w:lsdException w:unhideWhenUsed="0" w:uiPriority="68" w:semiHidden="0" w:name="Medium Grid 2 Accent 4"/>
+    <w:lsdException w:unhideWhenUsed="0" w:uiPriority="69" w:semiHidden="0" w:name="Medium Grid 3 Accent 4"/>
+    <w:lsdException w:unhideWhenUsed="0" w:uiPriority="70" w:semiHidden="0" w:name="Dark List Accent 4"/>
+    <w:lsdException w:unhideWhenUsed="0" w:uiPriority="71" w:semiHidden="0" w:name="Colorful Shading Accent 4"/>
+    <w:lsdException w:unhideWhenUsed="0" w:uiPriority="72" w:semiHidden="0" w:name="Colorful List Accent 4"/>
+    <w:lsdException w:unhideWhenUsed="0" w:uiPriority="73" w:semiHidden="0" w:name="Colorful Grid Accent 4"/>
+    <w:lsdException w:unhideWhenUsed="0" w:uiPriority="60" w:semiHidden="0" w:name="Light Shading Accent 5"/>
+    <w:lsdException w:unhideWhenUsed="0" w:uiPriority="61" w:semiHidden="0" w:name="Light List Accent 5"/>
+    <w:lsdException w:unhideWhenUsed="0" w:uiPriority="62" w:semiHidden="0" w:name="Light Grid Accent 5"/>
+    <w:lsdException w:unhideWhenUsed="0" w:uiPriority="63" w:semiHidden="0" w:name="Medium Shading 1 Accent 5"/>
+    <w:lsdException w:unhideWhenUsed="0" w:uiPriority="64" w:semiHidden="0" w:name="Medium Shading 2 Accent 5"/>
+    <w:lsdException w:unhideWhenUsed="0" w:uiPriority="65" w:semiHidden="0" w:name="Medium List 1 Accent 5"/>
+    <w:lsdException w:unhideWhenUsed="0" w:uiPriority="66" w:semiHidden="0" w:name="Medium List 2 Accent 5"/>
+    <w:lsdException w:unhideWhenUsed="0" w:uiPriority="67" w:semiHidden="0" w:name="Medium Grid 1 Accent 5"/>
+    <w:lsdException w:unhideWhenUsed="0" w:uiPriority="68" w:semiHidden="0" w:name="Medium Grid 2 Accent 5"/>
+    <w:lsdException w:unhideWhenUsed="0" w:uiPriority="69" w:semiHidden="0" w:name="Medium Grid 3 Accent 5"/>
+    <w:lsdException w:unhideWhenUsed="0" w:uiPriority="70" w:semiHidden="0" w:name="Dark List Accent 5"/>
+    <w:lsdException w:unhideWhenUsed="0" w:uiPriority="71" w:semiHidden="0" w:name="Colorful Shading Accent 5"/>
+    <w:lsdException w:unhideWhenUsed="0" w:uiPriority="72" w:semiHidden="0" w:name="Colorful List Accent 5"/>
+    <w:lsdException w:unhideWhenUsed="0" w:uiPriority="73" w:semiHidden="0" w:name="Colorful Grid Accent 5"/>
+    <w:lsdException w:unhideWhenUsed="0" w:uiPriority="60" w:semiHidden="0" w:name="Light Shading Accent 6"/>
+    <w:lsdException w:unhideWhenUsed="0" w:uiPriority="61" w:semiHidden="0" w:name="Light List Accent 6"/>
+    <w:lsdException w:unhideWhenUsed="0" w:uiPriority="62" w:semiHidden="0" w:name="Light Grid Accent 6"/>
+    <w:lsdException w:unhideWhenUsed="0" w:uiPriority="63" w:semiHidden="0" w:name="Medium Shading 1 Accent 6"/>
+    <w:lsdException w:unhideWhenUsed="0" w:uiPriority="64" w:semiHidden="0" w:name="Medium Shading 2 Accent 6"/>
+    <w:lsdException w:unhideWhenUsed="0" w:uiPriority="65" w:semiHidden="0" w:name="Medium List 1 Accent 6"/>
+    <w:lsdException w:unhideWhenUsed="0" w:uiPriority="66" w:semiHidden="0" w:name="Medium List 2 Accent 6"/>
+    <w:lsdException w:unhideWhenUsed="0" w:uiPriority="67" w:semiHidden="0" w:name="Medium Grid 1 Accent 6"/>
+    <w:lsdException w:unhideWhenUsed="0" w:uiPriority="68" w:semiHidden="0" w:name="Medium Grid 2 Accent 6"/>
+    <w:lsdException w:unhideWhenUsed="0" w:uiPriority="69" w:semiHidden="0" w:name="Medium Grid 3 Accent 6"/>
+    <w:lsdException w:unhideWhenUsed="0" w:uiPriority="70" w:semiHidden="0" w:name="Dark List Accent 6"/>
+    <w:lsdException w:unhideWhenUsed="0" w:uiPriority="71" w:semiHidden="0" w:name="Colorful Shading Accent 6"/>
+    <w:lsdException w:unhideWhenUsed="0" w:uiPriority="72" w:semiHidden="0" w:name="Colorful List Accent 6"/>
+    <w:lsdException w:unhideWhenUsed="0" w:uiPriority="73" w:semiHidden="0" w:name="Colorful Grid Accent 6"/>
   </w:latentStyles>
-  <w:style w:type="paragraph" w:default="1" w:styleId="Normal">
+  <w:style w:type="paragraph" w:default="1" w:styleId="1">
     <w:name w:val="Normal"/>
     <w:qFormat/>
+    <w:uiPriority w:val="0"/>
     <w:pPr>
       <w:kinsoku w:val="0"/>
       <w:autoSpaceDE w:val="0"/>
@@ -5322,7 +5403,7 @@
       <w:textAlignment w:val="baseline"/>
     </w:pPr>
     <w:rPr>
-      <w:rFonts w:ascii="Arial" w:eastAsia="宋体" w:hAnsi="Arial" w:cs="Arial"/>
+      <w:rFonts w:ascii="Arial" w:hAnsi="Arial" w:eastAsia="宋体" w:cs="Arial"/>
       <w:snapToGrid w:val="0"/>
       <w:color w:val="000000"/>
       <w:kern w:val="0"/>
@@ -5331,11 +5412,12 @@
       <w:lang w:val="en-US" w:eastAsia="en-US" w:bidi="ar-SA"/>
     </w:rPr>
   </w:style>
-  <w:style w:type="paragraph" w:styleId="Heading1">
+  <w:style w:type="paragraph" w:styleId="2">
     <w:name w:val="heading 1"/>
-    <w:basedOn w:val="Normal"/>
-    <w:next w:val="Normal"/>
+    <w:basedOn w:val="1"/>
+    <w:next w:val="1"/>
     <w:qFormat/>
+    <w:uiPriority w:val="0"/>
     <w:pPr>
       <w:keepNext/>
       <w:keepLines/>
@@ -5353,12 +5435,13 @@
       <w:sz w:val="44"/>
     </w:rPr>
   </w:style>
-  <w:style w:type="paragraph" w:styleId="Heading2">
+  <w:style w:type="paragraph" w:styleId="3">
     <w:name w:val="heading 2"/>
-    <w:basedOn w:val="Normal"/>
-    <w:next w:val="Normal"/>
+    <w:basedOn w:val="1"/>
+    <w:next w:val="1"/>
     <w:unhideWhenUsed/>
     <w:qFormat/>
+    <w:uiPriority w:val="0"/>
     <w:pPr>
       <w:keepNext/>
       <w:keepLines/>
@@ -5371,18 +5454,19 @@
       <w:outlineLvl w:val="1"/>
     </w:pPr>
     <w:rPr>
-      <w:rFonts w:ascii="Arial" w:eastAsia="黑体" w:hAnsi="Arial"/>
+      <w:rFonts w:ascii="Arial" w:hAnsi="Arial" w:eastAsia="黑体"/>
       <w:b/>
       <w:sz w:val="32"/>
     </w:rPr>
   </w:style>
-  <w:style w:type="paragraph" w:styleId="Heading3">
+  <w:style w:type="paragraph" w:styleId="4">
     <w:name w:val="heading 3"/>
-    <w:basedOn w:val="Normal"/>
-    <w:next w:val="Normal"/>
+    <w:basedOn w:val="1"/>
+    <w:next w:val="1"/>
     <w:semiHidden/>
     <w:unhideWhenUsed/>
     <w:qFormat/>
+    <w:uiPriority w:val="0"/>
     <w:pPr>
       <w:keepNext/>
       <w:keepLines/>
@@ -5399,12 +5483,13 @@
       <w:sz w:val="32"/>
     </w:rPr>
   </w:style>
-  <w:style w:type="paragraph" w:styleId="Heading4">
+  <w:style w:type="paragraph" w:styleId="5">
     <w:name w:val="heading 4"/>
-    <w:basedOn w:val="Normal"/>
-    <w:next w:val="Normal"/>
+    <w:basedOn w:val="1"/>
+    <w:next w:val="1"/>
     <w:unhideWhenUsed/>
     <w:qFormat/>
+    <w:uiPriority w:val="0"/>
     <w:pPr>
       <w:keepNext/>
       <w:keepLines/>
@@ -5417,18 +5502,19 @@
       <w:outlineLvl w:val="3"/>
     </w:pPr>
     <w:rPr>
-      <w:rFonts w:ascii="Arial" w:eastAsia="黑体" w:hAnsi="Arial"/>
+      <w:rFonts w:ascii="Arial" w:hAnsi="Arial" w:eastAsia="黑体"/>
       <w:b/>
       <w:sz w:val="28"/>
     </w:rPr>
   </w:style>
-  <w:style w:type="paragraph" w:styleId="Heading5">
+  <w:style w:type="paragraph" w:styleId="6">
     <w:name w:val="heading 5"/>
-    <w:basedOn w:val="Normal"/>
-    <w:next w:val="Normal"/>
+    <w:basedOn w:val="1"/>
+    <w:next w:val="1"/>
     <w:semiHidden/>
     <w:unhideWhenUsed/>
     <w:qFormat/>
+    <w:uiPriority w:val="0"/>
     <w:pPr>
       <w:keepNext/>
       <w:keepLines/>
@@ -5445,13 +5531,14 @@
       <w:sz w:val="28"/>
     </w:rPr>
   </w:style>
-  <w:style w:type="paragraph" w:styleId="Heading6">
+  <w:style w:type="paragraph" w:styleId="7">
     <w:name w:val="heading 6"/>
-    <w:basedOn w:val="Normal"/>
-    <w:next w:val="Normal"/>
+    <w:basedOn w:val="1"/>
+    <w:next w:val="1"/>
     <w:semiHidden/>
     <w:unhideWhenUsed/>
     <w:qFormat/>
+    <w:uiPriority w:val="0"/>
     <w:pPr>
       <w:keepNext/>
       <w:keepLines/>
@@ -5464,18 +5551,19 @@
       <w:outlineLvl w:val="5"/>
     </w:pPr>
     <w:rPr>
-      <w:rFonts w:ascii="Arial" w:eastAsia="黑体" w:hAnsi="Arial"/>
+      <w:rFonts w:ascii="Arial" w:hAnsi="Arial" w:eastAsia="黑体"/>
       <w:b/>
       <w:sz w:val="24"/>
     </w:rPr>
   </w:style>
-  <w:style w:type="paragraph" w:styleId="Heading7">
+  <w:style w:type="paragraph" w:styleId="8">
     <w:name w:val="heading 7"/>
-    <w:basedOn w:val="Normal"/>
-    <w:next w:val="Normal"/>
+    <w:basedOn w:val="1"/>
+    <w:next w:val="1"/>
     <w:semiHidden/>
     <w:unhideWhenUsed/>
     <w:qFormat/>
+    <w:uiPriority w:val="0"/>
     <w:pPr>
       <w:keepNext/>
       <w:keepLines/>
@@ -5492,13 +5580,14 @@
       <w:sz w:val="24"/>
     </w:rPr>
   </w:style>
-  <w:style w:type="paragraph" w:styleId="Heading8">
+  <w:style w:type="paragraph" w:styleId="9">
     <w:name w:val="heading 8"/>
-    <w:basedOn w:val="Normal"/>
-    <w:next w:val="Normal"/>
+    <w:basedOn w:val="1"/>
+    <w:next w:val="1"/>
     <w:semiHidden/>
     <w:unhideWhenUsed/>
     <w:qFormat/>
+    <w:uiPriority w:val="0"/>
     <w:pPr>
       <w:keepNext/>
       <w:keepLines/>
@@ -5511,17 +5600,18 @@
       <w:outlineLvl w:val="7"/>
     </w:pPr>
     <w:rPr>
-      <w:rFonts w:ascii="Arial" w:eastAsia="黑体" w:hAnsi="Arial"/>
+      <w:rFonts w:ascii="Arial" w:hAnsi="Arial" w:eastAsia="黑体"/>
       <w:sz w:val="24"/>
     </w:rPr>
   </w:style>
-  <w:style w:type="paragraph" w:styleId="Heading9">
+  <w:style w:type="paragraph" w:styleId="10">
     <w:name w:val="heading 9"/>
-    <w:basedOn w:val="Normal"/>
-    <w:next w:val="Normal"/>
+    <w:basedOn w:val="1"/>
+    <w:next w:val="1"/>
     <w:semiHidden/>
     <w:unhideWhenUsed/>
     <w:qFormat/>
+    <w:uiPriority w:val="0"/>
     <w:pPr>
       <w:keepNext/>
       <w:keepLines/>
@@ -5534,19 +5624,21 @@
       <w:outlineLvl w:val="8"/>
     </w:pPr>
     <w:rPr>
-      <w:rFonts w:ascii="Arial" w:eastAsia="黑体" w:hAnsi="Arial"/>
+      <w:rFonts w:ascii="Arial" w:hAnsi="Arial" w:eastAsia="黑体"/>
       <w:sz w:val="21"/>
     </w:rPr>
   </w:style>
-  <w:style w:type="character" w:default="1" w:styleId="DefaultParagraphFont">
+  <w:style w:type="character" w:default="1" w:styleId="22">
     <w:name w:val="Default Paragraph Font"/>
     <w:semiHidden/>
     <w:qFormat/>
+    <w:uiPriority w:val="0"/>
   </w:style>
-  <w:style w:type="table" w:default="1" w:styleId="TableNormal">
+  <w:style w:type="table" w:default="1" w:styleId="20">
     <w:name w:val="Normal Table"/>
     <w:semiHidden/>
     <w:qFormat/>
+    <w:uiPriority w:val="0"/>
     <w:tblPr>
       <w:tblCellMar>
         <w:top w:w="0" w:type="dxa"/>
@@ -5556,39 +5648,43 @@
       </w:tblCellMar>
     </w:tblPr>
   </w:style>
-  <w:style w:type="paragraph" w:styleId="CommentText">
+  <w:style w:type="paragraph" w:styleId="11">
     <w:name w:val="annotation text"/>
-    <w:basedOn w:val="Normal"/>
+    <w:basedOn w:val="1"/>
     <w:qFormat/>
+    <w:uiPriority w:val="0"/>
     <w:pPr>
       <w:jc w:val="left"/>
     </w:pPr>
   </w:style>
-  <w:style w:type="paragraph" w:styleId="BodyText">
+  <w:style w:type="paragraph" w:styleId="12">
     <w:name w:val="Body Text"/>
-    <w:basedOn w:val="Normal"/>
+    <w:basedOn w:val="1"/>
     <w:semiHidden/>
     <w:qFormat/>
+    <w:uiPriority w:val="0"/>
     <w:rPr>
-      <w:rFonts w:ascii="Arial" w:eastAsia="Arial" w:hAnsi="Arial" w:cs="Arial"/>
+      <w:rFonts w:ascii="Arial" w:hAnsi="Arial" w:eastAsia="Arial" w:cs="Arial"/>
       <w:sz w:val="21"/>
       <w:szCs w:val="21"/>
       <w:lang w:val="en-US" w:eastAsia="en-US" w:bidi="ar-SA"/>
     </w:rPr>
   </w:style>
-  <w:style w:type="paragraph" w:styleId="TOC3">
+  <w:style w:type="paragraph" w:styleId="13">
     <w:name w:val="toc 3"/>
-    <w:basedOn w:val="Normal"/>
-    <w:next w:val="Normal"/>
+    <w:basedOn w:val="1"/>
+    <w:next w:val="1"/>
     <w:qFormat/>
+    <w:uiPriority w:val="0"/>
     <w:pPr>
       <w:ind w:left="840" w:leftChars="400"/>
     </w:pPr>
   </w:style>
-  <w:style w:type="paragraph" w:styleId="Footer">
+  <w:style w:type="paragraph" w:styleId="14">
     <w:name w:val="footer"/>
-    <w:basedOn w:val="Normal"/>
+    <w:basedOn w:val="1"/>
     <w:qFormat/>
+    <w:uiPriority w:val="0"/>
     <w:pPr>
       <w:tabs>
         <w:tab w:val="center" w:pos="4153"/>
@@ -5601,16 +5697,17 @@
       <w:sz w:val="18"/>
     </w:rPr>
   </w:style>
-  <w:style w:type="paragraph" w:styleId="Header">
+  <w:style w:type="paragraph" w:styleId="15">
     <w:name w:val="header"/>
-    <w:basedOn w:val="Normal"/>
+    <w:basedOn w:val="1"/>
     <w:qFormat/>
+    <w:uiPriority w:val="0"/>
     <w:pPr>
       <w:pBdr>
-        <w:top w:val="nil"/>
-        <w:left w:val="nil"/>
-        <w:bottom w:val="nil"/>
-        <w:right w:val="nil"/>
+        <w:top w:val="none" w:color="auto" w:sz="0" w:space="0"/>
+        <w:left w:val="none" w:color="auto" w:sz="0" w:space="0"/>
+        <w:bottom w:val="none" w:color="auto" w:sz="0" w:space="0"/>
+        <w:right w:val="none" w:color="auto" w:sz="0" w:space="0"/>
       </w:pBdr>
       <w:tabs>
         <w:tab w:val="center" w:pos="4153"/>
@@ -5625,37 +5722,41 @@
       <w:sz w:val="18"/>
     </w:rPr>
   </w:style>
-  <w:style w:type="paragraph" w:styleId="TOC1">
+  <w:style w:type="paragraph" w:styleId="16">
     <w:name w:val="toc 1"/>
-    <w:basedOn w:val="Normal"/>
-    <w:next w:val="Normal"/>
+    <w:basedOn w:val="1"/>
+    <w:next w:val="1"/>
     <w:qFormat/>
+    <w:uiPriority w:val="0"/>
     <w:rPr>
-      <w:rFonts w:ascii="Arial" w:eastAsia="Microsoft JhengHei" w:hAnsi="Arial"/>
+      <w:rFonts w:ascii="Arial" w:hAnsi="Arial" w:eastAsia="Microsoft JhengHei"/>
       <w:sz w:val="24"/>
     </w:rPr>
   </w:style>
-  <w:style w:type="paragraph" w:styleId="TOC2">
+  <w:style w:type="paragraph" w:styleId="17">
     <w:name w:val="toc 2"/>
-    <w:basedOn w:val="Normal"/>
-    <w:next w:val="Normal"/>
+    <w:basedOn w:val="1"/>
+    <w:next w:val="1"/>
     <w:qFormat/>
+    <w:uiPriority w:val="0"/>
     <w:pPr>
       <w:ind w:left="420" w:leftChars="200"/>
     </w:pPr>
   </w:style>
-  <w:style w:type="paragraph" w:styleId="NormalWeb">
+  <w:style w:type="paragraph" w:styleId="18">
     <w:name w:val="Normal (Web)"/>
-    <w:basedOn w:val="Normal"/>
+    <w:basedOn w:val="1"/>
     <w:qFormat/>
+    <w:uiPriority w:val="0"/>
     <w:rPr>
       <w:sz w:val="24"/>
     </w:rPr>
   </w:style>
-  <w:style w:type="paragraph" w:styleId="Title">
+  <w:style w:type="paragraph" w:styleId="19">
     <w:name w:val="Title"/>
-    <w:basedOn w:val="Normal"/>
+    <w:basedOn w:val="1"/>
     <w:qFormat/>
+    <w:uiPriority w:val="0"/>
     <w:pPr>
       <w:spacing w:before="240" w:beforeLines="0" w:beforeAutospacing="0" w:after="60" w:afterLines="0" w:afterAutospacing="0"/>
       <w:jc w:val="center"/>
@@ -5667,68 +5768,73 @@
       <w:sz w:val="32"/>
     </w:rPr>
   </w:style>
-  <w:style w:type="table" w:styleId="TableGrid">
+  <w:style w:type="table" w:styleId="21">
     <w:name w:val="Table Grid"/>
-    <w:basedOn w:val="TableNormal"/>
+    <w:basedOn w:val="20"/>
     <w:qFormat/>
+    <w:uiPriority w:val="0"/>
     <w:pPr>
       <w:widowControl w:val="0"/>
       <w:jc w:val="both"/>
     </w:pPr>
     <w:tblPr>
       <w:tblBorders>
-        <w:top w:val="single" w:sz="4" w:space="0" w:color="auto"/>
-        <w:left w:val="single" w:sz="4" w:space="0" w:color="auto"/>
-        <w:bottom w:val="single" w:sz="4" w:space="0" w:color="auto"/>
-        <w:right w:val="single" w:sz="4" w:space="0" w:color="auto"/>
-        <w:insideH w:val="single" w:sz="4" w:space="0" w:color="auto"/>
-        <w:insideV w:val="single" w:sz="4" w:space="0" w:color="auto"/>
+        <w:top w:val="single" w:color="auto" w:sz="4" w:space="0"/>
+        <w:left w:val="single" w:color="auto" w:sz="4" w:space="0"/>
+        <w:bottom w:val="single" w:color="auto" w:sz="4" w:space="0"/>
+        <w:right w:val="single" w:color="auto" w:sz="4" w:space="0"/>
+        <w:insideH w:val="single" w:color="auto" w:sz="4" w:space="0"/>
+        <w:insideV w:val="single" w:color="auto" w:sz="4" w:space="0"/>
       </w:tblBorders>
     </w:tblPr>
   </w:style>
-  <w:style w:type="character" w:styleId="Strong">
+  <w:style w:type="character" w:styleId="23">
     <w:name w:val="Strong"/>
-    <w:basedOn w:val="DefaultParagraphFont"/>
+    <w:basedOn w:val="22"/>
     <w:qFormat/>
+    <w:uiPriority w:val="0"/>
     <w:rPr>
       <w:b/>
     </w:rPr>
   </w:style>
-  <w:style w:type="paragraph" w:customStyle="1" w:styleId="a">
+  <w:style w:type="paragraph" w:customStyle="1" w:styleId="24">
     <w:name w:val="柴_公司名"/>
-    <w:basedOn w:val="Title"/>
+    <w:basedOn w:val="19"/>
     <w:qFormat/>
+    <w:uiPriority w:val="0"/>
     <w:pPr>
       <w:spacing w:after="600" w:afterLines="600"/>
     </w:pPr>
     <w:rPr>
-      <w:rFonts w:ascii="宋体" w:eastAsia="宋体" w:hAnsi="宋体" w:cs="宋体" w:hint="eastAsia"/>
+      <w:rFonts w:hint="eastAsia" w:ascii="宋体" w:hAnsi="宋体" w:eastAsia="宋体" w:cs="宋体"/>
       <w:bCs/>
       <w:spacing w:val="-6"/>
       <w:sz w:val="52"/>
       <w:szCs w:val="52"/>
     </w:rPr>
   </w:style>
-  <w:style w:type="paragraph" w:customStyle="1" w:styleId="a0">
+  <w:style w:type="paragraph" w:customStyle="1" w:styleId="25">
     <w:name w:val="柴_文档名"/>
-    <w:basedOn w:val="Title"/>
+    <w:basedOn w:val="19"/>
     <w:qFormat/>
+    <w:uiPriority w:val="0"/>
     <w:pPr>
       <w:spacing w:after="900" w:afterLines="900"/>
     </w:pPr>
     <w:rPr>
-      <w:rFonts w:ascii="黑体" w:eastAsia="黑体" w:hAnsi="黑体" w:cs="黑体"/>
+      <w:rFonts w:ascii="黑体" w:hAnsi="黑体" w:eastAsia="黑体" w:cs="黑体"/>
       <w:bCs/>
       <w:spacing w:val="-7"/>
       <w:sz w:val="52"/>
       <w:szCs w:val="52"/>
     </w:rPr>
   </w:style>
-  <w:style w:type="table" w:customStyle="1" w:styleId="TableNormal0">
+  <w:style w:type="table" w:customStyle="1" w:styleId="26">
     <w:name w:val="Table Normal_0"/>
     <w:semiHidden/>
     <w:unhideWhenUsed/>
     <w:qFormat/>
+    <w:uiPriority w:val="0"/>
     <w:tblPr>
       <w:tblCellMar>
         <w:top w:w="0" w:type="dxa"/>
@@ -5738,81 +5844,87 @@
       </w:tblCellMar>
     </w:tblPr>
   </w:style>
-  <w:style w:type="paragraph" w:customStyle="1" w:styleId="TableText">
+  <w:style w:type="paragraph" w:customStyle="1" w:styleId="27">
     <w:name w:val="Table Text"/>
-    <w:basedOn w:val="Normal"/>
+    <w:basedOn w:val="1"/>
     <w:semiHidden/>
     <w:qFormat/>
+    <w:uiPriority w:val="0"/>
     <w:rPr>
-      <w:rFonts w:ascii="宋体" w:eastAsia="宋体" w:hAnsi="宋体" w:cs="宋体"/>
+      <w:rFonts w:ascii="宋体" w:hAnsi="宋体" w:eastAsia="宋体" w:cs="宋体"/>
       <w:sz w:val="21"/>
       <w:szCs w:val="21"/>
       <w:lang w:val="en-US" w:eastAsia="en-US" w:bidi="ar-SA"/>
     </w:rPr>
   </w:style>
-  <w:style w:type="paragraph" w:customStyle="1" w:styleId="1">
+  <w:style w:type="paragraph" w:customStyle="1" w:styleId="28">
     <w:name w:val="柴_标题1"/>
-    <w:basedOn w:val="Heading1"/>
-    <w:next w:val="a1"/>
-    <w:link w:val="1Char"/>
+    <w:basedOn w:val="2"/>
+    <w:next w:val="29"/>
+    <w:link w:val="38"/>
     <w:qFormat/>
+    <w:uiPriority w:val="0"/>
     <w:pPr>
       <w:spacing w:before="100" w:after="90" w:line="360" w:lineRule="auto"/>
     </w:pPr>
     <w:rPr>
-      <w:rFonts w:ascii="Arial" w:eastAsia="宋体" w:hAnsi="Arial"/>
+      <w:rFonts w:ascii="Arial" w:hAnsi="Arial" w:eastAsia="宋体"/>
       <w:sz w:val="32"/>
     </w:rPr>
   </w:style>
-  <w:style w:type="paragraph" w:customStyle="1" w:styleId="a1">
+  <w:style w:type="paragraph" w:customStyle="1" w:styleId="29">
     <w:name w:val="柴_正文"/>
-    <w:basedOn w:val="BodyText"/>
-    <w:link w:val="Char"/>
+    <w:basedOn w:val="12"/>
+    <w:link w:val="42"/>
     <w:qFormat/>
+    <w:uiPriority w:val="0"/>
     <w:pPr>
       <w:spacing w:line="360" w:lineRule="auto"/>
       <w:ind w:firstLine="470" w:firstLineChars="200"/>
     </w:pPr>
     <w:rPr>
-      <w:rFonts w:ascii="Arial" w:eastAsia="宋体" w:hAnsi="Arial"/>
+      <w:rFonts w:ascii="Arial" w:hAnsi="Arial" w:eastAsia="宋体"/>
       <w:sz w:val="24"/>
       <w:lang w:eastAsia="zh-CN"/>
     </w:rPr>
   </w:style>
-  <w:style w:type="paragraph" w:customStyle="1" w:styleId="2">
+  <w:style w:type="paragraph" w:customStyle="1" w:styleId="30">
     <w:name w:val="柴_标题2"/>
-    <w:basedOn w:val="Heading2"/>
-    <w:next w:val="a1"/>
+    <w:basedOn w:val="3"/>
+    <w:next w:val="29"/>
     <w:qFormat/>
+    <w:uiPriority w:val="0"/>
     <w:pPr>
       <w:spacing w:line="360" w:lineRule="auto"/>
     </w:pPr>
     <w:rPr>
-      <w:rFonts w:ascii="Arial" w:eastAsia="宋体" w:hAnsi="Arial"/>
+      <w:rFonts w:ascii="Arial" w:hAnsi="Arial" w:eastAsia="宋体"/>
       <w:sz w:val="28"/>
     </w:rPr>
   </w:style>
-  <w:style w:type="paragraph" w:customStyle="1" w:styleId="3">
+  <w:style w:type="paragraph" w:customStyle="1" w:styleId="31">
     <w:name w:val="柴_标题3"/>
-    <w:basedOn w:val="Heading3"/>
-    <w:next w:val="a1"/>
+    <w:basedOn w:val="4"/>
+    <w:next w:val="29"/>
     <w:qFormat/>
+    <w:uiPriority w:val="0"/>
     <w:pPr>
       <w:spacing w:line="360" w:lineRule="auto"/>
       <w:ind w:left="0" w:firstLine="472" w:firstLineChars="200"/>
     </w:pPr>
     <w:rPr>
-      <w:rFonts w:ascii="宋体" w:eastAsia="宋体" w:hAnsi="宋体" w:cs="宋体"/>
+      <w:rFonts w:ascii="宋体" w:hAnsi="宋体" w:eastAsia="宋体" w:cs="宋体"/>
       <w:spacing w:val="-2"/>
       <w:sz w:val="24"/>
       <w:szCs w:val="24"/>
     </w:rPr>
   </w:style>
-  <w:style w:type="paragraph" w:customStyle="1" w:styleId="a2">
+  <w:style w:type="paragraph" w:customStyle="1" w:styleId="32">
     <w:name w:val="柴_目录"/>
-    <w:basedOn w:val="Normal"/>
-    <w:next w:val="BodyText"/>
+    <w:basedOn w:val="1"/>
+    <w:next w:val="12"/>
     <w:qFormat/>
+    <w:uiPriority w:val="0"/>
     <w:pPr>
       <w:tabs>
         <w:tab w:val="right" w:leader="dot" w:pos="8442"/>
@@ -5820,59 +5932,64 @@
       <w:ind w:left="0" w:leftChars="0"/>
     </w:pPr>
     <w:rPr>
-      <w:rFonts w:ascii="Arial" w:eastAsia="Microsoft JhengHei" w:hAnsi="Arial"/>
+      <w:rFonts w:ascii="Arial" w:hAnsi="Arial" w:eastAsia="Microsoft JhengHei"/>
       <w:sz w:val="24"/>
     </w:rPr>
   </w:style>
-  <w:style w:type="paragraph" w:customStyle="1" w:styleId="WPSOffice1">
+  <w:style w:type="paragraph" w:customStyle="1" w:styleId="33">
     <w:name w:val="WPSOffice手动目录 1"/>
     <w:qFormat/>
+    <w:uiPriority w:val="0"/>
     <w:pPr>
       <w:ind w:leftChars="0"/>
     </w:pPr>
     <w:rPr>
-      <w:rFonts w:ascii="Times New Roman" w:eastAsia="宋体" w:hAnsi="Times New Roman" w:cs="Times New Roman"/>
+      <w:rFonts w:ascii="Times New Roman" w:hAnsi="Times New Roman" w:eastAsia="宋体" w:cs="Times New Roman"/>
       <w:sz w:val="20"/>
       <w:szCs w:val="20"/>
     </w:rPr>
   </w:style>
-  <w:style w:type="paragraph" w:customStyle="1" w:styleId="WPSOffice2">
+  <w:style w:type="paragraph" w:customStyle="1" w:styleId="34">
     <w:name w:val="WPSOffice手动目录 2"/>
     <w:qFormat/>
+    <w:uiPriority w:val="0"/>
     <w:pPr>
       <w:ind w:leftChars="200"/>
     </w:pPr>
     <w:rPr>
-      <w:rFonts w:ascii="Times New Roman" w:eastAsia="宋体" w:hAnsi="Times New Roman" w:cs="Times New Roman"/>
+      <w:rFonts w:ascii="Times New Roman" w:hAnsi="Times New Roman" w:eastAsia="宋体" w:cs="Times New Roman"/>
       <w:sz w:val="20"/>
       <w:szCs w:val="20"/>
     </w:rPr>
   </w:style>
-  <w:style w:type="paragraph" w:customStyle="1" w:styleId="WPSOffice3">
+  <w:style w:type="paragraph" w:customStyle="1" w:styleId="35">
     <w:name w:val="WPSOffice手动目录 3"/>
     <w:qFormat/>
+    <w:uiPriority w:val="0"/>
     <w:pPr>
       <w:ind w:leftChars="400"/>
     </w:pPr>
     <w:rPr>
-      <w:rFonts w:ascii="Times New Roman" w:eastAsia="宋体" w:hAnsi="Times New Roman" w:cs="Times New Roman"/>
+      <w:rFonts w:ascii="Times New Roman" w:hAnsi="Times New Roman" w:eastAsia="宋体" w:cs="Times New Roman"/>
       <w:sz w:val="20"/>
       <w:szCs w:val="20"/>
     </w:rPr>
   </w:style>
-  <w:style w:type="paragraph" w:customStyle="1" w:styleId="Compact">
+  <w:style w:type="paragraph" w:customStyle="1" w:styleId="36">
     <w:name w:val="Compact"/>
-    <w:basedOn w:val="BodyText"/>
+    <w:basedOn w:val="12"/>
     <w:qFormat/>
+    <w:uiPriority w:val="0"/>
     <w:pPr>
       <w:spacing w:before="36" w:after="36"/>
     </w:pPr>
   </w:style>
-  <w:style w:type="table" w:customStyle="1" w:styleId="Table">
+  <w:style w:type="table" w:customStyle="1" w:styleId="37">
     <w:name w:val="Table"/>
     <w:semiHidden/>
     <w:unhideWhenUsed/>
     <w:qFormat/>
+    <w:uiPriority w:val="0"/>
     <w:tblPr>
       <w:tblCellMar>
         <w:top w:w="0" w:type="dxa"/>
@@ -5884,26 +6001,28 @@
     <w:tblStylePr w:type="firstRow">
       <w:tcPr>
         <w:tcBorders>
-          <w:bottom w:val="single" w:sz="0" w:space="0" w:color="auto"/>
+          <w:bottom w:val="single" w:color="auto" w:sz="0" w:space="0"/>
         </w:tcBorders>
         <w:vAlign w:val="bottom"/>
       </w:tcPr>
     </w:tblStylePr>
   </w:style>
-  <w:style w:type="character" w:customStyle="1" w:styleId="1Char">
+  <w:style w:type="character" w:customStyle="1" w:styleId="38">
     <w:name w:val="柴_标题1 Char"/>
-    <w:link w:val="1"/>
+    <w:link w:val="28"/>
     <w:qFormat/>
+    <w:uiPriority w:val="0"/>
     <w:rPr>
-      <w:rFonts w:ascii="Arial" w:eastAsia="宋体" w:hAnsi="Arial"/>
+      <w:rFonts w:ascii="Arial" w:hAnsi="Arial" w:eastAsia="宋体"/>
       <w:sz w:val="32"/>
     </w:rPr>
   </w:style>
-  <w:style w:type="table" w:customStyle="1" w:styleId="TableNormal1">
+  <w:style w:type="table" w:customStyle="1" w:styleId="39">
     <w:name w:val="Table Normal_1"/>
     <w:semiHidden/>
     <w:unhideWhenUsed/>
     <w:qFormat/>
+    <w:uiPriority w:val="0"/>
     <w:tblPr>
       <w:tblCellMar>
         <w:top w:w="0" w:type="dxa"/>
@@ -5913,10 +6032,11 @@
       </w:tblCellMar>
     </w:tblPr>
   </w:style>
-  <w:style w:type="paragraph" w:customStyle="1" w:styleId="a3">
+  <w:style w:type="paragraph" w:customStyle="1" w:styleId="40">
     <w:name w:val="柴_正文_无缩进"/>
-    <w:basedOn w:val="Normal"/>
+    <w:basedOn w:val="1"/>
     <w:qFormat/>
+    <w:uiPriority w:val="0"/>
     <w:pPr>
       <w:ind w:firstLine="0" w:firstLineChars="0"/>
     </w:pPr>
@@ -5926,29 +6046,31 @@
       <w:lang w:eastAsia="zh-CN"/>
     </w:rPr>
   </w:style>
-  <w:style w:type="paragraph" w:customStyle="1" w:styleId="4">
+  <w:style w:type="paragraph" w:customStyle="1" w:styleId="41">
     <w:name w:val="柴_标题4"/>
-    <w:basedOn w:val="Heading4"/>
-    <w:next w:val="Normal"/>
+    <w:basedOn w:val="5"/>
+    <w:next w:val="1"/>
     <w:qFormat/>
+    <w:uiPriority w:val="0"/>
     <w:pPr>
       <w:widowControl w:val="0"/>
       <w:spacing w:before="160" w:line="360" w:lineRule="auto"/>
-      <w:ind w:left="981" w:hanging="862" w:leftChars="300"/>
+      <w:ind w:left="981" w:leftChars="300" w:hanging="862"/>
     </w:pPr>
     <w:rPr>
-      <w:rFonts w:ascii="Calibri" w:eastAsia="宋体" w:hAnsi="Calibri" w:cs="宋体" w:hint="eastAsia"/>
+      <w:rFonts w:hint="eastAsia" w:ascii="Calibri" w:hAnsi="Calibri" w:eastAsia="宋体" w:cs="宋体"/>
       <w:sz w:val="24"/>
       <w:szCs w:val="24"/>
       <w:lang w:eastAsia="zh-CN" w:bidi="zh-CN"/>
     </w:rPr>
   </w:style>
-  <w:style w:type="character" w:customStyle="1" w:styleId="Char">
+  <w:style w:type="character" w:customStyle="1" w:styleId="42">
     <w:name w:val="柴_正文 Char"/>
-    <w:link w:val="a1"/>
+    <w:link w:val="29"/>
     <w:qFormat/>
+    <w:uiPriority w:val="0"/>
     <w:rPr>
-      <w:rFonts w:ascii="Arial" w:eastAsia="宋体" w:hAnsi="Arial"/>
+      <w:rFonts w:ascii="Arial" w:hAnsi="Arial" w:eastAsia="宋体"/>
       <w:sz w:val="24"/>
       <w:lang w:eastAsia="zh-CN"/>
     </w:rPr>
